--- a/trio_dnm_pipeline/docs/Trio_DNM_Pipeline_Protocol_v2.0.docx
+++ b/trio_dnm_pipeline/docs/Trio_DNM_Pipeline_Protocol_v2.0.docx
@@ -385,7 +385,7 @@
           <w:p>
             <w:r>
               <w:rPr>
-                <w:rFonts w:ascii="Consolas" w:cs="Consolas" w:eastAsia="Consolas" w:hAnsi="Consolas"/>
+                <w:rStyle w:val="InlineCode"/>
                 <w:sz w:val="18"/>
                 <w:szCs w:val="18"/>
               </w:rPr>
@@ -400,7 +400,7 @@
             </w:r>
             <w:r>
               <w:rPr>
-                <w:rFonts w:ascii="Consolas" w:cs="Consolas" w:eastAsia="Consolas" w:hAnsi="Consolas"/>
+                <w:rStyle w:val="InlineCode"/>
                 <w:sz w:val="18"/>
                 <w:szCs w:val="18"/>
               </w:rPr>
@@ -797,7 +797,7 @@
           <w:p>
             <w:r>
               <w:rPr>
-                <w:rFonts w:ascii="Consolas" w:cs="Consolas" w:eastAsia="Consolas" w:hAnsi="Consolas"/>
+                <w:rStyle w:val="InlineCode"/>
                 <w:sz w:val="18"/>
                 <w:szCs w:val="18"/>
               </w:rPr>
@@ -812,7 +812,7 @@
             </w:r>
             <w:r>
               <w:rPr>
-                <w:rFonts w:ascii="Consolas" w:cs="Consolas" w:eastAsia="Consolas" w:hAnsi="Consolas"/>
+                <w:rStyle w:val="InlineCode"/>
                 <w:sz w:val="18"/>
                 <w:szCs w:val="18"/>
               </w:rPr>
@@ -879,7 +879,7 @@
             </w:r>
             <w:r>
               <w:rPr>
-                <w:rFonts w:ascii="Consolas" w:cs="Consolas" w:eastAsia="Consolas" w:hAnsi="Consolas"/>
+                <w:rStyle w:val="InlineCode"/>
                 <w:sz w:val="18"/>
                 <w:szCs w:val="18"/>
               </w:rPr>
@@ -974,7 +974,7 @@
             </w:r>
             <w:r>
               <w:rPr>
-                <w:rFonts w:ascii="Consolas" w:cs="Consolas" w:eastAsia="Consolas" w:hAnsi="Consolas"/>
+                <w:rStyle w:val="InlineCode"/>
                 <w:sz w:val="18"/>
                 <w:szCs w:val="18"/>
               </w:rPr>
@@ -989,7 +989,7 @@
             </w:r>
             <w:r>
               <w:rPr>
-                <w:rFonts w:ascii="Consolas" w:cs="Consolas" w:eastAsia="Consolas" w:hAnsi="Consolas"/>
+                <w:rStyle w:val="InlineCode"/>
                 <w:sz w:val="18"/>
                 <w:szCs w:val="18"/>
               </w:rPr>
@@ -1129,7 +1129,7 @@
           <w:p>
             <w:r>
               <w:rPr>
-                <w:rFonts w:ascii="Consolas" w:cs="Consolas" w:eastAsia="Consolas" w:hAnsi="Consolas"/>
+                <w:rStyle w:val="InlineCode"/>
                 <w:sz w:val="18"/>
                 <w:szCs w:val="18"/>
               </w:rPr>
@@ -1533,7 +1533,7 @@
           <w:p>
             <w:r>
               <w:rPr>
-                <w:rFonts w:ascii="Consolas" w:cs="Consolas" w:eastAsia="Consolas" w:hAnsi="Consolas"/>
+                <w:rStyle w:val="InlineCode"/>
                 <w:sz w:val="18"/>
                 <w:szCs w:val="18"/>
               </w:rPr>
@@ -1548,7 +1548,7 @@
             </w:r>
             <w:r>
               <w:rPr>
-                <w:rFonts w:ascii="Consolas" w:cs="Consolas" w:eastAsia="Consolas" w:hAnsi="Consolas"/>
+                <w:rStyle w:val="InlineCode"/>
                 <w:sz w:val="18"/>
                 <w:szCs w:val="18"/>
               </w:rPr>
@@ -1563,7 +1563,7 @@
             </w:r>
             <w:r>
               <w:rPr>
-                <w:rFonts w:ascii="Consolas" w:cs="Consolas" w:eastAsia="Consolas" w:hAnsi="Consolas"/>
+                <w:rStyle w:val="InlineCode"/>
                 <w:sz w:val="18"/>
                 <w:szCs w:val="18"/>
               </w:rPr>
@@ -1578,7 +1578,7 @@
             </w:r>
             <w:r>
               <w:rPr>
-                <w:rFonts w:ascii="Consolas" w:cs="Consolas" w:eastAsia="Consolas" w:hAnsi="Consolas"/>
+                <w:rStyle w:val="InlineCode"/>
                 <w:sz w:val="18"/>
                 <w:szCs w:val="18"/>
               </w:rPr>
@@ -1645,7 +1645,7 @@
             </w:r>
             <w:r>
               <w:rPr>
-                <w:rFonts w:ascii="Consolas" w:cs="Consolas" w:eastAsia="Consolas" w:hAnsi="Consolas"/>
+                <w:rStyle w:val="InlineCode"/>
                 <w:sz w:val="18"/>
                 <w:szCs w:val="18"/>
               </w:rPr>
@@ -2277,7 +2277,7 @@
           <w:p>
             <w:r>
               <w:rPr>
-                <w:rFonts w:ascii="Consolas" w:cs="Consolas" w:eastAsia="Consolas" w:hAnsi="Consolas"/>
+                <w:rStyle w:val="InlineCode"/>
                 <w:sz w:val="18"/>
                 <w:szCs w:val="18"/>
               </w:rPr>
@@ -2688,7 +2688,7 @@
             </w:r>
             <w:r>
               <w:rPr>
-                <w:rFonts w:ascii="Consolas" w:cs="Consolas" w:eastAsia="Consolas" w:hAnsi="Consolas"/>
+                <w:rStyle w:val="InlineCode"/>
                 <w:sz w:val="18"/>
                 <w:szCs w:val="18"/>
               </w:rPr>
@@ -3231,7 +3231,7 @@
             </w:r>
             <w:r>
               <w:rPr>
-                <w:rFonts w:ascii="Consolas" w:cs="Consolas" w:eastAsia="Consolas" w:hAnsi="Consolas"/>
+                <w:rStyle w:val="InlineCode"/>
                 <w:sz w:val="18"/>
                 <w:szCs w:val="18"/>
               </w:rPr>
@@ -3246,7 +3246,7 @@
             </w:r>
             <w:r>
               <w:rPr>
-                <w:rFonts w:ascii="Consolas" w:cs="Consolas" w:eastAsia="Consolas" w:hAnsi="Consolas"/>
+                <w:rStyle w:val="InlineCode"/>
                 <w:sz w:val="18"/>
                 <w:szCs w:val="18"/>
               </w:rPr>
@@ -3470,9 +3470,7 @@
       </w:r>
       <w:r>
         <w:rPr>
-          <w:rFonts w:ascii="Consolas" w:cs="Consolas" w:eastAsia="Consolas" w:hAnsi="Consolas"/>
-          <w:sz w:val="18"/>
-          <w:szCs w:val="18"/>
+          <w:rStyle w:val="InlineCode"/>
         </w:rPr>
         <w:t xml:space="preserve">trio-dnm</w:t>
       </w:r>
@@ -3565,9 +3563,7 @@
       </w:r>
       <w:r>
         <w:rPr>
-          <w:rFonts w:ascii="Consolas" w:cs="Consolas" w:eastAsia="Consolas" w:hAnsi="Consolas"/>
-          <w:sz w:val="18"/>
-          <w:szCs w:val="18"/>
+          <w:rStyle w:val="InlineCode"/>
         </w:rPr>
         <w:t xml:space="preserve">family_id, sample_id, role (proband | father | mother | tumor | tissue), sex, bam</w:t>
       </w:r>
@@ -3589,9 +3585,7 @@
       </w:r>
       <w:r>
         <w:rPr>
-          <w:rFonts w:ascii="Consolas" w:cs="Consolas" w:eastAsia="Consolas" w:hAnsi="Consolas"/>
-          <w:sz w:val="18"/>
-          <w:szCs w:val="18"/>
+          <w:rStyle w:val="InlineCode"/>
         </w:rPr>
         <w:t xml:space="preserve">@RG SM</w:t>
       </w:r>
@@ -3969,7 +3963,7 @@
             </w:r>
             <w:r>
               <w:rPr>
-                <w:rFonts w:ascii="Consolas" w:cs="Consolas" w:eastAsia="Consolas" w:hAnsi="Consolas"/>
+                <w:rStyle w:val="InlineCode"/>
                 <w:sz w:val="18"/>
                 <w:szCs w:val="18"/>
               </w:rPr>
@@ -3984,7 +3978,7 @@
             </w:r>
             <w:r>
               <w:rPr>
-                <w:rFonts w:ascii="Consolas" w:cs="Consolas" w:eastAsia="Consolas" w:hAnsi="Consolas"/>
+                <w:rStyle w:val="InlineCode"/>
                 <w:sz w:val="18"/>
                 <w:szCs w:val="18"/>
               </w:rPr>
@@ -4763,9 +4757,7 @@
       </w:r>
       <w:r>
         <w:rPr>
-          <w:rFonts w:ascii="Consolas" w:cs="Consolas" w:eastAsia="Consolas" w:hAnsi="Consolas"/>
-          <w:sz w:val="18"/>
-          <w:szCs w:val="18"/>
+          <w:rStyle w:val="InlineCode"/>
         </w:rPr>
         <w:t xml:space="preserve">nextflow.config</w:t>
       </w:r>
@@ -5861,9 +5853,7 @@
       </w:r>
       <w:r>
         <w:rPr>
-          <w:rFonts w:ascii="Consolas" w:cs="Consolas" w:eastAsia="Consolas" w:hAnsi="Consolas"/>
-          <w:sz w:val="18"/>
-          <w:szCs w:val="18"/>
+          <w:rStyle w:val="InlineCode"/>
         </w:rPr>
         <w:t xml:space="preserve">trio-dnm qc-gate</w:t>
       </w:r>
@@ -5955,9 +5945,7 @@
       </w:r>
       <w:r>
         <w:rPr>
-          <w:rFonts w:ascii="Consolas" w:cs="Consolas" w:eastAsia="Consolas" w:hAnsi="Consolas"/>
-          <w:sz w:val="18"/>
-          <w:szCs w:val="18"/>
+          <w:rStyle w:val="InlineCode"/>
         </w:rPr>
         <w:t xml:space="preserve">relate</w:t>
       </w:r>
@@ -6025,9 +6013,7 @@
       </w:r>
       <w:r>
         <w:rPr>
-          <w:rFonts w:ascii="Consolas" w:cs="Consolas" w:eastAsia="Consolas" w:hAnsi="Consolas"/>
-          <w:sz w:val="18"/>
-          <w:szCs w:val="18"/>
+          <w:rStyle w:val="InlineCode"/>
         </w:rPr>
         <w:t xml:space="preserve">trio-dnm call</w:t>
       </w:r>
@@ -6574,58 +6560,38 @@
     </w:p>
     <w:p>
       <w:pPr>
-        <w:shd w:fill="F2F2F2" w:color="auto" w:val="clear"/>
+        <w:pStyle w:val="CodeBlock"/>
         <w:spacing w:after="0" w:before="80"/>
-        <w:ind w:left="144" w:right="144"/>
+      </w:pPr>
+      <w:r>
+        <w:t xml:space="preserve">bwa-mem2 mem -t 16 -K 100000000 -Y \</w:t>
+      </w:r>
+    </w:p>
+    <w:p>
+      <w:pPr>
+        <w:pStyle w:val="CodeBlock"/>
+        <w:spacing w:after="0" w:before="0"/>
+      </w:pPr>
+      <w:r>
+        <w:t xml:space="preserve">    -R "@RG\tID:${fc}.${lane}\tSM:${sm}\tLB:${lb}\tPL:ILLUMINA\tPU:${fc}.${lane}.${barcode}" \</w:t>
+      </w:r>
+    </w:p>
+    <w:p>
+      <w:pPr>
+        <w:pStyle w:val="CodeBlock"/>
+        <w:spacing w:after="140" w:before="0"/>
+      </w:pPr>
+      <w:r>
+        <w:t xml:space="preserve">    ${REF} ${R1} ${R2} | samtools sort -@ 8 -m 2G -o ${id}.sorted.bam -</w:t>
+      </w:r>
+    </w:p>
+    <w:p>
+      <w:pPr>
+        <w:spacing w:after="120"/>
       </w:pPr>
       <w:r>
         <w:rPr>
-          <w:rFonts w:ascii="Consolas" w:cs="Consolas" w:eastAsia="Consolas" w:hAnsi="Consolas"/>
-          <w:sz w:val="16"/>
-          <w:szCs w:val="16"/>
-        </w:rPr>
-        <w:t xml:space="preserve">bwa-mem2 mem -t 16 -K 100000000 -Y \</w:t>
-      </w:r>
-    </w:p>
-    <w:p>
-      <w:pPr>
-        <w:shd w:fill="F2F2F2" w:color="auto" w:val="clear"/>
-        <w:spacing w:after="0" w:before="0"/>
-        <w:ind w:left="144" w:right="144"/>
-      </w:pPr>
-      <w:r>
-        <w:rPr>
-          <w:rFonts w:ascii="Consolas" w:cs="Consolas" w:eastAsia="Consolas" w:hAnsi="Consolas"/>
-          <w:sz w:val="16"/>
-          <w:szCs w:val="16"/>
-        </w:rPr>
-        <w:t xml:space="preserve">    -R "@RG\tID:${fc}.${lane}\tSM:${sm}\tLB:${lb}\tPL:ILLUMINA\tPU:${fc}.${lane}.${barcode}" \</w:t>
-      </w:r>
-    </w:p>
-    <w:p>
-      <w:pPr>
-        <w:shd w:fill="F2F2F2" w:color="auto" w:val="clear"/>
-        <w:spacing w:after="140" w:before="0"/>
-        <w:ind w:left="144" w:right="144"/>
-      </w:pPr>
-      <w:r>
-        <w:rPr>
-          <w:rFonts w:ascii="Consolas" w:cs="Consolas" w:eastAsia="Consolas" w:hAnsi="Consolas"/>
-          <w:sz w:val="16"/>
-          <w:szCs w:val="16"/>
-        </w:rPr>
-        <w:t xml:space="preserve">    ${REF} ${R1} ${R2} | samtools sort -@ 8 -m 2G -o ${id}.sorted.bam -</w:t>
-      </w:r>
-    </w:p>
-    <w:p>
-      <w:pPr>
-        <w:spacing w:after="120"/>
-      </w:pPr>
-      <w:r>
-        <w:rPr>
-          <w:rFonts w:ascii="Consolas" w:cs="Consolas" w:eastAsia="Consolas" w:hAnsi="Consolas"/>
-          <w:sz w:val="18"/>
-          <w:szCs w:val="18"/>
+          <w:rStyle w:val="InlineCode"/>
         </w:rPr>
         <w:t xml:space="preserve">-Y</w:t>
       </w:r>
@@ -6634,9 +6600,7 @@
       </w:r>
       <w:r>
         <w:rPr>
-          <w:rFonts w:ascii="Consolas" w:cs="Consolas" w:eastAsia="Consolas" w:hAnsi="Consolas"/>
-          <w:sz w:val="18"/>
-          <w:szCs w:val="18"/>
+          <w:rStyle w:val="InlineCode"/>
         </w:rPr>
         <w:t xml:space="preserve">-K</w:t>
       </w:r>
@@ -6698,141 +6662,88 @@
     </w:p>
     <w:p>
       <w:pPr>
-        <w:shd w:fill="F2F2F2" w:color="auto" w:val="clear"/>
+        <w:pStyle w:val="CodeBlock"/>
         <w:spacing w:after="0" w:before="80"/>
-        <w:ind w:left="144" w:right="144"/>
-      </w:pPr>
-      <w:r>
-        <w:rPr>
-          <w:rFonts w:ascii="Consolas" w:cs="Consolas" w:eastAsia="Consolas" w:hAnsi="Consolas"/>
-          <w:sz w:val="16"/>
-          <w:szCs w:val="16"/>
-        </w:rPr>
+      </w:pPr>
+      <w:r>
         <w:t xml:space="preserve"># PCR-free library: disable the PCR indel model. Keep comments OFF continued lines.</w:t>
       </w:r>
     </w:p>
     <w:p>
       <w:pPr>
-        <w:shd w:fill="F2F2F2" w:color="auto" w:val="clear"/>
+        <w:pStyle w:val="CodeBlock"/>
         <w:spacing w:after="0" w:before="0"/>
-        <w:ind w:left="144" w:right="144"/>
-      </w:pPr>
-      <w:r>
-        <w:rPr>
-          <w:rFonts w:ascii="Consolas" w:cs="Consolas" w:eastAsia="Consolas" w:hAnsi="Consolas"/>
-          <w:sz w:val="16"/>
-          <w:szCs w:val="16"/>
-        </w:rPr>
+      </w:pPr>
+      <w:r>
         <w:t xml:space="preserve">gatk --java-options "-Xmx14g" HaplotypeCaller \</w:t>
       </w:r>
     </w:p>
     <w:p>
       <w:pPr>
-        <w:shd w:fill="F2F2F2" w:color="auto" w:val="clear"/>
+        <w:pStyle w:val="CodeBlock"/>
         <w:spacing w:after="0" w:before="0"/>
-        <w:ind w:left="144" w:right="144"/>
-      </w:pPr>
-      <w:r>
-        <w:rPr>
-          <w:rFonts w:ascii="Consolas" w:cs="Consolas" w:eastAsia="Consolas" w:hAnsi="Consolas"/>
-          <w:sz w:val="16"/>
-          <w:szCs w:val="16"/>
-        </w:rPr>
+      </w:pPr>
+      <w:r>
         <w:t xml:space="preserve">    -R ${REF} -I ${BAM} -O ${SM}.g.vcf.gz \</w:t>
       </w:r>
     </w:p>
     <w:p>
       <w:pPr>
-        <w:shd w:fill="F2F2F2" w:color="auto" w:val="clear"/>
+        <w:pStyle w:val="CodeBlock"/>
         <w:spacing w:after="0" w:before="0"/>
-        <w:ind w:left="144" w:right="144"/>
-      </w:pPr>
-      <w:r>
-        <w:rPr>
-          <w:rFonts w:ascii="Consolas" w:cs="Consolas" w:eastAsia="Consolas" w:hAnsi="Consolas"/>
-          <w:sz w:val="16"/>
-          <w:szCs w:val="16"/>
-        </w:rPr>
+      </w:pPr>
+      <w:r>
         <w:t xml:space="preserve">    -ERC GVCF \</w:t>
       </w:r>
     </w:p>
     <w:p>
       <w:pPr>
-        <w:shd w:fill="F2F2F2" w:color="auto" w:val="clear"/>
+        <w:pStyle w:val="CodeBlock"/>
         <w:spacing w:after="0" w:before="0"/>
-        <w:ind w:left="144" w:right="144"/>
-      </w:pPr>
-      <w:r>
-        <w:rPr>
-          <w:rFonts w:ascii="Consolas" w:cs="Consolas" w:eastAsia="Consolas" w:hAnsi="Consolas"/>
-          <w:sz w:val="16"/>
-          <w:szCs w:val="16"/>
-        </w:rPr>
+      </w:pPr>
+      <w:r>
         <w:t xml:space="preserve">    --pcr-indel-model NONE \</w:t>
       </w:r>
     </w:p>
     <w:p>
       <w:pPr>
-        <w:shd w:fill="F2F2F2" w:color="auto" w:val="clear"/>
+        <w:pStyle w:val="CodeBlock"/>
         <w:spacing w:after="0" w:before="0"/>
-        <w:ind w:left="144" w:right="144"/>
-      </w:pPr>
-      <w:r>
-        <w:rPr>
-          <w:rFonts w:ascii="Consolas" w:cs="Consolas" w:eastAsia="Consolas" w:hAnsi="Consolas"/>
-          <w:sz w:val="16"/>
-          <w:szCs w:val="16"/>
-        </w:rPr>
+      </w:pPr>
+      <w:r>
         <w:t xml:space="preserve">    -G StandardAnnotation -G StandardHCAnnotation -G AS_StandardAnnotation \</w:t>
       </w:r>
     </w:p>
     <w:p>
       <w:pPr>
-        <w:shd w:fill="F2F2F2" w:color="auto" w:val="clear"/>
+        <w:pStyle w:val="CodeBlock"/>
         <w:spacing w:after="0" w:before="0"/>
-        <w:ind w:left="144" w:right="144"/>
-      </w:pPr>
-      <w:r>
-        <w:rPr>
-          <w:rFonts w:ascii="Consolas" w:cs="Consolas" w:eastAsia="Consolas" w:hAnsi="Consolas"/>
-          <w:sz w:val="16"/>
-          <w:szCs w:val="16"/>
-        </w:rPr>
+      </w:pPr>
+      <w:r>
         <w:t xml:space="preserve">    -A StrandBiasBySample \</w:t>
       </w:r>
     </w:p>
     <w:p>
       <w:pPr>
-        <w:shd w:fill="F2F2F2" w:color="auto" w:val="clear"/>
+        <w:pStyle w:val="CodeBlock"/>
         <w:spacing w:after="0" w:before="0"/>
-        <w:ind w:left="144" w:right="144"/>
-      </w:pPr>
-      <w:r>
-        <w:rPr>
-          <w:rFonts w:ascii="Consolas" w:cs="Consolas" w:eastAsia="Consolas" w:hAnsi="Consolas"/>
-          <w:sz w:val="16"/>
-          <w:szCs w:val="16"/>
-        </w:rPr>
+      </w:pPr>
+      <w:r>
         <w:t xml:space="preserve">    --max-alternate-alleles 6 \</w:t>
       </w:r>
     </w:p>
     <w:p>
       <w:pPr>
-        <w:shd w:fill="F2F2F2" w:color="auto" w:val="clear"/>
+        <w:pStyle w:val="CodeBlock"/>
         <w:spacing w:after="140" w:before="0"/>
-        <w:ind w:left="144" w:right="144"/>
-      </w:pPr>
-      <w:r>
-        <w:rPr>
-          <w:rFonts w:ascii="Consolas" w:cs="Consolas" w:eastAsia="Consolas" w:hAnsi="Consolas"/>
-          <w:sz w:val="16"/>
-          <w:szCs w:val="16"/>
-        </w:rPr>
+      </w:pPr>
+      <w:r>
         <w:t xml:space="preserve">    -L ${INTERVALS}</w:t>
       </w:r>
     </w:p>
     <w:p>
       <w:pPr>
+        <w:pStyle w:val="Note"/>
         <w:pBdr>
           <w:left w:val="single" w:color="E0A030" w:sz="18" w:space="6"/>
         </w:pBdr>
@@ -6855,9 +6766,7 @@
       </w:r>
       <w:r>
         <w:rPr>
-          <w:rFonts w:ascii="Consolas" w:cs="Consolas" w:eastAsia="Consolas" w:hAnsi="Consolas"/>
-          <w:sz w:val="18"/>
-          <w:szCs w:val="18"/>
+          <w:rStyle w:val="InlineCode"/>
         </w:rPr>
         <w:t xml:space="preserve">--output-mode EMIT_VARIANTS_ONLY</w:t>
       </w:r>
@@ -6866,9 +6775,7 @@
       </w:r>
       <w:r>
         <w:rPr>
-          <w:rFonts w:ascii="Consolas" w:cs="Consolas" w:eastAsia="Consolas" w:hAnsi="Consolas"/>
-          <w:sz w:val="18"/>
-          <w:szCs w:val="18"/>
+          <w:rStyle w:val="InlineCode"/>
         </w:rPr>
         <w:t xml:space="preserve">StrandBiasBySample</w:t>
       </w:r>
@@ -6885,9 +6792,7 @@
       </w:r>
       <w:r>
         <w:rPr>
-          <w:rFonts w:ascii="Consolas" w:cs="Consolas" w:eastAsia="Consolas" w:hAnsi="Consolas"/>
-          <w:sz w:val="18"/>
-          <w:szCs w:val="18"/>
+          <w:rStyle w:val="InlineCode"/>
         </w:rPr>
         <w:t xml:space="preserve">--sample-ploidy 1</w:t>
       </w:r>
@@ -6896,9 +6801,7 @@
       </w:r>
       <w:r>
         <w:rPr>
-          <w:rFonts w:ascii="Consolas" w:cs="Consolas" w:eastAsia="Consolas" w:hAnsi="Consolas"/>
-          <w:sz w:val="18"/>
-          <w:szCs w:val="18"/>
+          <w:rStyle w:val="InlineCode"/>
         </w:rPr>
         <w:t xml:space="preserve">trio-dnm</w:t>
       </w:r>
@@ -6917,76 +6820,46 @@
     </w:p>
     <w:p>
       <w:pPr>
-        <w:shd w:fill="F2F2F2" w:color="auto" w:val="clear"/>
+        <w:pStyle w:val="CodeBlock"/>
         <w:spacing w:after="0" w:before="80"/>
-        <w:ind w:left="144" w:right="144"/>
-      </w:pPr>
-      <w:r>
-        <w:rPr>
-          <w:rFonts w:ascii="Consolas" w:cs="Consolas" w:eastAsia="Consolas" w:hAnsi="Consolas"/>
-          <w:sz w:val="16"/>
-          <w:szCs w:val="16"/>
-        </w:rPr>
+      </w:pPr>
+      <w:r>
         <w:t xml:space="preserve">gatk GenomicsDBImport -V proband.g.vcf.gz -V father.g.vcf.gz -V mother.g.vcf.gz \</w:t>
       </w:r>
     </w:p>
     <w:p>
       <w:pPr>
-        <w:shd w:fill="F2F2F2" w:color="auto" w:val="clear"/>
+        <w:pStyle w:val="CodeBlock"/>
         <w:spacing w:after="0" w:before="0"/>
-        <w:ind w:left="144" w:right="144"/>
-      </w:pPr>
-      <w:r>
-        <w:rPr>
-          <w:rFonts w:ascii="Consolas" w:cs="Consolas" w:eastAsia="Consolas" w:hAnsi="Consolas"/>
-          <w:sz w:val="16"/>
-          <w:szCs w:val="16"/>
-        </w:rPr>
+      </w:pPr>
+      <w:r>
         <w:t xml:space="preserve">    --genomicsdb-workspace-path trio_db -L ${INTERVALS} --merge-input-intervals</w:t>
       </w:r>
     </w:p>
     <w:p>
       <w:pPr>
-        <w:shd w:fill="F2F2F2" w:color="auto" w:val="clear"/>
+        <w:pStyle w:val="CodeBlock"/>
         <w:spacing w:after="0" w:before="0"/>
-        <w:ind w:left="144" w:right="144"/>
-      </w:pPr>
-      <w:r>
-        <w:rPr>
-          <w:rFonts w:ascii="Consolas" w:cs="Consolas" w:eastAsia="Consolas" w:hAnsi="Consolas"/>
-          <w:sz w:val="16"/>
-          <w:szCs w:val="16"/>
-        </w:rPr>
+      </w:pPr>
+      <w:r>
         <w:t xml:space="preserve">gatk GenotypeGVCFs -R ${REF} -V gendb://trio_db -O trio.vcf.gz \</w:t>
       </w:r>
     </w:p>
     <w:p>
       <w:pPr>
-        <w:shd w:fill="F2F2F2" w:color="auto" w:val="clear"/>
+        <w:pStyle w:val="CodeBlock"/>
         <w:spacing w:after="0" w:before="0"/>
-        <w:ind w:left="144" w:right="144"/>
-      </w:pPr>
-      <w:r>
-        <w:rPr>
-          <w:rFonts w:ascii="Consolas" w:cs="Consolas" w:eastAsia="Consolas" w:hAnsi="Consolas"/>
-          <w:sz w:val="16"/>
-          <w:szCs w:val="16"/>
-        </w:rPr>
+      </w:pPr>
+      <w:r>
         <w:t xml:space="preserve">    -G StandardAnnotation -G AS_StandardAnnotation \</w:t>
       </w:r>
     </w:p>
     <w:p>
       <w:pPr>
-        <w:shd w:fill="F2F2F2" w:color="auto" w:val="clear"/>
+        <w:pStyle w:val="CodeBlock"/>
         <w:spacing w:after="140" w:before="0"/>
-        <w:ind w:left="144" w:right="144"/>
-      </w:pPr>
-      <w:r>
-        <w:rPr>
-          <w:rFonts w:ascii="Consolas" w:cs="Consolas" w:eastAsia="Consolas" w:hAnsi="Consolas"/>
-          <w:sz w:val="16"/>
-          <w:szCs w:val="16"/>
-        </w:rPr>
+      </w:pPr>
+      <w:r>
         <w:t xml:space="preserve">    --only-output-calls-starting-in-intervals -L ${INTERVALS}</w:t>
       </w:r>
     </w:p>
@@ -7217,9 +7090,7 @@
       </w:r>
       <w:r>
         <w:rPr>
-          <w:rFonts w:ascii="Consolas" w:cs="Consolas" w:eastAsia="Consolas" w:hAnsi="Consolas"/>
-          <w:sz w:val="18"/>
-          <w:szCs w:val="18"/>
+          <w:rStyle w:val="InlineCode"/>
         </w:rPr>
         <w:t xml:space="preserve">bcftools norm -m -any -f ref.fa</w:t>
       </w:r>
@@ -7265,61 +7136,37 @@
     </w:p>
     <w:p>
       <w:pPr>
-        <w:shd w:fill="F2F2F2" w:color="auto" w:val="clear"/>
+        <w:pStyle w:val="CodeBlock"/>
         <w:spacing w:after="0" w:before="80"/>
-        <w:ind w:left="144" w:right="144"/>
-      </w:pPr>
-      <w:r>
-        <w:rPr>
-          <w:rFonts w:ascii="Consolas" w:cs="Consolas" w:eastAsia="Consolas" w:hAnsi="Consolas"/>
-          <w:sz w:val="16"/>
-          <w:szCs w:val="16"/>
-        </w:rPr>
+      </w:pPr>
+      <w:r>
         <w:t xml:space="preserve">gatk CalculateGenotypePosteriors -V trio.filtered.vcf.gz -ped trio.ped \</w:t>
       </w:r>
     </w:p>
     <w:p>
       <w:pPr>
-        <w:shd w:fill="F2F2F2" w:color="auto" w:val="clear"/>
+        <w:pStyle w:val="CodeBlock"/>
         <w:spacing w:after="0" w:before="0"/>
-        <w:ind w:left="144" w:right="144"/>
-      </w:pPr>
-      <w:r>
-        <w:rPr>
-          <w:rFonts w:ascii="Consolas" w:cs="Consolas" w:eastAsia="Consolas" w:hAnsi="Consolas"/>
-          <w:sz w:val="16"/>
-          <w:szCs w:val="16"/>
-        </w:rPr>
+      </w:pPr>
+      <w:r>
         <w:t xml:space="preserve">    --skip-population-priors -O trio.cgp.vcf.gz</w:t>
       </w:r>
     </w:p>
     <w:p>
       <w:pPr>
-        <w:shd w:fill="F2F2F2" w:color="auto" w:val="clear"/>
+        <w:pStyle w:val="CodeBlock"/>
         <w:spacing w:after="0" w:before="0"/>
-        <w:ind w:left="144" w:right="144"/>
-      </w:pPr>
-      <w:r>
-        <w:rPr>
-          <w:rFonts w:ascii="Consolas" w:cs="Consolas" w:eastAsia="Consolas" w:hAnsi="Consolas"/>
-          <w:sz w:val="16"/>
-          <w:szCs w:val="16"/>
-        </w:rPr>
+      </w:pPr>
+      <w:r>
         <w:t xml:space="preserve">gatk VariantAnnotator -R ${REF} -V trio.cgp.vcf.gz -ped trio.ped \</w:t>
       </w:r>
     </w:p>
     <w:p>
       <w:pPr>
-        <w:shd w:fill="F2F2F2" w:color="auto" w:val="clear"/>
+        <w:pStyle w:val="CodeBlock"/>
         <w:spacing w:after="140" w:before="0"/>
-        <w:ind w:left="144" w:right="144"/>
-      </w:pPr>
-      <w:r>
-        <w:rPr>
-          <w:rFonts w:ascii="Consolas" w:cs="Consolas" w:eastAsia="Consolas" w:hAnsi="Consolas"/>
-          <w:sz w:val="16"/>
-          <w:szCs w:val="16"/>
-        </w:rPr>
+      </w:pPr>
+      <w:r>
         <w:t xml:space="preserve">    -A PossibleDeNovo -O trio.cgp.dn.vcf.gz      # writes hiConfDeNovo / loConfDeNovo</w:t>
       </w:r>
     </w:p>
@@ -7338,9 +7185,7 @@
       </w:pPr>
       <w:r>
         <w:rPr>
-          <w:rFonts w:ascii="Consolas" w:cs="Consolas" w:eastAsia="Consolas" w:hAnsi="Consolas"/>
-          <w:sz w:val="18"/>
-          <w:szCs w:val="18"/>
+          <w:rStyle w:val="InlineCode"/>
         </w:rPr>
         <w:t xml:space="preserve">bcftools mpileup -a AD,DP</w:t>
       </w:r>
@@ -7349,9 +7194,7 @@
       </w:r>
       <w:r>
         <w:rPr>
-          <w:rFonts w:ascii="Consolas" w:cs="Consolas" w:eastAsia="Consolas" w:hAnsi="Consolas"/>
-          <w:sz w:val="18"/>
-          <w:szCs w:val="18"/>
+          <w:rStyle w:val="InlineCode"/>
         </w:rPr>
         <w:t xml:space="preserve">dng dnm auto --ped trio.ped --bcf cand.bcf</w:t>
       </w:r>
@@ -7360,9 +7203,7 @@
       </w:r>
       <w:r>
         <w:rPr>
-          <w:rFonts w:ascii="Consolas" w:cs="Consolas" w:eastAsia="Consolas" w:hAnsi="Consolas"/>
-          <w:sz w:val="18"/>
-          <w:szCs w:val="18"/>
+          <w:rStyle w:val="InlineCode"/>
         </w:rPr>
         <w:t xml:space="preserve">pp_dnm ≥ 0.5</w:t>
       </w:r>
@@ -7371,9 +7212,7 @@
       </w:r>
       <w:r>
         <w:rPr>
-          <w:rFonts w:ascii="Consolas" w:cs="Consolas" w:eastAsia="Consolas" w:hAnsi="Consolas"/>
-          <w:sz w:val="18"/>
-          <w:szCs w:val="18"/>
+          <w:rStyle w:val="InlineCode"/>
         </w:rPr>
         <w:t xml:space="preserve">bin/dng2tsv.py</w:t>
       </w:r>
@@ -7396,9 +7235,7 @@
       </w:pPr>
       <w:r>
         <w:rPr>
-          <w:rFonts w:ascii="Consolas" w:cs="Consolas" w:eastAsia="Consolas" w:hAnsi="Consolas"/>
-          <w:sz w:val="18"/>
-          <w:szCs w:val="18"/>
+          <w:rStyle w:val="InlineCode"/>
         </w:rPr>
         <w:t xml:space="preserve">triodenovo --ped trio.ped --in_vcf cand.vcf --out_vcf out.vcf --minDQ 7</w:t>
       </w:r>
@@ -7434,9 +7271,7 @@
       </w:r>
       <w:r>
         <w:rPr>
-          <w:rFonts w:ascii="Consolas" w:cs="Consolas" w:eastAsia="Consolas" w:hAnsi="Consolas"/>
-          <w:sz w:val="18"/>
-          <w:szCs w:val="18"/>
+          <w:rStyle w:val="InlineCode"/>
         </w:rPr>
         <w:t xml:space="preserve">--model_type</w:t>
       </w:r>
@@ -7462,9 +7297,7 @@
       </w:r>
       <w:r>
         <w:rPr>
-          <w:rFonts w:ascii="Consolas" w:cs="Consolas" w:eastAsia="Consolas" w:hAnsi="Consolas"/>
-          <w:sz w:val="18"/>
-          <w:szCs w:val="18"/>
+          <w:rStyle w:val="InlineCode"/>
         </w:rPr>
         <w:t xml:space="preserve">N_CALLERS</w:t>
       </w:r>
@@ -7837,9 +7670,7 @@
       </w:pPr>
       <w:r>
         <w:rPr>
-          <w:rFonts w:ascii="Consolas" w:cs="Consolas" w:eastAsia="Consolas" w:hAnsi="Consolas"/>
-          <w:sz w:val="18"/>
-          <w:szCs w:val="18"/>
+          <w:rStyle w:val="InlineCode"/>
         </w:rPr>
         <w:t xml:space="preserve">trio-dnm call</w:t>
       </w:r>
@@ -7858,9 +7689,7 @@
       </w:r>
       <w:r>
         <w:rPr>
-          <w:rFonts w:ascii="Consolas" w:cs="Consolas" w:eastAsia="Consolas" w:hAnsi="Consolas"/>
-          <w:sz w:val="18"/>
-          <w:szCs w:val="18"/>
+          <w:rStyle w:val="InlineCode"/>
         </w:rPr>
         <w:t xml:space="preserve">candidates.tsv</w:t>
       </w:r>
@@ -7869,9 +7698,7 @@
       </w:r>
       <w:r>
         <w:rPr>
-          <w:rFonts w:ascii="Consolas" w:cs="Consolas" w:eastAsia="Consolas" w:hAnsi="Consolas"/>
-          <w:sz w:val="18"/>
-          <w:szCs w:val="18"/>
+          <w:rStyle w:val="InlineCode"/>
         </w:rPr>
         <w:t xml:space="preserve">call_summary.json</w:t>
       </w:r>
@@ -7880,9 +7707,7 @@
       </w:r>
       <w:r>
         <w:rPr>
-          <w:rFonts w:ascii="Consolas" w:cs="Consolas" w:eastAsia="Consolas" w:hAnsi="Consolas"/>
-          <w:sz w:val="18"/>
-          <w:szCs w:val="18"/>
+          <w:rStyle w:val="InlineCode"/>
         </w:rPr>
         <w:t xml:space="preserve">--data-type wes|panel</w:t>
       </w:r>
@@ -9229,9 +9054,7 @@
       </w:r>
       <w:r>
         <w:rPr>
-          <w:rFonts w:ascii="Consolas" w:cs="Consolas" w:eastAsia="Consolas" w:hAnsi="Consolas"/>
-          <w:sz w:val="18"/>
-          <w:szCs w:val="18"/>
+          <w:rStyle w:val="InlineCode"/>
         </w:rPr>
         <w:t xml:space="preserve">POP_AF_RESCUED_BY_CLINVAR</w:t>
       </w:r>
@@ -9280,9 +9103,7 @@
       </w:pPr>
       <w:r>
         <w:rPr>
-          <w:rFonts w:ascii="Consolas" w:cs="Consolas" w:eastAsia="Consolas" w:hAnsi="Consolas"/>
-          <w:sz w:val="18"/>
-          <w:szCs w:val="18"/>
+          <w:rStyle w:val="InlineCode"/>
         </w:rPr>
         <w:t xml:space="preserve">trio-dnm</w:t>
       </w:r>
@@ -9292,76 +9113,46 @@
     </w:p>
     <w:p>
       <w:pPr>
-        <w:shd w:fill="F2F2F2" w:color="auto" w:val="clear"/>
+        <w:pStyle w:val="CodeBlock"/>
         <w:spacing w:after="0" w:before="80"/>
-        <w:ind w:left="144" w:right="144"/>
-      </w:pPr>
-      <w:r>
-        <w:rPr>
-          <w:rFonts w:ascii="Consolas" w:cs="Consolas" w:eastAsia="Consolas" w:hAnsi="Consolas"/>
-          <w:sz w:val="16"/>
-          <w:szCs w:val="16"/>
-        </w:rPr>
+      </w:pPr>
+      <w:r>
         <w:t xml:space="preserve">P(DNM | D) = Σ_{g_c&gt;0} P(D_f|0) P(D_m|0) P(D_c|g_c) π(0)π(0) T(g_c|0,0)  /  Σ_{g_f,g_m,g_c} (same terms)</w:t>
       </w:r>
     </w:p>
     <w:p>
       <w:pPr>
-        <w:shd w:fill="F2F2F2" w:color="auto" w:val="clear"/>
+        <w:pStyle w:val="CodeBlock"/>
         <w:spacing w:after="0" w:before="0"/>
-        <w:ind w:left="144" w:right="144"/>
-      </w:pPr>
-      <w:r>
-        <w:rPr>
-          <w:rFonts w:ascii="Consolas" w:cs="Consolas" w:eastAsia="Consolas" w:hAnsi="Consolas"/>
-          <w:sz w:val="16"/>
-          <w:szCs w:val="16"/>
-        </w:rPr>
+      </w:pPr>
+      <w:r>
         <w:t xml:space="preserve"> </w:t>
       </w:r>
     </w:p>
     <w:p>
       <w:pPr>
-        <w:shd w:fill="F2F2F2" w:color="auto" w:val="clear"/>
+        <w:pStyle w:val="CodeBlock"/>
         <w:spacing w:after="0" w:before="0"/>
-        <w:ind w:left="144" w:right="144"/>
-      </w:pPr>
-      <w:r>
-        <w:rPr>
-          <w:rFonts w:ascii="Consolas" w:cs="Consolas" w:eastAsia="Consolas" w:hAnsi="Consolas"/>
-          <w:sz w:val="16"/>
-          <w:szCs w:val="16"/>
-        </w:rPr>
+      </w:pPr>
+      <w:r>
         <w:t xml:space="preserve">π(g)          Hardy–Weinberg prior with q = max(gnomAD AF, 1e-4)   (floor keeps absent sites conservative)</w:t>
       </w:r>
     </w:p>
     <w:p>
       <w:pPr>
-        <w:shd w:fill="F2F2F2" w:color="auto" w:val="clear"/>
+        <w:pStyle w:val="CodeBlock"/>
         <w:spacing w:after="0" w:before="0"/>
-        <w:ind w:left="144" w:right="144"/>
-      </w:pPr>
-      <w:r>
-        <w:rPr>
-          <w:rFonts w:ascii="Consolas" w:cs="Consolas" w:eastAsia="Consolas" w:hAnsi="Consolas"/>
-          <w:sz w:val="16"/>
-          <w:szCs w:val="16"/>
-        </w:rPr>
+      </w:pPr>
+      <w:r>
         <w:t xml:space="preserve">T(g_c|g_f,g_m) Mendelian transmission with per-allele mutation μ = 1.2e-8 (SNV) / 1e-9 (indel)</w:t>
       </w:r>
     </w:p>
     <w:p>
       <w:pPr>
-        <w:shd w:fill="F2F2F2" w:color="auto" w:val="clear"/>
+        <w:pStyle w:val="CodeBlock"/>
         <w:spacing w:after="140" w:before="0"/>
-        <w:ind w:left="144" w:right="144"/>
-      </w:pPr>
-      <w:r>
-        <w:rPr>
-          <w:rFonts w:ascii="Consolas" w:cs="Consolas" w:eastAsia="Consolas" w:hAnsi="Consolas"/>
-          <w:sz w:val="16"/>
-          <w:szCs w:val="16"/>
-        </w:rPr>
+      </w:pPr>
+      <w:r>
         <w:t xml:space="preserve">ploidy         taken from the region table in §7.1 (hemizygous child: single transmitting parent)</w:t>
       </w:r>
     </w:p>
@@ -9481,9 +9272,7 @@
       </w:r>
       <w:r>
         <w:rPr>
-          <w:rFonts w:ascii="Consolas" w:cs="Consolas" w:eastAsia="Consolas" w:hAnsi="Consolas"/>
-          <w:sz w:val="18"/>
-          <w:szCs w:val="18"/>
+          <w:rStyle w:val="InlineCode"/>
         </w:rPr>
         <w:t xml:space="preserve">CLUSTERED_DNM</w:t>
       </w:r>
@@ -9509,9 +9298,7 @@
       </w:r>
       <w:r>
         <w:rPr>
-          <w:rFonts w:ascii="Consolas" w:cs="Consolas" w:eastAsia="Consolas" w:hAnsi="Consolas"/>
-          <w:sz w:val="18"/>
-          <w:szCs w:val="18"/>
+          <w:rStyle w:val="InlineCode"/>
         </w:rPr>
         <w:t xml:space="preserve">trio-dnm annotate</w:t>
       </w:r>
@@ -10168,9 +9955,7 @@
       </w:r>
       <w:r>
         <w:rPr>
-          <w:rFonts w:ascii="Consolas" w:cs="Consolas" w:eastAsia="Consolas" w:hAnsi="Consolas"/>
-          <w:sz w:val="18"/>
-          <w:szCs w:val="18"/>
+          <w:rStyle w:val="InlineCode"/>
         </w:rPr>
         <w:t xml:space="preserve">Refine</w:t>
       </w:r>
@@ -10271,9 +10056,7 @@
       </w:r>
       <w:r>
         <w:rPr>
-          <w:rFonts w:ascii="Consolas" w:cs="Consolas" w:eastAsia="Consolas" w:hAnsi="Consolas"/>
-          <w:sz w:val="18"/>
-          <w:szCs w:val="18"/>
+          <w:rStyle w:val="InlineCode"/>
         </w:rPr>
         <w:t xml:space="preserve">parental_mosaic</w:t>
       </w:r>
@@ -10318,223 +10101,137 @@
     </w:p>
     <w:p>
       <w:pPr>
-        <w:shd w:fill="F2F2F2" w:color="auto" w:val="clear"/>
+        <w:pStyle w:val="CodeBlock"/>
         <w:spacing w:after="0" w:before="80"/>
-        <w:ind w:left="144" w:right="144"/>
+      </w:pPr>
+      <w:r>
+        <w:t xml:space="preserve">vep --input_file dnm.vcf --output_file dnm.vep.vcf --vcf --offline --cache \</w:t>
+      </w:r>
+    </w:p>
+    <w:p>
+      <w:pPr>
+        <w:pStyle w:val="CodeBlock"/>
+        <w:spacing w:after="0" w:before="0"/>
+      </w:pPr>
+      <w:r>
+        <w:t xml:space="preserve">    --dir_cache ${VEP_CACHE} --dir_plugins ${VEP_PLUGINS} --assembly GRCh38 --fasta ${REF} \</w:t>
+      </w:r>
+    </w:p>
+    <w:p>
+      <w:pPr>
+        <w:pStyle w:val="CodeBlock"/>
+        <w:spacing w:after="0" w:before="0"/>
+      </w:pPr>
+      <w:r>
+        <w:t xml:space="preserve">    --everything --mane --flag_pick_allele_gene \</w:t>
+      </w:r>
+    </w:p>
+    <w:p>
+      <w:pPr>
+        <w:pStyle w:val="CodeBlock"/>
+        <w:spacing w:after="0" w:before="0"/>
+      </w:pPr>
+      <w:r>
+        <w:t xml:space="preserve">    --pick_order mane_select,mane_plus_clinical,canonical,appris,tsl,biotype,ccds,rank,length \</w:t>
+      </w:r>
+    </w:p>
+    <w:p>
+      <w:pPr>
+        <w:pStyle w:val="CodeBlock"/>
+        <w:spacing w:after="0" w:before="0"/>
+      </w:pPr>
+      <w:r>
+        <w:t xml:space="preserve">    --plugin LoF,loftee_path:${LOFTEE},human_ancestor_fa:${ANC},conservation_file:${LOFTEE_SQL} \</w:t>
+      </w:r>
+    </w:p>
+    <w:p>
+      <w:pPr>
+        <w:pStyle w:val="CodeBlock"/>
+        <w:spacing w:after="0" w:before="0"/>
+      </w:pPr>
+      <w:r>
+        <w:t xml:space="preserve">    --plugin CADD,snv=${CADD_SNV},indels=${CADD_INDEL} \</w:t>
+      </w:r>
+    </w:p>
+    <w:p>
+      <w:pPr>
+        <w:pStyle w:val="CodeBlock"/>
+        <w:spacing w:after="0" w:before="0"/>
+      </w:pPr>
+      <w:r>
+        <w:t xml:space="preserve">    --plugin REVEL,file=${REVEL} \</w:t>
+      </w:r>
+    </w:p>
+    <w:p>
+      <w:pPr>
+        <w:pStyle w:val="CodeBlock"/>
+        <w:spacing w:after="0" w:before="0"/>
+      </w:pPr>
+      <w:r>
+        <w:t xml:space="preserve">    --plugin AlphaMissense,file=${AM} \</w:t>
+      </w:r>
+    </w:p>
+    <w:p>
+      <w:pPr>
+        <w:pStyle w:val="CodeBlock"/>
+        <w:spacing w:after="0" w:before="0"/>
+      </w:pPr>
+      <w:r>
+        <w:t xml:space="preserve">    --plugin SpliceAI,snv=${SAI_SNV},indel=${SAI_INDEL},cutoff=0.0 \</w:t>
+      </w:r>
+    </w:p>
+    <w:p>
+      <w:pPr>
+        <w:pStyle w:val="CodeBlock"/>
+        <w:spacing w:after="0" w:before="0"/>
+      </w:pPr>
+      <w:r>
+        <w:t xml:space="preserve">    --plugin dbNSFP,${DBNSFP},BayesDel_noAF_score,PrimateAI_score,ESM1b_score,EVE_score,MetaRNN_score,phyloP100way_vertebrate,GERP++_RS \</w:t>
+      </w:r>
+    </w:p>
+    <w:p>
+      <w:pPr>
+        <w:pStyle w:val="CodeBlock"/>
+        <w:spacing w:after="0" w:before="0"/>
+      </w:pPr>
+      <w:r>
+        <w:t xml:space="preserve">    --plugin UTRAnnotator,file=${UTR} --plugin NMD \</w:t>
+      </w:r>
+    </w:p>
+    <w:p>
+      <w:pPr>
+        <w:pStyle w:val="CodeBlock"/>
+        <w:spacing w:after="0" w:before="0"/>
+      </w:pPr>
+      <w:r>
+        <w:t xml:space="preserve">    --custom file=${GNOMAD},short_name=gnomADv4,format=vcf,type=exact,coords=0,fields=AF_joint%AF_joint_grpmax%nhomalt_joint \</w:t>
+      </w:r>
+    </w:p>
+    <w:p>
+      <w:pPr>
+        <w:pStyle w:val="CodeBlock"/>
+        <w:spacing w:after="0" w:before="0"/>
+      </w:pPr>
+      <w:r>
+        <w:t xml:space="preserve">    --custom file=${CLINVAR},short_name=ClinVar,format=vcf,type=exact,coords=0,fields=CLNSIG%CLNREVSTAT%CLNDN \</w:t>
+      </w:r>
+    </w:p>
+    <w:p>
+      <w:pPr>
+        <w:pStyle w:val="CodeBlock"/>
+        <w:spacing w:after="140" w:before="0"/>
+      </w:pPr>
+      <w:r>
+        <w:t xml:space="preserve">    --custom file=${CCRE_BED},short_name=ENCODE_cCRE,format=bed,type=overlap</w:t>
+      </w:r>
+    </w:p>
+    <w:p>
+      <w:pPr>
+        <w:spacing w:after="120"/>
       </w:pPr>
       <w:r>
         <w:rPr>
-          <w:rFonts w:ascii="Consolas" w:cs="Consolas" w:eastAsia="Consolas" w:hAnsi="Consolas"/>
-          <w:sz w:val="16"/>
-          <w:szCs w:val="16"/>
-        </w:rPr>
-        <w:t xml:space="preserve">vep --input_file dnm.vcf --output_file dnm.vep.vcf --vcf --offline --cache \</w:t>
-      </w:r>
-    </w:p>
-    <w:p>
-      <w:pPr>
-        <w:shd w:fill="F2F2F2" w:color="auto" w:val="clear"/>
-        <w:spacing w:after="0" w:before="0"/>
-        <w:ind w:left="144" w:right="144"/>
-      </w:pPr>
-      <w:r>
-        <w:rPr>
-          <w:rFonts w:ascii="Consolas" w:cs="Consolas" w:eastAsia="Consolas" w:hAnsi="Consolas"/>
-          <w:sz w:val="16"/>
-          <w:szCs w:val="16"/>
-        </w:rPr>
-        <w:t xml:space="preserve">    --dir_cache ${VEP_CACHE} --dir_plugins ${VEP_PLUGINS} --assembly GRCh38 --fasta ${REF} \</w:t>
-      </w:r>
-    </w:p>
-    <w:p>
-      <w:pPr>
-        <w:shd w:fill="F2F2F2" w:color="auto" w:val="clear"/>
-        <w:spacing w:after="0" w:before="0"/>
-        <w:ind w:left="144" w:right="144"/>
-      </w:pPr>
-      <w:r>
-        <w:rPr>
-          <w:rFonts w:ascii="Consolas" w:cs="Consolas" w:eastAsia="Consolas" w:hAnsi="Consolas"/>
-          <w:sz w:val="16"/>
-          <w:szCs w:val="16"/>
-        </w:rPr>
-        <w:t xml:space="preserve">    --everything --mane --flag_pick_allele_gene \</w:t>
-      </w:r>
-    </w:p>
-    <w:p>
-      <w:pPr>
-        <w:shd w:fill="F2F2F2" w:color="auto" w:val="clear"/>
-        <w:spacing w:after="0" w:before="0"/>
-        <w:ind w:left="144" w:right="144"/>
-      </w:pPr>
-      <w:r>
-        <w:rPr>
-          <w:rFonts w:ascii="Consolas" w:cs="Consolas" w:eastAsia="Consolas" w:hAnsi="Consolas"/>
-          <w:sz w:val="16"/>
-          <w:szCs w:val="16"/>
-        </w:rPr>
-        <w:t xml:space="preserve">    --pick_order mane_select,mane_plus_clinical,canonical,appris,tsl,biotype,ccds,rank,length \</w:t>
-      </w:r>
-    </w:p>
-    <w:p>
-      <w:pPr>
-        <w:shd w:fill="F2F2F2" w:color="auto" w:val="clear"/>
-        <w:spacing w:after="0" w:before="0"/>
-        <w:ind w:left="144" w:right="144"/>
-      </w:pPr>
-      <w:r>
-        <w:rPr>
-          <w:rFonts w:ascii="Consolas" w:cs="Consolas" w:eastAsia="Consolas" w:hAnsi="Consolas"/>
-          <w:sz w:val="16"/>
-          <w:szCs w:val="16"/>
-        </w:rPr>
-        <w:t xml:space="preserve">    --plugin LoF,loftee_path:${LOFTEE},human_ancestor_fa:${ANC},conservation_file:${LOFTEE_SQL} \</w:t>
-      </w:r>
-    </w:p>
-    <w:p>
-      <w:pPr>
-        <w:shd w:fill="F2F2F2" w:color="auto" w:val="clear"/>
-        <w:spacing w:after="0" w:before="0"/>
-        <w:ind w:left="144" w:right="144"/>
-      </w:pPr>
-      <w:r>
-        <w:rPr>
-          <w:rFonts w:ascii="Consolas" w:cs="Consolas" w:eastAsia="Consolas" w:hAnsi="Consolas"/>
-          <w:sz w:val="16"/>
-          <w:szCs w:val="16"/>
-        </w:rPr>
-        <w:t xml:space="preserve">    --plugin CADD,snv=${CADD_SNV},indels=${CADD_INDEL} \</w:t>
-      </w:r>
-    </w:p>
-    <w:p>
-      <w:pPr>
-        <w:shd w:fill="F2F2F2" w:color="auto" w:val="clear"/>
-        <w:spacing w:after="0" w:before="0"/>
-        <w:ind w:left="144" w:right="144"/>
-      </w:pPr>
-      <w:r>
-        <w:rPr>
-          <w:rFonts w:ascii="Consolas" w:cs="Consolas" w:eastAsia="Consolas" w:hAnsi="Consolas"/>
-          <w:sz w:val="16"/>
-          <w:szCs w:val="16"/>
-        </w:rPr>
-        <w:t xml:space="preserve">    --plugin REVEL,file=${REVEL} \</w:t>
-      </w:r>
-    </w:p>
-    <w:p>
-      <w:pPr>
-        <w:shd w:fill="F2F2F2" w:color="auto" w:val="clear"/>
-        <w:spacing w:after="0" w:before="0"/>
-        <w:ind w:left="144" w:right="144"/>
-      </w:pPr>
-      <w:r>
-        <w:rPr>
-          <w:rFonts w:ascii="Consolas" w:cs="Consolas" w:eastAsia="Consolas" w:hAnsi="Consolas"/>
-          <w:sz w:val="16"/>
-          <w:szCs w:val="16"/>
-        </w:rPr>
-        <w:t xml:space="preserve">    --plugin AlphaMissense,file=${AM} \</w:t>
-      </w:r>
-    </w:p>
-    <w:p>
-      <w:pPr>
-        <w:shd w:fill="F2F2F2" w:color="auto" w:val="clear"/>
-        <w:spacing w:after="0" w:before="0"/>
-        <w:ind w:left="144" w:right="144"/>
-      </w:pPr>
-      <w:r>
-        <w:rPr>
-          <w:rFonts w:ascii="Consolas" w:cs="Consolas" w:eastAsia="Consolas" w:hAnsi="Consolas"/>
-          <w:sz w:val="16"/>
-          <w:szCs w:val="16"/>
-        </w:rPr>
-        <w:t xml:space="preserve">    --plugin SpliceAI,snv=${SAI_SNV},indel=${SAI_INDEL},cutoff=0.0 \</w:t>
-      </w:r>
-    </w:p>
-    <w:p>
-      <w:pPr>
-        <w:shd w:fill="F2F2F2" w:color="auto" w:val="clear"/>
-        <w:spacing w:after="0" w:before="0"/>
-        <w:ind w:left="144" w:right="144"/>
-      </w:pPr>
-      <w:r>
-        <w:rPr>
-          <w:rFonts w:ascii="Consolas" w:cs="Consolas" w:eastAsia="Consolas" w:hAnsi="Consolas"/>
-          <w:sz w:val="16"/>
-          <w:szCs w:val="16"/>
-        </w:rPr>
-        <w:t xml:space="preserve">    --plugin dbNSFP,${DBNSFP},BayesDel_noAF_score,PrimateAI_score,ESM1b_score,EVE_score,MetaRNN_score,phyloP100way_vertebrate,GERP++_RS \</w:t>
-      </w:r>
-    </w:p>
-    <w:p>
-      <w:pPr>
-        <w:shd w:fill="F2F2F2" w:color="auto" w:val="clear"/>
-        <w:spacing w:after="0" w:before="0"/>
-        <w:ind w:left="144" w:right="144"/>
-      </w:pPr>
-      <w:r>
-        <w:rPr>
-          <w:rFonts w:ascii="Consolas" w:cs="Consolas" w:eastAsia="Consolas" w:hAnsi="Consolas"/>
-          <w:sz w:val="16"/>
-          <w:szCs w:val="16"/>
-        </w:rPr>
-        <w:t xml:space="preserve">    --plugin UTRAnnotator,file=${UTR} --plugin NMD \</w:t>
-      </w:r>
-    </w:p>
-    <w:p>
-      <w:pPr>
-        <w:shd w:fill="F2F2F2" w:color="auto" w:val="clear"/>
-        <w:spacing w:after="0" w:before="0"/>
-        <w:ind w:left="144" w:right="144"/>
-      </w:pPr>
-      <w:r>
-        <w:rPr>
-          <w:rFonts w:ascii="Consolas" w:cs="Consolas" w:eastAsia="Consolas" w:hAnsi="Consolas"/>
-          <w:sz w:val="16"/>
-          <w:szCs w:val="16"/>
-        </w:rPr>
-        <w:t xml:space="preserve">    --custom file=${GNOMAD},short_name=gnomADv4,format=vcf,type=exact,coords=0,fields=AF_joint%AF_joint_grpmax%nhomalt_joint \</w:t>
-      </w:r>
-    </w:p>
-    <w:p>
-      <w:pPr>
-        <w:shd w:fill="F2F2F2" w:color="auto" w:val="clear"/>
-        <w:spacing w:after="0" w:before="0"/>
-        <w:ind w:left="144" w:right="144"/>
-      </w:pPr>
-      <w:r>
-        <w:rPr>
-          <w:rFonts w:ascii="Consolas" w:cs="Consolas" w:eastAsia="Consolas" w:hAnsi="Consolas"/>
-          <w:sz w:val="16"/>
-          <w:szCs w:val="16"/>
-        </w:rPr>
-        <w:t xml:space="preserve">    --custom file=${CLINVAR},short_name=ClinVar,format=vcf,type=exact,coords=0,fields=CLNSIG%CLNREVSTAT%CLNDN \</w:t>
-      </w:r>
-    </w:p>
-    <w:p>
-      <w:pPr>
-        <w:shd w:fill="F2F2F2" w:color="auto" w:val="clear"/>
-        <w:spacing w:after="140" w:before="0"/>
-        <w:ind w:left="144" w:right="144"/>
-      </w:pPr>
-      <w:r>
-        <w:rPr>
-          <w:rFonts w:ascii="Consolas" w:cs="Consolas" w:eastAsia="Consolas" w:hAnsi="Consolas"/>
-          <w:sz w:val="16"/>
-          <w:szCs w:val="16"/>
-        </w:rPr>
-        <w:t xml:space="preserve">    --custom file=${CCRE_BED},short_name=ENCODE_cCRE,format=bed,type=overlap</w:t>
-      </w:r>
-    </w:p>
-    <w:p>
-      <w:pPr>
-        <w:spacing w:after="120"/>
-      </w:pPr>
-      <w:r>
-        <w:rPr>
-          <w:rFonts w:ascii="Consolas" w:cs="Consolas" w:eastAsia="Consolas" w:hAnsi="Consolas"/>
-          <w:sz w:val="18"/>
-          <w:szCs w:val="18"/>
+          <w:rStyle w:val="InlineCode"/>
         </w:rPr>
         <w:t xml:space="preserve">trio-dnm annotate</w:t>
       </w:r>
@@ -12570,6 +12267,7 @@
     </w:p>
     <w:p>
       <w:pPr>
+        <w:pStyle w:val="Note"/>
         <w:pBdr>
           <w:left w:val="single" w:color="E0A030" w:sz="18" w:space="6"/>
         </w:pBdr>
@@ -12582,9 +12280,7 @@
       </w:r>
       <w:r>
         <w:rPr>
-          <w:rFonts w:ascii="Consolas" w:cs="Consolas" w:eastAsia="Consolas" w:hAnsi="Consolas"/>
-          <w:sz w:val="18"/>
-          <w:szCs w:val="18"/>
+          <w:rStyle w:val="InlineCode"/>
         </w:rPr>
         <w:t xml:space="preserve">conf/defaults.json</w:t>
       </w:r>
@@ -13143,6 +12839,7 @@
     </w:p>
     <w:p>
       <w:pPr>
+        <w:pStyle w:val="Note"/>
         <w:pBdr>
           <w:left w:val="single" w:color="E0A030" w:sz="18" w:space="6"/>
         </w:pBdr>
@@ -13536,9 +13233,7 @@
       </w:r>
       <w:r>
         <w:rPr>
-          <w:rFonts w:ascii="Consolas" w:cs="Consolas" w:eastAsia="Consolas" w:hAnsi="Consolas"/>
-          <w:sz w:val="18"/>
-          <w:szCs w:val="18"/>
+          <w:rStyle w:val="InlineCode"/>
         </w:rPr>
         <w:t xml:space="preserve">trio-dnm</w:t>
       </w:r>
@@ -13985,151 +13680,91 @@
     </w:p>
     <w:p>
       <w:pPr>
-        <w:shd w:fill="F2F2F2" w:color="auto" w:val="clear"/>
+        <w:pStyle w:val="CodeBlock"/>
         <w:spacing w:after="0" w:before="80"/>
-        <w:ind w:left="144" w:right="144"/>
-      </w:pPr>
-      <w:r>
-        <w:rPr>
-          <w:rFonts w:ascii="Consolas" w:cs="Consolas" w:eastAsia="Consolas" w:hAnsi="Consolas"/>
-          <w:sz w:val="16"/>
-          <w:szCs w:val="16"/>
-        </w:rPr>
+      </w:pPr>
+      <w:r>
         <w:t xml:space="preserve">gatk Mutect2 -R ${REF} -I tumor.bam -I normal.bam -normal ${NORMAL} \</w:t>
       </w:r>
     </w:p>
     <w:p>
       <w:pPr>
-        <w:shd w:fill="F2F2F2" w:color="auto" w:val="clear"/>
+        <w:pStyle w:val="CodeBlock"/>
         <w:spacing w:after="0" w:before="0"/>
-        <w:ind w:left="144" w:right="144"/>
-      </w:pPr>
-      <w:r>
-        <w:rPr>
-          <w:rFonts w:ascii="Consolas" w:cs="Consolas" w:eastAsia="Consolas" w:hAnsi="Consolas"/>
-          <w:sz w:val="16"/>
-          <w:szCs w:val="16"/>
-        </w:rPr>
+      </w:pPr>
+      <w:r>
         <w:t xml:space="preserve">    --germline-resource af-only-gnomad.hg38.vcf.gz --panel-of-normals pon.vcf.gz \</w:t>
       </w:r>
     </w:p>
     <w:p>
       <w:pPr>
-        <w:shd w:fill="F2F2F2" w:color="auto" w:val="clear"/>
+        <w:pStyle w:val="CodeBlock"/>
         <w:spacing w:after="0" w:before="0"/>
-        <w:ind w:left="144" w:right="144"/>
-      </w:pPr>
-      <w:r>
-        <w:rPr>
-          <w:rFonts w:ascii="Consolas" w:cs="Consolas" w:eastAsia="Consolas" w:hAnsi="Consolas"/>
-          <w:sz w:val="16"/>
-          <w:szCs w:val="16"/>
-        </w:rPr>
+      </w:pPr>
+      <w:r>
         <w:t xml:space="preserve">    --f1r2-tar-gz f1r2.tar.gz -O unfiltered.vcf.gz</w:t>
       </w:r>
     </w:p>
     <w:p>
       <w:pPr>
-        <w:shd w:fill="F2F2F2" w:color="auto" w:val="clear"/>
+        <w:pStyle w:val="CodeBlock"/>
         <w:spacing w:after="0" w:before="0"/>
-        <w:ind w:left="144" w:right="144"/>
-      </w:pPr>
-      <w:r>
-        <w:rPr>
-          <w:rFonts w:ascii="Consolas" w:cs="Consolas" w:eastAsia="Consolas" w:hAnsi="Consolas"/>
-          <w:sz w:val="16"/>
-          <w:szCs w:val="16"/>
-        </w:rPr>
+      </w:pPr>
+      <w:r>
         <w:t xml:space="preserve">gatk LearnReadOrientationModel -I f1r2.tar.gz -O rom.tar.gz</w:t>
       </w:r>
     </w:p>
     <w:p>
       <w:pPr>
-        <w:shd w:fill="F2F2F2" w:color="auto" w:val="clear"/>
+        <w:pStyle w:val="CodeBlock"/>
         <w:spacing w:after="0" w:before="0"/>
-        <w:ind w:left="144" w:right="144"/>
-      </w:pPr>
-      <w:r>
-        <w:rPr>
-          <w:rFonts w:ascii="Consolas" w:cs="Consolas" w:eastAsia="Consolas" w:hAnsi="Consolas"/>
-          <w:sz w:val="16"/>
-          <w:szCs w:val="16"/>
-        </w:rPr>
+      </w:pPr>
+      <w:r>
         <w:t xml:space="preserve">gatk GetPileupSummaries -I tumor.bam  -V common.vcf.gz -L common.vcf.gz -O t.table</w:t>
       </w:r>
     </w:p>
     <w:p>
       <w:pPr>
-        <w:shd w:fill="F2F2F2" w:color="auto" w:val="clear"/>
+        <w:pStyle w:val="CodeBlock"/>
         <w:spacing w:after="0" w:before="0"/>
-        <w:ind w:left="144" w:right="144"/>
-      </w:pPr>
-      <w:r>
-        <w:rPr>
-          <w:rFonts w:ascii="Consolas" w:cs="Consolas" w:eastAsia="Consolas" w:hAnsi="Consolas"/>
-          <w:sz w:val="16"/>
-          <w:szCs w:val="16"/>
-        </w:rPr>
+      </w:pPr>
+      <w:r>
         <w:t xml:space="preserve">gatk GetPileupSummaries -I normal.bam -V common.vcf.gz -L common.vcf.gz -O n.table</w:t>
       </w:r>
     </w:p>
     <w:p>
       <w:pPr>
-        <w:shd w:fill="F2F2F2" w:color="auto" w:val="clear"/>
+        <w:pStyle w:val="CodeBlock"/>
         <w:spacing w:after="0" w:before="0"/>
-        <w:ind w:left="144" w:right="144"/>
-      </w:pPr>
-      <w:r>
-        <w:rPr>
-          <w:rFonts w:ascii="Consolas" w:cs="Consolas" w:eastAsia="Consolas" w:hAnsi="Consolas"/>
-          <w:sz w:val="16"/>
-          <w:szCs w:val="16"/>
-        </w:rPr>
+      </w:pPr>
+      <w:r>
         <w:t xml:space="preserve">gatk CalculateContamination -I t.table -matched n.table -O contam.table --tumor-segmentation seg.table</w:t>
       </w:r>
     </w:p>
     <w:p>
       <w:pPr>
-        <w:shd w:fill="F2F2F2" w:color="auto" w:val="clear"/>
+        <w:pStyle w:val="CodeBlock"/>
         <w:spacing w:after="0" w:before="0"/>
-        <w:ind w:left="144" w:right="144"/>
-      </w:pPr>
-      <w:r>
-        <w:rPr>
-          <w:rFonts w:ascii="Consolas" w:cs="Consolas" w:eastAsia="Consolas" w:hAnsi="Consolas"/>
-          <w:sz w:val="16"/>
-          <w:szCs w:val="16"/>
-        </w:rPr>
+      </w:pPr>
+      <w:r>
         <w:t xml:space="preserve">gatk FilterMutectCalls -R ${REF} -V unfiltered.vcf.gz --contamination-table contam.table \</w:t>
       </w:r>
     </w:p>
     <w:p>
       <w:pPr>
-        <w:shd w:fill="F2F2F2" w:color="auto" w:val="clear"/>
+        <w:pStyle w:val="CodeBlock"/>
         <w:spacing w:after="0" w:before="0"/>
-        <w:ind w:left="144" w:right="144"/>
-      </w:pPr>
-      <w:r>
-        <w:rPr>
-          <w:rFonts w:ascii="Consolas" w:cs="Consolas" w:eastAsia="Consolas" w:hAnsi="Consolas"/>
-          <w:sz w:val="16"/>
-          <w:szCs w:val="16"/>
-        </w:rPr>
+      </w:pPr>
+      <w:r>
         <w:t xml:space="preserve">    --tumor-segmentation seg.table --ob-priors rom.tar.gz -O filtered.vcf.gz</w:t>
       </w:r>
     </w:p>
     <w:p>
       <w:pPr>
-        <w:shd w:fill="F2F2F2" w:color="auto" w:val="clear"/>
+        <w:pStyle w:val="CodeBlock"/>
         <w:spacing w:after="140" w:before="0"/>
-        <w:ind w:left="144" w:right="144"/>
-      </w:pPr>
-      <w:r>
-        <w:rPr>
-          <w:rFonts w:ascii="Consolas" w:cs="Consolas" w:eastAsia="Consolas" w:hAnsi="Consolas"/>
-          <w:sz w:val="16"/>
-          <w:szCs w:val="16"/>
-        </w:rPr>
+      </w:pPr>
+      <w:r>
         <w:t xml:space="preserve"># Strelka2 with Manta candidate indels; DeepSomatic (WGS/WES model) as the third caller</w:t>
       </w:r>
     </w:p>
@@ -14704,7 +14339,7 @@
             </w:r>
             <w:r>
               <w:rPr>
-                <w:rFonts w:ascii="Consolas" w:cs="Consolas" w:eastAsia="Consolas" w:hAnsi="Consolas"/>
+                <w:rStyle w:val="InlineCode"/>
                 <w:sz w:val="18"/>
                 <w:szCs w:val="18"/>
               </w:rPr>
@@ -14775,9 +14410,7 @@
       </w:r>
       <w:r>
         <w:rPr>
-          <w:rFonts w:ascii="Consolas" w:cs="Consolas" w:eastAsia="Consolas" w:hAnsi="Consolas"/>
-          <w:sz w:val="18"/>
-          <w:szCs w:val="18"/>
+          <w:rStyle w:val="InlineCode"/>
         </w:rPr>
         <w:t xml:space="preserve">call -m clonal</w:t>
       </w:r>
@@ -14929,9 +14562,7 @@
       </w:r>
       <w:r>
         <w:rPr>
-          <w:rFonts w:ascii="Consolas" w:cs="Consolas" w:eastAsia="Consolas" w:hAnsi="Consolas"/>
-          <w:sz w:val="18"/>
-          <w:szCs w:val="18"/>
+          <w:rStyle w:val="InlineCode"/>
         </w:rPr>
         <w:t xml:space="preserve">--mode tissue</w:t>
       </w:r>
@@ -14940,9 +14571,7 @@
       </w:r>
       <w:r>
         <w:rPr>
-          <w:rFonts w:ascii="Consolas" w:cs="Consolas" w:eastAsia="Consolas" w:hAnsi="Consolas"/>
-          <w:sz w:val="18"/>
-          <w:szCs w:val="18"/>
+          <w:rStyle w:val="InlineCode"/>
         </w:rPr>
         <w:t xml:space="preserve">SOMATIC_MOSAIC</w:t>
       </w:r>
@@ -14968,9 +14597,7 @@
       </w:r>
       <w:r>
         <w:rPr>
-          <w:rFonts w:ascii="Consolas" w:cs="Consolas" w:eastAsia="Consolas" w:hAnsi="Consolas"/>
-          <w:sz w:val="18"/>
-          <w:szCs w:val="18"/>
+          <w:rStyle w:val="InlineCode"/>
         </w:rPr>
         <w:t xml:space="preserve">trio-dnm ch-screen</w:t>
       </w:r>
@@ -15830,7 +15457,7 @@
           <w:p>
             <w:r>
               <w:rPr>
-                <w:rFonts w:ascii="Consolas" w:cs="Consolas" w:eastAsia="Consolas" w:hAnsi="Consolas"/>
+                <w:rStyle w:val="InlineCode"/>
                 <w:sz w:val="18"/>
                 <w:szCs w:val="18"/>
               </w:rPr>
@@ -15892,7 +15519,7 @@
           <w:p>
             <w:r>
               <w:rPr>
-                <w:rFonts w:ascii="Consolas" w:cs="Consolas" w:eastAsia="Consolas" w:hAnsi="Consolas"/>
+                <w:rStyle w:val="InlineCode"/>
                 <w:sz w:val="18"/>
                 <w:szCs w:val="18"/>
               </w:rPr>
@@ -15947,7 +15574,7 @@
           <w:p>
             <w:r>
               <w:rPr>
-                <w:rFonts w:ascii="Consolas" w:cs="Consolas" w:eastAsia="Consolas" w:hAnsi="Consolas"/>
+                <w:rStyle w:val="InlineCode"/>
                 <w:sz w:val="18"/>
                 <w:szCs w:val="18"/>
               </w:rPr>
@@ -16002,7 +15629,7 @@
           <w:p>
             <w:r>
               <w:rPr>
-                <w:rFonts w:ascii="Consolas" w:cs="Consolas" w:eastAsia="Consolas" w:hAnsi="Consolas"/>
+                <w:rStyle w:val="InlineCode"/>
                 <w:sz w:val="18"/>
                 <w:szCs w:val="18"/>
               </w:rPr>
@@ -16057,7 +15684,7 @@
           <w:p>
             <w:r>
               <w:rPr>
-                <w:rFonts w:ascii="Consolas" w:cs="Consolas" w:eastAsia="Consolas" w:hAnsi="Consolas"/>
+                <w:rStyle w:val="InlineCode"/>
                 <w:sz w:val="18"/>
                 <w:szCs w:val="18"/>
               </w:rPr>
@@ -16112,7 +15739,7 @@
           <w:p>
             <w:r>
               <w:rPr>
-                <w:rFonts w:ascii="Consolas" w:cs="Consolas" w:eastAsia="Consolas" w:hAnsi="Consolas"/>
+                <w:rStyle w:val="InlineCode"/>
                 <w:sz w:val="18"/>
                 <w:szCs w:val="18"/>
               </w:rPr>
@@ -16167,7 +15794,7 @@
           <w:p>
             <w:r>
               <w:rPr>
-                <w:rFonts w:ascii="Consolas" w:cs="Consolas" w:eastAsia="Consolas" w:hAnsi="Consolas"/>
+                <w:rStyle w:val="InlineCode"/>
                 <w:sz w:val="18"/>
                 <w:szCs w:val="18"/>
               </w:rPr>
@@ -16182,7 +15809,7 @@
             </w:r>
             <w:r>
               <w:rPr>
-                <w:rFonts w:ascii="Consolas" w:cs="Consolas" w:eastAsia="Consolas" w:hAnsi="Consolas"/>
+                <w:rStyle w:val="InlineCode"/>
                 <w:sz w:val="18"/>
                 <w:szCs w:val="18"/>
               </w:rPr>
@@ -16237,7 +15864,7 @@
           <w:p>
             <w:r>
               <w:rPr>
-                <w:rFonts w:ascii="Consolas" w:cs="Consolas" w:eastAsia="Consolas" w:hAnsi="Consolas"/>
+                <w:rStyle w:val="InlineCode"/>
                 <w:sz w:val="18"/>
                 <w:szCs w:val="18"/>
               </w:rPr>
@@ -16292,7 +15919,7 @@
           <w:p>
             <w:r>
               <w:rPr>
-                <w:rFonts w:ascii="Consolas" w:cs="Consolas" w:eastAsia="Consolas" w:hAnsi="Consolas"/>
+                <w:rStyle w:val="InlineCode"/>
                 <w:sz w:val="18"/>
                 <w:szCs w:val="18"/>
               </w:rPr>
@@ -16347,7 +15974,7 @@
           <w:p>
             <w:r>
               <w:rPr>
-                <w:rFonts w:ascii="Consolas" w:cs="Consolas" w:eastAsia="Consolas" w:hAnsi="Consolas"/>
+                <w:rStyle w:val="InlineCode"/>
                 <w:sz w:val="18"/>
                 <w:szCs w:val="18"/>
               </w:rPr>
@@ -16362,7 +15989,7 @@
             </w:r>
             <w:r>
               <w:rPr>
-                <w:rFonts w:ascii="Consolas" w:cs="Consolas" w:eastAsia="Consolas" w:hAnsi="Consolas"/>
+                <w:rStyle w:val="InlineCode"/>
                 <w:sz w:val="18"/>
                 <w:szCs w:val="18"/>
               </w:rPr>
@@ -16417,7 +16044,7 @@
           <w:p>
             <w:r>
               <w:rPr>
-                <w:rFonts w:ascii="Consolas" w:cs="Consolas" w:eastAsia="Consolas" w:hAnsi="Consolas"/>
+                <w:rStyle w:val="InlineCode"/>
                 <w:sz w:val="18"/>
                 <w:szCs w:val="18"/>
               </w:rPr>
@@ -17324,7 +16951,7 @@
             </w:r>
             <w:r>
               <w:rPr>
-                <w:rFonts w:ascii="Consolas" w:cs="Consolas" w:eastAsia="Consolas" w:hAnsi="Consolas"/>
+                <w:rStyle w:val="InlineCode"/>
                 <w:sz w:val="18"/>
                 <w:szCs w:val="18"/>
               </w:rPr>
@@ -17419,7 +17046,7 @@
             </w:r>
             <w:r>
               <w:rPr>
-                <w:rFonts w:ascii="Consolas" w:cs="Consolas" w:eastAsia="Consolas" w:hAnsi="Consolas"/>
+                <w:rStyle w:val="InlineCode"/>
                 <w:sz w:val="18"/>
                 <w:szCs w:val="18"/>
               </w:rPr>
@@ -17694,9 +17321,7 @@
       </w:r>
       <w:r>
         <w:rPr>
-          <w:rFonts w:ascii="Consolas" w:cs="Consolas" w:eastAsia="Consolas" w:hAnsi="Consolas"/>
-          <w:sz w:val="18"/>
-          <w:szCs w:val="18"/>
+          <w:rStyle w:val="InlineCode"/>
         </w:rPr>
         <w:t xml:space="preserve">trio_dnm_pipeline/</w:t>
       </w:r>
@@ -17705,9 +17330,7 @@
       </w:r>
       <w:r>
         <w:rPr>
-          <w:rFonts w:ascii="Consolas" w:cs="Consolas" w:eastAsia="Consolas" w:hAnsi="Consolas"/>
-          <w:sz w:val="18"/>
-          <w:szCs w:val="18"/>
+          <w:rStyle w:val="InlineCode"/>
         </w:rPr>
         <w:t xml:space="preserve">nextflow run main.nf -stub</w:t>
       </w:r>
@@ -17896,7 +17519,7 @@
           <w:p>
             <w:r>
               <w:rPr>
-                <w:rFonts w:ascii="Consolas" w:cs="Consolas" w:eastAsia="Consolas" w:hAnsi="Consolas"/>
+                <w:rStyle w:val="InlineCode"/>
                 <w:sz w:val="18"/>
                 <w:szCs w:val="18"/>
               </w:rPr>
@@ -18057,7 +17680,7 @@
           <w:p>
             <w:r>
               <w:rPr>
-                <w:rFonts w:ascii="Consolas" w:cs="Consolas" w:eastAsia="Consolas" w:hAnsi="Consolas"/>
+                <w:rStyle w:val="InlineCode"/>
                 <w:sz w:val="18"/>
                 <w:szCs w:val="18"/>
               </w:rPr>
@@ -18138,7 +17761,7 @@
           <w:p>
             <w:r>
               <w:rPr>
-                <w:rFonts w:ascii="Consolas" w:cs="Consolas" w:eastAsia="Consolas" w:hAnsi="Consolas"/>
+                <w:rStyle w:val="InlineCode"/>
                 <w:sz w:val="18"/>
                 <w:szCs w:val="18"/>
               </w:rPr>
@@ -18226,7 +17849,7 @@
           <w:p>
             <w:r>
               <w:rPr>
-                <w:rFonts w:ascii="Consolas" w:cs="Consolas" w:eastAsia="Consolas" w:hAnsi="Consolas"/>
+                <w:rStyle w:val="InlineCode"/>
                 <w:sz w:val="18"/>
                 <w:szCs w:val="18"/>
               </w:rPr>
@@ -18241,7 +17864,7 @@
             </w:r>
             <w:r>
               <w:rPr>
-                <w:rFonts w:ascii="Consolas" w:cs="Consolas" w:eastAsia="Consolas" w:hAnsi="Consolas"/>
+                <w:rStyle w:val="InlineCode"/>
                 <w:sz w:val="18"/>
                 <w:szCs w:val="18"/>
               </w:rPr>
@@ -18322,7 +17945,7 @@
           <w:p>
             <w:r>
               <w:rPr>
-                <w:rFonts w:ascii="Consolas" w:cs="Consolas" w:eastAsia="Consolas" w:hAnsi="Consolas"/>
+                <w:rStyle w:val="InlineCode"/>
                 <w:sz w:val="18"/>
                 <w:szCs w:val="18"/>
               </w:rPr>
@@ -18403,7 +18026,7 @@
           <w:p>
             <w:r>
               <w:rPr>
-                <w:rFonts w:ascii="Consolas" w:cs="Consolas" w:eastAsia="Consolas" w:hAnsi="Consolas"/>
+                <w:rStyle w:val="InlineCode"/>
                 <w:sz w:val="18"/>
                 <w:szCs w:val="18"/>
               </w:rPr>
@@ -18420,166 +18043,100 @@
     </w:p>
     <w:p>
       <w:pPr>
-        <w:shd w:fill="F2F2F2" w:color="auto" w:val="clear"/>
+        <w:pStyle w:val="CodeBlock"/>
         <w:spacing w:after="0" w:before="80"/>
-        <w:ind w:left="144" w:right="144"/>
-      </w:pPr>
-      <w:r>
-        <w:rPr>
-          <w:rFonts w:ascii="Consolas" w:cs="Consolas" w:eastAsia="Consolas" w:hAnsi="Consolas"/>
-          <w:sz w:val="16"/>
-          <w:szCs w:val="16"/>
-        </w:rPr>
+      </w:pPr>
+      <w:r>
         <w:t xml:space="preserve"># post-calling only</w:t>
       </w:r>
     </w:p>
     <w:p>
       <w:pPr>
-        <w:shd w:fill="F2F2F2" w:color="auto" w:val="clear"/>
+        <w:pStyle w:val="CodeBlock"/>
         <w:spacing w:after="0" w:before="0"/>
-        <w:ind w:left="144" w:right="144"/>
-      </w:pPr>
-      <w:r>
-        <w:rPr>
-          <w:rFonts w:ascii="Consolas" w:cs="Consolas" w:eastAsia="Consolas" w:hAnsi="Consolas"/>
-          <w:sz w:val="16"/>
-          <w:szCs w:val="16"/>
-        </w:rPr>
+      </w:pPr>
+      <w:r>
         <w:t xml:space="preserve">trio-dnm call     --vcf trio.norm.vcf.gz --ped trio.ped --fasta GRCh38.fa --exclude-bed masks.bed \</w:t>
       </w:r>
     </w:p>
     <w:p>
       <w:pPr>
-        <w:shd w:fill="F2F2F2" w:color="auto" w:val="clear"/>
+        <w:pStyle w:val="CodeBlock"/>
         <w:spacing w:after="0" w:before="0"/>
-        <w:ind w:left="144" w:right="144"/>
-      </w:pPr>
-      <w:r>
-        <w:rPr>
-          <w:rFonts w:ascii="Consolas" w:cs="Consolas" w:eastAsia="Consolas" w:hAnsi="Consolas"/>
-          <w:sz w:val="16"/>
-          <w:szCs w:val="16"/>
-        </w:rPr>
+      </w:pPr>
+      <w:r>
         <w:t xml:space="preserve">                  --caller deeptrio=dt.dnm.vcf.gz --caller triodenovo=tdn.vcf --out FAM001</w:t>
       </w:r>
     </w:p>
     <w:p>
       <w:pPr>
-        <w:shd w:fill="F2F2F2" w:color="auto" w:val="clear"/>
+        <w:pStyle w:val="CodeBlock"/>
         <w:spacing w:after="0" w:before="0"/>
-        <w:ind w:left="144" w:right="144"/>
-      </w:pPr>
-      <w:r>
-        <w:rPr>
-          <w:rFonts w:ascii="Consolas" w:cs="Consolas" w:eastAsia="Consolas" w:hAnsi="Consolas"/>
-          <w:sz w:val="16"/>
-          <w:szCs w:val="16"/>
-        </w:rPr>
+      </w:pPr>
+      <w:r>
         <w:t xml:space="preserve">trio-dnm annotate --vcf FAM001.vep.vcf --call-summary FAM001.call_summary.json --gene-table genes.tsv \</w:t>
       </w:r>
     </w:p>
     <w:p>
       <w:pPr>
-        <w:shd w:fill="F2F2F2" w:color="auto" w:val="clear"/>
+        <w:pStyle w:val="CodeBlock"/>
         <w:spacing w:after="0" w:before="0"/>
-        <w:ind w:left="144" w:right="144"/>
-      </w:pPr>
-      <w:r>
-        <w:rPr>
-          <w:rFonts w:ascii="Consolas" w:cs="Consolas" w:eastAsia="Consolas" w:hAnsi="Consolas"/>
-          <w:sz w:val="16"/>
-          <w:szCs w:val="16"/>
-        </w:rPr>
+      </w:pPr>
+      <w:r>
         <w:t xml:space="preserve">                  --fasta GRCh38.fa --signatures COSMIC_v3.4_SBS_GRCh38.txt \</w:t>
       </w:r>
     </w:p>
     <w:p>
       <w:pPr>
-        <w:shd w:fill="F2F2F2" w:color="auto" w:val="clear"/>
+        <w:pStyle w:val="CodeBlock"/>
         <w:spacing w:after="0" w:before="0"/>
-        <w:ind w:left="144" w:right="144"/>
-      </w:pPr>
-      <w:r>
-        <w:rPr>
-          <w:rFonts w:ascii="Consolas" w:cs="Consolas" w:eastAsia="Consolas" w:hAnsi="Consolas"/>
-          <w:sz w:val="16"/>
-          <w:szCs w:val="16"/>
-        </w:rPr>
+      </w:pPr>
+      <w:r>
         <w:t xml:space="preserve">                  --paternal-age 34 --maternal-age 31 --parent-of-origin FAM001.poo.bed --out FAM001</w:t>
       </w:r>
     </w:p>
     <w:p>
       <w:pPr>
-        <w:shd w:fill="F2F2F2" w:color="auto" w:val="clear"/>
+        <w:pStyle w:val="CodeBlock"/>
         <w:spacing w:after="0" w:before="0"/>
-        <w:ind w:left="144" w:right="144"/>
-      </w:pPr>
-      <w:r>
-        <w:rPr>
-          <w:rFonts w:ascii="Consolas" w:cs="Consolas" w:eastAsia="Consolas" w:hAnsi="Consolas"/>
-          <w:sz w:val="16"/>
-          <w:szCs w:val="16"/>
-        </w:rPr>
+      </w:pPr>
+      <w:r>
         <w:t xml:space="preserve">trio-dnm somatic  --vcf T.mutect2.vep.vcf --tumor T --normal P --trio-vcf trio.vcf.gz --father F --mother M \</w:t>
       </w:r>
     </w:p>
     <w:p>
       <w:pPr>
-        <w:shd w:fill="F2F2F2" w:color="auto" w:val="clear"/>
+        <w:pStyle w:val="CodeBlock"/>
         <w:spacing w:after="0" w:before="0"/>
-        <w:ind w:left="144" w:right="144"/>
-      </w:pPr>
-      <w:r>
-        <w:rPr>
-          <w:rFonts w:ascii="Consolas" w:cs="Consolas" w:eastAsia="Consolas" w:hAnsi="Consolas"/>
-          <w:sz w:val="16"/>
-          <w:szCs w:val="16"/>
-        </w:rPr>
+      </w:pPr>
+      <w:r>
         <w:t xml:space="preserve">                  --caller strelka2=snvs.vcf.gz,indels.vcf.gz --caller deepsomatic=ds.vcf.gz \</w:t>
       </w:r>
     </w:p>
     <w:p>
       <w:pPr>
-        <w:shd w:fill="F2F2F2" w:color="auto" w:val="clear"/>
+        <w:pStyle w:val="CodeBlock"/>
         <w:spacing w:after="0" w:before="0"/>
-        <w:ind w:left="144" w:right="144"/>
-      </w:pPr>
-      <w:r>
-        <w:rPr>
-          <w:rFonts w:ascii="Consolas" w:cs="Consolas" w:eastAsia="Consolas" w:hAnsi="Consolas"/>
-          <w:sz w:val="16"/>
-          <w:szCs w:val="16"/>
-        </w:rPr>
+      </w:pPr>
+      <w:r>
         <w:t xml:space="preserve">                  --segments T.segments.tsv --purity 0.6 --germline-annotated FAM001.annotated.tsv --out T</w:t>
       </w:r>
     </w:p>
     <w:p>
       <w:pPr>
-        <w:shd w:fill="F2F2F2" w:color="auto" w:val="clear"/>
+        <w:pStyle w:val="CodeBlock"/>
         <w:spacing w:after="0" w:before="0"/>
-        <w:ind w:left="144" w:right="144"/>
-      </w:pPr>
-      <w:r>
-        <w:rPr>
-          <w:rFonts w:ascii="Consolas" w:cs="Consolas" w:eastAsia="Consolas" w:hAnsi="Consolas"/>
-          <w:sz w:val="16"/>
-          <w:szCs w:val="16"/>
-        </w:rPr>
+      </w:pPr>
+      <w:r>
         <w:t xml:space="preserve"># full workflow</w:t>
       </w:r>
     </w:p>
     <w:p>
       <w:pPr>
-        <w:shd w:fill="F2F2F2" w:color="auto" w:val="clear"/>
+        <w:pStyle w:val="CodeBlock"/>
         <w:spacing w:after="140" w:before="0"/>
-        <w:ind w:left="144" w:right="144"/>
-      </w:pPr>
-      <w:r>
-        <w:rPr>
-          <w:rFonts w:ascii="Consolas" w:cs="Consolas" w:eastAsia="Consolas" w:hAnsi="Consolas"/>
-          <w:sz w:val="16"/>
-          <w:szCs w:val="16"/>
-        </w:rPr>
+      </w:pPr>
+      <w:r>
         <w:t xml:space="preserve">nextflow run main.nf -profile docker -params-file params.yaml</w:t>
       </w:r>
     </w:p>
@@ -19710,6 +19267,30 @@
       <w:szCs w:val="24"/>
     </w:rPr>
   </w:style>
+  <w:style w:type="paragraph" w:styleId="CodeBlock">
+    <w:name w:val="Code Block"/>
+    <w:basedOn w:val="Normal"/>
+    <w:qFormat/>
+    <w:pPr>
+      <w:keepLines/>
+      <w:shd w:fill="F2F2F2" w:color="auto" w:val="clear"/>
+      <w:ind w:left="144" w:right="144"/>
+    </w:pPr>
+    <w:rPr>
+      <w:rFonts w:ascii="Consolas" w:cs="Consolas" w:eastAsia="Consolas" w:hAnsi="Consolas"/>
+      <w:sz w:val="16"/>
+      <w:szCs w:val="16"/>
+    </w:rPr>
+  </w:style>
+  <w:style w:type="paragraph" w:styleId="Note">
+    <w:name w:val="Note"/>
+    <w:basedOn w:val="Normal"/>
+    <w:qFormat/>
+    <w:rPr>
+      <w:sz w:val="20"/>
+      <w:szCs w:val="20"/>
+    </w:rPr>
+  </w:style>
   <w:style w:type="paragraph" w:styleId="Heading3">
     <w:name w:val="Heading 3"/>
     <w:basedOn w:val="Normal"/>
@@ -19728,5 +19309,17 @@
       <w:szCs w:val="21"/>
     </w:rPr>
   </w:style>
+  <w:style w:type="character" w:styleId="InlineCode">
+    <w:name w:val="Inline Code"/>
+    <w:basedOn w:val="DefaultParagraphFont"/>
+    <w:uiPriority w:val="99"/>
+    <w:unhideWhenUsed/>
+    <w:rPr>
+      <w:rFonts w:ascii="Consolas" w:cs="Consolas" w:eastAsia="Consolas" w:hAnsi="Consolas"/>
+      <w:color w:val="1F4E79"/>
+      <w:sz w:val="18"/>
+      <w:szCs w:val="18"/>
+    </w:rPr>
+  </w:style>
 </w:styles>
 </file>
--- a/trio_dnm_pipeline/docs/Trio_DNM_Pipeline_Protocol_v2.0.docx
+++ b/trio_dnm_pipeline/docs/Trio_DNM_Pipeline_Protocol_v2.0.docx
@@ -875,22 +875,7 @@
                 <w:sz w:val="18"/>
                 <w:szCs w:val="18"/>
               </w:rPr>
-              <w:t xml:space="preserve">Option removed; </w:t>
-            </w:r>
-            <w:r>
-              <w:rPr>
-                <w:rStyle w:val="InlineCode"/>
-                <w:sz w:val="18"/>
-                <w:szCs w:val="18"/>
-              </w:rPr>
-              <w:t xml:space="preserve">-A StrandBiasBySample</w:t>
-            </w:r>
-            <w:r>
-              <w:rPr>
-                <w:sz w:val="18"/>
-                <w:szCs w:val="18"/>
-              </w:rPr>
-              <w:t xml:space="preserve"> added (§5.1)</w:t>
+              <w:t xml:space="preserve">Option removed (§5.1)</w:t>
             </w:r>
           </w:p>
         </w:tc>
@@ -2684,7 +2669,7 @@
                 <w:sz w:val="18"/>
                 <w:szCs w:val="18"/>
               </w:rPr>
-              <w:t xml:space="preserve">Indel hard filter omitted GATK's </w:t>
+              <w:t xml:space="preserve">Hard filters omitted GATK's </w:t>
             </w:r>
             <w:r>
               <w:rPr>
@@ -2751,7 +2736,7 @@
                 <w:sz w:val="18"/>
                 <w:szCs w:val="18"/>
               </w:rPr>
-              <w:t xml:space="preserve">Added (§5.3)</w:t>
+              <w:t xml:space="preserve">Added for SNVs and indels (§5.3)</w:t>
             </w:r>
           </w:p>
         </w:tc>
@@ -3386,7 +3371,7 @@
         <w:t xml:space="preserve">Expanded functional prediction</w:t>
       </w:r>
       <w:r>
-        <w:t xml:space="preserve">: LOFTEE and NMD escape, AlphaMissense, REVEL, CADD v1.7, BayesDel, PrimateAI-3D, ESM1b, EVE, MetaRNN, SpliceAI/Pangolin, UTRAnnotator, conservation, ENCODE cCREs, protein domains and gene constraint including s_het (§10).</w:t>
+        <w:t xml:space="preserve">: LOFTEE and NMD escape, AlphaMissense, REVEL, CADD v1.7, BayesDel, PrimateAI-3D, ESM1b, EVE, MetaRNN, SpliceAI (Pangolin optional), UTRAnnotator, conservation, ENCODE cCREs, protein domains and gene constraint including s_het (§10).</w:t>
       </w:r>
     </w:p>
     <w:p>
@@ -3466,7 +3451,7 @@
         <w:t xml:space="preserve">Reference implementation</w:t>
       </w:r>
       <w:r>
-        <w:t xml:space="preserve"> mapping every stage to a Nextflow process and a tested </w:t>
+        <w:t xml:space="preserve"> mapping Stages 1–9 to Nextflow processes and tested </w:t>
       </w:r>
       <w:r>
         <w:rPr>
@@ -3475,7 +3460,61 @@
         <w:t xml:space="preserve">trio-dnm</w:t>
       </w:r>
       <w:r>
-        <w:t xml:space="preserve"> command (§15).</w:t>
+        <w:t xml:space="preserve"> commands; Stage 10 (orthogonal validation) is laboratory work (§15).</w:t>
+      </w:r>
+    </w:p>
+    <w:p>
+      <w:pPr>
+        <w:pStyle w:val="Heading2"/>
+        <w:spacing w:after="120" w:before="240"/>
+      </w:pPr>
+      <w:r>
+        <w:t xml:space="preserve">0.3 Review of the v2.0 draft</w:t>
+      </w:r>
+    </w:p>
+    <w:p>
+      <w:pPr>
+        <w:spacing w:after="120"/>
+      </w:pPr>
+      <w:r>
+        <w:t xml:space="preserve">An independent verification pass checked the v2.0 draft against the reference implementation, current tool documentation and the primary literature. It corrected the REVEL BP4 Strong threshold (≤ 0.016, with BP4 Very strong ≤ 0.003; §10.3), the source of per-sample strand evidence (a candidate-site pileup, because the joint VCF carries no FORMAT/SB; §7.2), the consensus tiers when no external caller is run (§6.5), mosaic routing (binomial test </w:t>
+      </w:r>
+      <w:r>
+        <w:rPr>
+          <w:b/>
+          <w:bCs/>
+        </w:rPr>
+        <w:t xml:space="preserve">and</w:t>
+      </w:r>
+      <w:r>
+        <w:t xml:space="preserve"> VAF &lt; 0.40; §7.1), the depth floor for hemizygous fathers (§7.1), the gnomAD v4.1 field names (</w:t>
+      </w:r>
+      <w:r>
+        <w:rPr>
+          <w:rStyle w:val="InlineCode"/>
+        </w:rPr>
+        <w:t xml:space="preserve">AF_grpmax_joint</w:t>
+      </w:r>
+      <w:r>
+        <w:t xml:space="preserve">) and several workflow commands (DeNovoGear input, SpliceAI window, stub dry-run, section cross-references). It also added the SNV </w:t>
+      </w:r>
+      <w:r>
+        <w:rPr>
+          <w:rStyle w:val="InlineCode"/>
+        </w:rPr>
+        <w:t xml:space="preserve">QUAL &lt; 30</w:t>
+      </w:r>
+      <w:r>
+        <w:t xml:space="preserve"> filter, the Layer-2 FILTER check, evaluation of DeepTrio-only candidates, the Mendelian-error stop-gate in </w:t>
+      </w:r>
+      <w:r>
+        <w:rPr>
+          <w:rStyle w:val="InlineCode"/>
+        </w:rPr>
+        <w:t xml:space="preserve">trio-dnm call</w:t>
+      </w:r>
+      <w:r>
+        <w:t xml:space="preserve"> and parental mosaics genotyped as heterozygous (§9.4).</w:t>
       </w:r>
     </w:p>
     <w:p>
@@ -3565,10 +3604,37 @@
         <w:rPr>
           <w:rStyle w:val="InlineCode"/>
         </w:rPr>
-        <w:t xml:space="preserve">family_id, sample_id, role (proband | father | mother | tumor | tissue), sex, bam</w:t>
-      </w:r>
-      <w:r>
-        <w:t xml:space="preserve"> plus library/lane metadata.</w:t>
+        <w:t xml:space="preserve">family_id, sample_id, role (proband | father | mother | tumor | tissue), sex</w:t>
+      </w:r>
+      <w:r>
+        <w:t xml:space="preserve">, then either an analysis-ready BAM/CRAM or paired FASTQ with library/lane metadata (FASTQ is processed by Stage 2), and optional </w:t>
+      </w:r>
+      <w:r>
+        <w:rPr>
+          <w:rStyle w:val="InlineCode"/>
+        </w:rPr>
+        <w:t xml:space="preserve">dna_source</w:t>
+      </w:r>
+      <w:r>
+        <w:t xml:space="preserve"> (</w:t>
+      </w:r>
+      <w:r>
+        <w:rPr>
+          <w:rStyle w:val="InlineCode"/>
+        </w:rPr>
+        <w:t xml:space="preserve">dna_source=lcl</w:t>
+      </w:r>
+      <w:r>
+        <w:t xml:space="preserve"> marks lymphoblastoid cell-line DNA, §3.3). </w:t>
+      </w:r>
+      <w:r>
+        <w:rPr>
+          <w:rStyle w:val="InlineCode"/>
+        </w:rPr>
+        <w:t xml:space="preserve">conf/samplesheet.example.csv</w:t>
+      </w:r>
+      <w:r>
+        <w:t xml:space="preserve"> shows the columns.</w:t>
       </w:r>
     </w:p>
     <w:p>
@@ -3982,7 +4048,7 @@
                 <w:sz w:val="18"/>
                 <w:szCs w:val="18"/>
               </w:rPr>
-              <w:t xml:space="preserve">AF_joint_grpmax</w:t>
+              <w:t xml:space="preserve">AF_grpmax_joint</w:t>
             </w:r>
           </w:p>
         </w:tc>
@@ -4302,7 +4368,22 @@
                 <w:sz w:val="18"/>
                 <w:szCs w:val="18"/>
               </w:rPr>
-              <w:t xml:space="preserve">SpliceAI (masked, pre-computed), Pangolin</w:t>
+              <w:t xml:space="preserve">SpliceAI masked pre-computed scores (Illumina, ±50 bp, GENCODE v24); local SpliceAI (</w:t>
+            </w:r>
+            <w:r>
+              <w:rPr>
+                <w:rStyle w:val="InlineCode"/>
+                <w:sz w:val="18"/>
+                <w:szCs w:val="18"/>
+              </w:rPr>
+              <w:t xml:space="preserve">-D 500</w:t>
+            </w:r>
+            <w:r>
+              <w:rPr>
+                <w:sz w:val="18"/>
+                <w:szCs w:val="18"/>
+              </w:rPr>
+              <w:t xml:space="preserve">) or SpliceAI-lookup for ±500 bp; Pangolin optional</w:t>
             </w:r>
           </w:p>
         </w:tc>
@@ -4702,7 +4783,7 @@
                 <w:sz w:val="18"/>
                 <w:szCs w:val="18"/>
               </w:rPr>
-              <w:t xml:space="preserve">COSMIC SBS v3.4 (GRCh38)</w:t>
+              <w:t xml:space="preserve">COSMIC SBS v3.4 (GRCh38; SBS40 split into SBS40a/b/c)</w:t>
             </w:r>
           </w:p>
         </w:tc>
@@ -4753,7 +4834,7 @@
         <w:spacing w:after="120"/>
       </w:pPr>
       <w:r>
-        <w:t xml:space="preserve">Every tool is containerised (Docker/Singularity) and pinned by digest in </w:t>
+        <w:t xml:space="preserve">Every tool runs in a container (Docker/Singularity) declared in </w:t>
       </w:r>
       <w:r>
         <w:rPr>
@@ -4762,7 +4843,34 @@
         <w:t xml:space="preserve">nextflow.config</w:t>
       </w:r>
       <w:r>
-        <w:t xml:space="preserve">. Versions below are the validated baseline; verify availability before pinning.</w:t>
+        <w:t xml:space="preserve">; pin each image by digest once validated. Versions below are the baseline; verify availability before pinning. </w:t>
+      </w:r>
+      <w:r>
+        <w:rPr>
+          <w:rStyle w:val="InlineCode"/>
+        </w:rPr>
+        <w:t xml:space="preserve">trio-dnm</w:t>
+      </w:r>
+      <w:r>
+        <w:t xml:space="preserve"> tasks run in a plain Python image with the project directory and </w:t>
+      </w:r>
+      <w:r>
+        <w:rPr>
+          <w:rStyle w:val="InlineCode"/>
+        </w:rPr>
+        <w:t xml:space="preserve">params.resource_dir</w:t>
+      </w:r>
+      <w:r>
+        <w:t xml:space="preserve"> mounted read-only, or in a trio-dnm image built from the provided Dockerfile (see </w:t>
+      </w:r>
+      <w:r>
+        <w:rPr>
+          <w:rStyle w:val="InlineCode"/>
+        </w:rPr>
+        <w:t xml:space="preserve">nextflow.config</w:t>
+      </w:r>
+      <w:r>
+        <w:t xml:space="preserve">).</w:t>
       </w:r>
     </w:p>
     <w:tbl>
@@ -5083,7 +5191,7 @@
                 <w:sz w:val="18"/>
                 <w:szCs w:val="18"/>
               </w:rPr>
-              <w:t xml:space="preserve">samtools; GATK MarkDuplicatesSpark, BaseRecalibrator</w:t>
+              <w:t xml:space="preserve">samtools; GATK MarkDuplicates (or MarkDuplicatesSpark), BaseRecalibrator</w:t>
             </w:r>
           </w:p>
         </w:tc>
@@ -5483,7 +5591,7 @@
                 <w:sz w:val="18"/>
                 <w:szCs w:val="18"/>
               </w:rPr>
-              <w:t xml:space="preserve">Mutect2, Strelka2 + Manta, DeepSomatic, CNVkit (or PURPLE/FACETS)</w:t>
+              <w:t xml:space="preserve">Mutect2, Manta → Strelka2, DeepSomatic, CNVkit (or PURPLE/FACETS)</w:t>
             </w:r>
           </w:p>
         </w:tc>
@@ -5509,7 +5617,7 @@
                 <w:sz w:val="18"/>
                 <w:szCs w:val="18"/>
               </w:rPr>
-              <w:t xml:space="preserve">4.6 / 2.9.10 / 1.8 / 0.9.11</w:t>
+              <w:t xml:space="preserve">4.6 / 1.6.0 / 2.9.10 / 1.8 / 0.9.11</w:t>
             </w:r>
           </w:p>
         </w:tc>
@@ -5858,7 +5966,43 @@
         <w:t xml:space="preserve">trio-dnm qc-gate</w:t>
       </w:r>
       <w:r>
-        <w:t xml:space="preserve"> evaluates the gates and exits non-zero on failure, which halts the workflow.</w:t>
+        <w:t xml:space="preserve"> evaluates the gates and exits non-zero on failure, which halts the workflow. The Mendelian-error gate needs the joint call set and is evaluated by </w:t>
+      </w:r>
+      <w:r>
+        <w:rPr>
+          <w:rStyle w:val="InlineCode"/>
+        </w:rPr>
+        <w:t xml:space="preserve">trio-dnm call</w:t>
+      </w:r>
+      <w:r>
+        <w:t xml:space="preserve"> (§3.3). All gate thresholds are in the </w:t>
+      </w:r>
+      <w:r>
+        <w:rPr>
+          <w:rStyle w:val="InlineCode"/>
+        </w:rPr>
+        <w:t xml:space="preserve">qc</w:t>
+      </w:r>
+      <w:r>
+        <w:t xml:space="preserve"> section of the configuration (</w:t>
+      </w:r>
+      <w:r>
+        <w:rPr>
+          <w:rStyle w:val="InlineCode"/>
+        </w:rPr>
+        <w:t xml:space="preserve">qc-gate --config</w:t>
+      </w:r>
+      <w:r>
+        <w:t xml:space="preserve">, </w:t>
+      </w:r>
+      <w:r>
+        <w:rPr>
+          <w:rStyle w:val="InlineCode"/>
+        </w:rPr>
+        <w:t xml:space="preserve">call --config</w:t>
+      </w:r>
+      <w:r>
+        <w:t xml:space="preserve">).</w:t>
       </w:r>
     </w:p>
     <w:p>
@@ -5880,7 +6024,7 @@
         <w:spacing w:after="60"/>
       </w:pPr>
       <w:r>
-        <w:t xml:space="preserve">FastQC + MultiQC on all FASTQ; flag abnormal GC, adapter content &gt; 5 %, or Q20 base fraction &lt; 90 %.</w:t>
+        <w:t xml:space="preserve">FastQC on all FASTQ, aggregated by MultiQC; flag abnormal GC, adapter content &gt; 5 %, or Q20 base fraction &lt; 90 %.</w:t>
       </w:r>
     </w:p>
     <w:p>
@@ -5906,7 +6050,16 @@
         <w:spacing w:after="60"/>
       </w:pPr>
       <w:r>
-        <w:t xml:space="preserve">mosdepth after alignment: WGS mean ≥ 28×; WES ≥ 80× on target with ≥ 90 % of targets at ≥ 20×; coverage CV &lt; 0.30 for WES.</w:t>
+        <w:t xml:space="preserve">mosdepth after alignment: WGS mean ≥ 28×; WES ≥ 80× on target with ≥ 90 % of targets at ≥ 20×; coverage CV &lt; 0.30 for WES. </w:t>
+      </w:r>
+      <w:r>
+        <w:rPr>
+          <w:rStyle w:val="InlineCode"/>
+        </w:rPr>
+        <w:t xml:space="preserve">qc-gate</w:t>
+      </w:r>
+      <w:r>
+        <w:t xml:space="preserve"> checks the mean depth (WARN below 28× WGS / 80× WES / 200× panel); target uniformity is reviewed in the MultiQC report.</w:t>
       </w:r>
     </w:p>
     <w:p>
@@ -5996,7 +6149,17 @@
         <w:spacing w:after="60"/>
       </w:pPr>
       <w:r>
-        <w:t xml:space="preserve">Sex inferred from chrY depth ratio and chrX heterozygosity must match the pedigree.</w:t>
+        <w:t xml:space="preserve">Sex inferred from chrY depth ratio and chrX heterozygosity must match the pedigree for </w:t>
+      </w:r>
+      <w:r>
+        <w:rPr>
+          <w:b/>
+          <w:bCs/>
+        </w:rPr>
+        <w:t xml:space="preserve">all three members</w:t>
+      </w:r>
+      <w:r>
+        <w:t xml:space="preserve"> (PED father male, mother female): a father/mother label swap leaves both parent–child relatedness values at ≈ 0.5 and is caught only here. A sex that cannot be inferred is a WARN (possible sex-chromosome aneuploidy such as XXY or X0, or low coverage).</w:t>
       </w:r>
     </w:p>
     <w:p>
@@ -6018,7 +6181,16 @@
         <w:t xml:space="preserve">trio-dnm call</w:t>
       </w:r>
       <w:r>
-        <w:t xml:space="preserve">: typically 0.5–2 %; &gt; 5 % indicates a swap or contamination.</w:t>
+        <w:t xml:space="preserve">: typically 0.5–2 %; &gt; 5 % indicates a swap or contamination and halts </w:t>
+      </w:r>
+      <w:r>
+        <w:rPr>
+          <w:rStyle w:val="InlineCode"/>
+        </w:rPr>
+        <w:t xml:space="preserve">call</w:t>
+      </w:r>
+      <w:r>
+        <w:t xml:space="preserve"> (§3.3).</w:t>
       </w:r>
     </w:p>
     <w:p>
@@ -6188,7 +6360,7 @@
                 <w:sz w:val="18"/>
                 <w:szCs w:val="18"/>
               </w:rPr>
-              <w:t xml:space="preserve">FREEMIX &gt; 0.05 in any member</w:t>
+              <w:t xml:space="preserve">FREEMIX &gt; 0.05 in any member (0.02–0.05: WARN)</w:t>
             </w:r>
           </w:p>
         </w:tc>
@@ -6268,7 +6440,22 @@
                 <w:sz w:val="18"/>
                 <w:szCs w:val="18"/>
               </w:rPr>
-              <w:t xml:space="preserve">Inferred ≠ reported sex</w:t>
+              <w:t xml:space="preserve">Inferred ≠ reported sex for any trio member (</w:t>
+            </w:r>
+            <w:r>
+              <w:rPr>
+                <w:rStyle w:val="InlineCode"/>
+                <w:sz w:val="18"/>
+                <w:szCs w:val="18"/>
+              </w:rPr>
+              <w:t xml:space="preserve">qc-gate</w:t>
+            </w:r>
+            <w:r>
+              <w:rPr>
+                <w:sz w:val="18"/>
+                <w:szCs w:val="18"/>
+              </w:rPr>
+              <w:t xml:space="preserve">); inferred sex unknown = WARN</w:t>
             </w:r>
           </w:p>
         </w:tc>
@@ -6294,7 +6481,7 @@
                 <w:sz w:val="18"/>
                 <w:szCs w:val="18"/>
               </w:rPr>
-              <w:t xml:space="preserve">Halt; resolve swap / sex-chromosome aneuploidy</w:t>
+              <w:t xml:space="preserve">Halt; resolve swap or PED error. On WARN resolve possible sex-chromosome aneuploidy before interpreting chrX/chrY calls</w:t>
             </w:r>
           </w:p>
         </w:tc>
@@ -6402,7 +6589,7 @@
                 <w:sz w:val="18"/>
                 <w:szCs w:val="18"/>
               </w:rPr>
-              <w:t xml:space="preserve">Mendelian errors</w:t>
+              <w:t xml:space="preserve">Depth</w:t>
             </w:r>
           </w:p>
         </w:tc>
@@ -6428,7 +6615,7 @@
                 <w:sz w:val="18"/>
                 <w:szCs w:val="18"/>
               </w:rPr>
-              <w:t xml:space="preserve">Raw rate &gt; 5 %</w:t>
+              <w:t xml:space="preserve">Mean depth &lt; 28× WGS / 80× WES / 200× panel</w:t>
             </w:r>
           </w:p>
         </w:tc>
@@ -6454,7 +6641,7 @@
                 <w:sz w:val="18"/>
                 <w:szCs w:val="18"/>
               </w:rPr>
-              <w:t xml:space="preserve">Halt; investigate swap / contamination</w:t>
+              <w:t xml:space="preserve">WARN; top up or interpret sensitivity with caution</w:t>
             </w:r>
           </w:p>
         </w:tc>
@@ -6482,6 +6669,131 @@
                 <w:sz w:val="18"/>
                 <w:szCs w:val="18"/>
               </w:rPr>
+              <w:t xml:space="preserve">Mendelian errors</w:t>
+            </w:r>
+          </w:p>
+        </w:tc>
+        <w:tc>
+          <w:tcPr>
+            <w:tcW w:type="dxa" w:w="3960"/>
+            <w:tcBorders>
+              <w:top w:val="single" w:color="B0B0B0" w:sz="4"/>
+              <w:left w:val="single" w:color="B0B0B0" w:sz="4"/>
+              <w:bottom w:val="single" w:color="B0B0B0" w:sz="4"/>
+              <w:right w:val="single" w:color="B0B0B0" w:sz="4"/>
+            </w:tcBorders>
+            <w:tcMar>
+              <w:top w:type="dxa" w:w="60"/>
+              <w:left w:type="dxa" w:w="100"/>
+              <w:bottom w:type="dxa" w:w="60"/>
+              <w:right w:type="dxa" w:w="100"/>
+            </w:tcMar>
+          </w:tcPr>
+          <w:p>
+            <w:r>
+              <w:rPr>
+                <w:sz w:val="18"/>
+                <w:szCs w:val="18"/>
+              </w:rPr>
+              <w:t xml:space="preserve">Raw autosomal rate &gt; 5 % over ≥ 1000 informative sites (</w:t>
+            </w:r>
+            <w:r>
+              <w:rPr>
+                <w:rStyle w:val="InlineCode"/>
+                <w:sz w:val="18"/>
+                <w:szCs w:val="18"/>
+              </w:rPr>
+              <w:t xml:space="preserve">trio-dnm call</w:t>
+            </w:r>
+            <w:r>
+              <w:rPr>
+                <w:sz w:val="18"/>
+                <w:szCs w:val="18"/>
+              </w:rPr>
+              <w:t xml:space="preserve">, after joint calling)</w:t>
+            </w:r>
+          </w:p>
+        </w:tc>
+        <w:tc>
+          <w:tcPr>
+            <w:tcW w:type="dxa" w:w="3600"/>
+            <w:tcBorders>
+              <w:top w:val="single" w:color="B0B0B0" w:sz="4"/>
+              <w:left w:val="single" w:color="B0B0B0" w:sz="4"/>
+              <w:bottom w:val="single" w:color="B0B0B0" w:sz="4"/>
+              <w:right w:val="single" w:color="B0B0B0" w:sz="4"/>
+            </w:tcBorders>
+            <w:tcMar>
+              <w:top w:type="dxa" w:w="60"/>
+              <w:left w:type="dxa" w:w="100"/>
+              <w:bottom w:type="dxa" w:w="60"/>
+              <w:right w:type="dxa" w:w="100"/>
+            </w:tcMar>
+          </w:tcPr>
+          <w:p>
+            <w:r>
+              <w:rPr>
+                <w:sz w:val="18"/>
+                <w:szCs w:val="18"/>
+              </w:rPr>
+              <w:t xml:space="preserve">Halt: </w:t>
+            </w:r>
+            <w:r>
+              <w:rPr>
+                <w:rStyle w:val="InlineCode"/>
+                <w:sz w:val="18"/>
+                <w:szCs w:val="18"/>
+              </w:rPr>
+              <w:t xml:space="preserve">call</w:t>
+            </w:r>
+            <w:r>
+              <w:rPr>
+                <w:sz w:val="18"/>
+                <w:szCs w:val="18"/>
+              </w:rPr>
+              <w:t xml:space="preserve"> writes its outputs and exits with code 3; </w:t>
+            </w:r>
+            <w:r>
+              <w:rPr>
+                <w:rStyle w:val="InlineCode"/>
+                <w:sz w:val="18"/>
+                <w:szCs w:val="18"/>
+              </w:rPr>
+              <w:t xml:space="preserve">--no-halt</w:t>
+            </w:r>
+            <w:r>
+              <w:rPr>
+                <w:sz w:val="18"/>
+                <w:szCs w:val="18"/>
+              </w:rPr>
+              <w:t xml:space="preserve"> overrides (justify in the QA log)</w:t>
+            </w:r>
+          </w:p>
+        </w:tc>
+      </w:tr>
+      <w:tr>
+        <w:tc>
+          <w:tcPr>
+            <w:tcW w:type="dxa" w:w="1800"/>
+            <w:tcBorders>
+              <w:top w:val="single" w:color="B0B0B0" w:sz="4"/>
+              <w:left w:val="single" w:color="B0B0B0" w:sz="4"/>
+              <w:bottom w:val="single" w:color="B0B0B0" w:sz="4"/>
+              <w:right w:val="single" w:color="B0B0B0" w:sz="4"/>
+            </w:tcBorders>
+            <w:tcMar>
+              <w:top w:type="dxa" w:w="60"/>
+              <w:left w:type="dxa" w:w="100"/>
+              <w:bottom w:type="dxa" w:w="60"/>
+              <w:right w:type="dxa" w:w="100"/>
+            </w:tcMar>
+          </w:tcPr>
+          <w:p>
+            <w:r>
+              <w:rPr>
+                <w:sz w:val="18"/>
+                <w:szCs w:val="18"/>
+              </w:rPr>
               <w:t xml:space="preserve">DNA source</w:t>
             </w:r>
           </w:p>
@@ -6508,7 +6820,37 @@
                 <w:sz w:val="18"/>
                 <w:szCs w:val="18"/>
               </w:rPr>
-              <w:t xml:space="preserve">Lymphoblastoid cell-line DNA</w:t>
+              <w:t xml:space="preserve">Lymphoblastoid cell-line DNA (samplesheet </w:t>
+            </w:r>
+            <w:r>
+              <w:rPr>
+                <w:rStyle w:val="InlineCode"/>
+                <w:sz w:val="18"/>
+                <w:szCs w:val="18"/>
+              </w:rPr>
+              <w:t xml:space="preserve">dna_source=lcl</w:t>
+            </w:r>
+            <w:r>
+              <w:rPr>
+                <w:sz w:val="18"/>
+                <w:szCs w:val="18"/>
+              </w:rPr>
+              <w:t xml:space="preserve"> or </w:t>
+            </w:r>
+            <w:r>
+              <w:rPr>
+                <w:rStyle w:val="InlineCode"/>
+                <w:sz w:val="18"/>
+                <w:szCs w:val="18"/>
+              </w:rPr>
+              <w:t xml:space="preserve">qc-gate --lcl SAMPLE</w:t>
+            </w:r>
+            <w:r>
+              <w:rPr>
+                <w:sz w:val="18"/>
+                <w:szCs w:val="18"/>
+              </w:rPr>
+              <w:t xml:space="preserve">)</w:t>
             </w:r>
           </w:p>
         </w:tc>
@@ -6534,7 +6876,7 @@
                 <w:sz w:val="18"/>
                 <w:szCs w:val="18"/>
               </w:rPr>
-              <w:t xml:space="preserve">Proceed with flag: LCL culture introduces somatic "DNMs" at low VAF</w:t>
+              <w:t xml:space="preserve">WARN; proceed with flag: LCL culture introduces somatic "DNMs" at low VAF</w:t>
             </w:r>
           </w:p>
         </w:tc>
@@ -6605,7 +6947,16 @@
         <w:t xml:space="preserve">-K</w:t>
       </w:r>
       <w:r>
-        <w:t xml:space="preserve"> fixes the batch size so output is deterministic across thread counts.</w:t>
+        <w:t xml:space="preserve"> fixes the batch size so output is deterministic across thread counts. In the reference workflow </w:t>
+      </w:r>
+      <w:r>
+        <w:rPr>
+          <w:rStyle w:val="InlineCode"/>
+        </w:rPr>
+        <w:t xml:space="preserve">modules/align.nf</w:t>
+      </w:r>
+      <w:r>
+        <w:t xml:space="preserve"> runs this stage when the sample sheet gives FASTQ: fastp and FastQC, BWA-MEM2 with the full read group above, duplicate marking and BQSR. BAM/CRAM input skips it.</w:t>
       </w:r>
     </w:p>
     <w:p>
@@ -6622,7 +6973,7 @@
         <w:spacing w:after="120"/>
       </w:pPr>
       <w:r>
-        <w:t xml:space="preserve">GATK MarkDuplicatesSpark (optical distance 2500 for patterned flow cells). Duplication should be &lt; 15 % for PCR-free WGS and &lt; 25 % for WES; higher rates inflate apparent allele support and must be flagged.</w:t>
+        <w:t xml:space="preserve">GATK MarkDuplicates or MarkDuplicatesSpark (optical distance 2500 for patterned flow cells). Duplication should be &lt; 15 % for PCR-free WGS and &lt; 25 % for WES; higher rates inflate apparent allele support and must be flagged.</w:t>
       </w:r>
     </w:p>
     <w:p>
@@ -6777,10 +7128,10 @@
         <w:rPr>
           <w:rStyle w:val="InlineCode"/>
         </w:rPr>
-        <w:t xml:space="preserve">StrandBiasBySample</w:t>
-      </w:r>
-      <w:r>
-        <w:t xml:space="preserve"> writes FORMAT/SB, which Layer 2 uses for per-sample strand tests.</w:t>
+        <w:t xml:space="preserve">-A StrandBiasBySample</w:t>
+      </w:r>
+      <w:r>
+        <w:t xml:space="preserve"> is optional: FORMAT/SB feeds the FS/SOR site annotations, but GenotypeGVCFs does not carry it into the joint VCF, so per-sample strand counts for Layer 2 come from a candidate-site pileup (§7.2).</w:t>
       </w:r>
     </w:p>
     <w:p>
@@ -7016,7 +7367,7 @@
                 <w:sz w:val="18"/>
                 <w:szCs w:val="18"/>
               </w:rPr>
-              <w:t xml:space="preserve">QD &lt; 2.0 | FS &gt; 60.0 | MQ &lt; 40.0 | MQRankSum &lt; −12.5 | ReadPosRankSum &lt; −8.0 | SOR &gt; 3.0</w:t>
+              <w:t xml:space="preserve">QD &lt; 2.0 | QUAL &lt; 30.0 | FS &gt; 60.0 | MQ &lt; 40.0 | MQRankSum &lt; −12.5 | ReadPosRankSum &lt; −8.0 | SOR &gt; 3.0</w:t>
             </w:r>
           </w:p>
         </w:tc>
@@ -7086,7 +7437,25 @@
         <w:spacing w:after="120"/>
       </w:pPr>
       <w:r>
-        <w:t xml:space="preserve">Normalise (</w:t>
+        <w:t xml:space="preserve">Failing sites keep their FILTER value (e.g. </w:t>
+      </w:r>
+      <w:r>
+        <w:rPr>
+          <w:rStyle w:val="InlineCode"/>
+        </w:rPr>
+        <w:t xml:space="preserve">QD2;QUAL30</w:t>
+      </w:r>
+      <w:r>
+        <w:t xml:space="preserve">) and fail Layer 2 of </w:t>
+      </w:r>
+      <w:r>
+        <w:rPr>
+          <w:rStyle w:val="InlineCode"/>
+        </w:rPr>
+        <w:t xml:space="preserve">trio-dnm call</w:t>
+      </w:r>
+      <w:r>
+        <w:t xml:space="preserve"> (§7.2). Normalise (</w:t>
       </w:r>
       <w:r>
         <w:rPr>
@@ -7095,111 +7464,188 @@
         <w:t xml:space="preserve">bcftools norm -m -any -f ref.fa</w:t>
       </w:r>
       <w:r>
-        <w:t xml:space="preserve">) and annotate gnomAD v4.1 joint AF, ClinVar and the in-house panel of normals with vcfanno. In parallel run DeepTrio + GLnexus. </w:t>
-      </w:r>
+        <w:t xml:space="preserve">) and annotate gnomAD v4.1 joint AF (</w:t>
+      </w:r>
+      <w:r>
+        <w:rPr>
+          <w:rStyle w:val="InlineCode"/>
+        </w:rPr>
+        <w:t xml:space="preserve">AF_joint</w:t>
+      </w:r>
+      <w:r>
+        <w:t xml:space="preserve">, </w:t>
+      </w:r>
+      <w:r>
+        <w:rPr>
+          <w:rStyle w:val="InlineCode"/>
+        </w:rPr>
+        <w:t xml:space="preserve">AF_grpmax_joint</w:t>
+      </w:r>
+      <w:r>
+        <w:t xml:space="preserve">), ClinVar and the in-house panel of normals (</w:t>
+      </w:r>
+      <w:r>
+        <w:rPr>
+          <w:rStyle w:val="InlineCode"/>
+        </w:rPr>
+        <w:t xml:space="preserve">PON_AF</w:t>
+      </w:r>
+      <w:r>
+        <w:t xml:space="preserve">) with vcfanno (</w:t>
+      </w:r>
+      <w:r>
+        <w:rPr>
+          <w:rStyle w:val="InlineCode"/>
+        </w:rPr>
+        <w:t xml:space="preserve">conf/vcfanno.toml</w:t>
+      </w:r>
+      <w:r>
+        <w:t xml:space="preserve">); </w:t>
+      </w:r>
+      <w:r>
+        <w:rPr>
+          <w:rStyle w:val="InlineCode"/>
+        </w:rPr>
+        <w:t xml:space="preserve">trio-dnm call</w:t>
+      </w:r>
+      <w:r>
+        <w:t xml:space="preserve"> takes this annotated VCF. In parallel run DeepTrio + GLnexus.</w:t>
+      </w:r>
+    </w:p>
+    <w:p>
+      <w:pPr>
+        <w:spacing w:after="120"/>
+      </w:pPr>
       <w:r>
         <w:rPr>
           <w:b/>
           <w:bCs/>
         </w:rPr>
-        <w:t xml:space="preserve">Use the union of GATK and DeepTrio Mendelian-violation sites for candidate discovery</w:t>
-      </w:r>
-      <w:r>
-        <w:t xml:space="preserve">; agreement between engines is counted as evidence in §6.5 rather than used as a pre-filter.</w:t>
-      </w:r>
-    </w:p>
-    <w:p>
-      <w:pPr>
-        <w:pStyle w:val="Heading1"/>
-        <w:spacing w:after="160" w:before="360"/>
-      </w:pPr>
-      <w:r>
-        <w:t xml:space="preserve">6. Stage 4 — Multi-Caller De Novo Detection</w:t>
-      </w:r>
-    </w:p>
-    <w:p>
-      <w:pPr>
-        <w:spacing w:after="120"/>
-      </w:pPr>
-      <w:r>
-        <w:t xml:space="preserve">Each caller models the trio differently; agreement is the strongest single false-positive reducer. DeNovoGear and TrioDeNovo are run only at the candidate sites from §5.3, which keeps them tractable on WGS.</w:t>
-      </w:r>
-    </w:p>
-    <w:p>
-      <w:pPr>
-        <w:pStyle w:val="Heading2"/>
-        <w:spacing w:after="120" w:before="240"/>
-      </w:pPr>
-      <w:r>
-        <w:t xml:space="preserve">6.1 GATK CalculateGenotypePosteriors + PossibleDeNovo</w:t>
-      </w:r>
-    </w:p>
-    <w:p>
-      <w:pPr>
-        <w:pStyle w:val="CodeBlock"/>
-        <w:spacing w:after="0" w:before="80"/>
-      </w:pPr>
-      <w:r>
-        <w:t xml:space="preserve">gatk CalculateGenotypePosteriors -V trio.filtered.vcf.gz -ped trio.ped \</w:t>
-      </w:r>
-    </w:p>
-    <w:p>
-      <w:pPr>
-        <w:pStyle w:val="CodeBlock"/>
-        <w:spacing w:after="0" w:before="0"/>
-      </w:pPr>
-      <w:r>
-        <w:t xml:space="preserve">    --skip-population-priors -O trio.cgp.vcf.gz</w:t>
-      </w:r>
-    </w:p>
-    <w:p>
-      <w:pPr>
-        <w:pStyle w:val="CodeBlock"/>
-        <w:spacing w:after="0" w:before="0"/>
-      </w:pPr>
-      <w:r>
-        <w:t xml:space="preserve">gatk VariantAnnotator -R ${REF} -V trio.cgp.vcf.gz -ped trio.ped \</w:t>
-      </w:r>
-    </w:p>
-    <w:p>
-      <w:pPr>
-        <w:pStyle w:val="CodeBlock"/>
-        <w:spacing w:after="140" w:before="0"/>
-      </w:pPr>
-      <w:r>
-        <w:t xml:space="preserve">    -A PossibleDeNovo -O trio.cgp.dn.vcf.gz      # writes hiConfDeNovo / loConfDeNovo</w:t>
-      </w:r>
-    </w:p>
-    <w:p>
-      <w:pPr>
-        <w:pStyle w:val="Heading2"/>
-        <w:spacing w:after="120" w:before="240"/>
-      </w:pPr>
-      <w:r>
-        <w:t xml:space="preserve">6.2 DeNovoGear</w:t>
-      </w:r>
-    </w:p>
-    <w:p>
-      <w:pPr>
-        <w:spacing w:after="120"/>
-      </w:pPr>
+        <w:t xml:space="preserve">Use the union of GATK and DeepTrio Mendelian-violation sites for candidate discovery.</w:t>
+      </w:r>
+      <w:r>
+        <w:t xml:space="preserve"> The union drives DeNovoGear and TrioDeNovo (§6), and the normalised, vcfanno-annotated DeepTrio VCF is passed to </w:t>
+      </w:r>
       <w:r>
         <w:rPr>
           <w:rStyle w:val="InlineCode"/>
         </w:rPr>
-        <w:t xml:space="preserve">bcftools mpileup -a AD,DP</w:t>
-      </w:r>
-      <w:r>
-        <w:t xml:space="preserve"> of the three BAMs at candidate sites, then </w:t>
+        <w:t xml:space="preserve">trio-dnm call --extra-vcf</w:t>
+      </w:r>
+      <w:r>
+        <w:t xml:space="preserve">: its Mendelian-violation records that are absent from the GATK VCF go through the same cascade and are flagged </w:t>
       </w:r>
       <w:r>
         <w:rPr>
           <w:rStyle w:val="InlineCode"/>
         </w:rPr>
-        <w:t xml:space="preserve">dng dnm auto --ped trio.ped --bcf cand.bcf</w:t>
-      </w:r>
-      <w:r>
-        <w:t xml:space="preserve">. Keep </w:t>
+        <w:t xml:space="preserve">SECOND_ENGINE_ONLY</w:t>
+      </w:r>
+      <w:r>
+        <w:t xml:space="preserve">. They lack the GATK site annotations and hiConfDeNovo, so they need IGV review. Agreement between engines is counted as evidence in §6.5 rather than used as a pre-filter.</w:t>
+      </w:r>
+    </w:p>
+    <w:p>
+      <w:pPr>
+        <w:pStyle w:val="Heading1"/>
+        <w:spacing w:after="160" w:before="360"/>
+      </w:pPr>
+      <w:r>
+        <w:t xml:space="preserve">6. Stage 4 — Multi-Caller De Novo Detection</w:t>
+      </w:r>
+    </w:p>
+    <w:p>
+      <w:pPr>
+        <w:spacing w:after="120"/>
+      </w:pPr>
+      <w:r>
+        <w:t xml:space="preserve">Each caller models the trio differently; agreement is the strongest single false-positive reducer. DeNovoGear and TrioDeNovo are run only at the candidate sites from §5.3, which keeps them tractable on WGS. The same sites are piled up from the three BAMs (</w:t>
+      </w:r>
+      <w:r>
+        <w:rPr>
+          <w:rStyle w:val="InlineCode"/>
+        </w:rPr>
+        <w:t xml:space="preserve">bcftools mpileup -a AD,ADF,ADR</w:t>
+      </w:r>
+      <w:r>
+        <w:t xml:space="preserve">) for the Layer-2 strand test (§7.2).</w:t>
+      </w:r>
+    </w:p>
+    <w:p>
+      <w:pPr>
+        <w:pStyle w:val="Heading2"/>
+        <w:spacing w:after="120" w:before="240"/>
+      </w:pPr>
+      <w:r>
+        <w:t xml:space="preserve">6.1 GATK CalculateGenotypePosteriors + PossibleDeNovo</w:t>
+      </w:r>
+    </w:p>
+    <w:p>
+      <w:pPr>
+        <w:pStyle w:val="CodeBlock"/>
+        <w:spacing w:after="0" w:before="80"/>
+      </w:pPr>
+      <w:r>
+        <w:t xml:space="preserve">gatk CalculateGenotypePosteriors -V trio.filtered.vcf.gz -ped trio.ped \</w:t>
+      </w:r>
+    </w:p>
+    <w:p>
+      <w:pPr>
+        <w:pStyle w:val="CodeBlock"/>
+        <w:spacing w:after="0" w:before="0"/>
+      </w:pPr>
+      <w:r>
+        <w:t xml:space="preserve">    --skip-population-priors -O trio.cgp.vcf.gz</w:t>
+      </w:r>
+    </w:p>
+    <w:p>
+      <w:pPr>
+        <w:pStyle w:val="CodeBlock"/>
+        <w:spacing w:after="0" w:before="0"/>
+      </w:pPr>
+      <w:r>
+        <w:t xml:space="preserve">gatk VariantAnnotator -R ${REF} -V trio.cgp.vcf.gz -ped trio.ped \</w:t>
+      </w:r>
+    </w:p>
+    <w:p>
+      <w:pPr>
+        <w:pStyle w:val="CodeBlock"/>
+        <w:spacing w:after="140" w:before="0"/>
+      </w:pPr>
+      <w:r>
+        <w:t xml:space="preserve">    -A PossibleDeNovo -O trio.cgp.dn.vcf.gz      # writes hiConfDeNovo / loConfDeNovo</w:t>
+      </w:r>
+    </w:p>
+    <w:p>
+      <w:pPr>
+        <w:pStyle w:val="Heading2"/>
+        <w:spacing w:after="120" w:before="240"/>
+      </w:pPr>
+      <w:r>
+        <w:t xml:space="preserve">6.2 DeNovoGear</w:t>
+      </w:r>
+    </w:p>
+    <w:p>
+      <w:pPr>
+        <w:spacing w:after="120"/>
+      </w:pPr>
+      <w:r>
+        <w:rPr>
+          <w:rStyle w:val="InlineCode"/>
+        </w:rPr>
+        <w:t xml:space="preserve">dng dnm auto --ped trio.ped --vcf cand.vcf</w:t>
+      </w:r>
+      <w:r>
+        <w:t xml:space="preserve"> on the joint-called candidate VCF (genotype likelihoods, PL), the same input as TrioDeNovo. Do not feed DeNovoGear a </w:t>
+      </w:r>
+      <w:r>
+        <w:rPr>
+          <w:rStyle w:val="InlineCode"/>
+        </w:rPr>
+        <w:t xml:space="preserve">bcftools mpileup</w:t>
+      </w:r>
+      <w:r>
+        <w:t xml:space="preserve"> BCF: version 1.1.1 reads only the legacy samtools-0.1 BCF1 format. Keep </w:t>
       </w:r>
       <w:r>
         <w:rPr>
@@ -7257,7 +7703,7 @@
         <w:spacing w:after="120"/>
       </w:pPr>
       <w:r>
-        <w:t xml:space="preserve">Deep-learning trio caller with dedicated </w:t>
+        <w:t xml:space="preserve">Deep-learning trio caller (Kolesnikov 2021) with dedicated </w:t>
       </w:r>
       <w:r>
         <w:rPr>
@@ -7276,7 +7722,43 @@
         <w:t xml:space="preserve">--model_type</w:t>
       </w:r>
       <w:r>
-        <w:t xml:space="preserve"> by data type. Particularly strong for indels and low-complexity sequence. Mendelian-violation sites from the GLnexus-merged trio are the DeepTrio call set.</w:t>
+        <w:t xml:space="preserve"> by data type. Particularly strong for indels and low-complexity sequence. Mendelian-violation sites from the GLnexus-merged trio are the DeepTrio call set: they count as DeepTrio support (</w:t>
+      </w:r>
+      <w:r>
+        <w:rPr>
+          <w:rStyle w:val="InlineCode"/>
+        </w:rPr>
+        <w:t xml:space="preserve">--caller deeptrio=…</w:t>
+      </w:r>
+      <w:r>
+        <w:t xml:space="preserve">), and DeepTrio-only sites enter the cascade through </w:t>
+      </w:r>
+      <w:r>
+        <w:rPr>
+          <w:rStyle w:val="InlineCode"/>
+        </w:rPr>
+        <w:t xml:space="preserve">--extra-vcf</w:t>
+      </w:r>
+      <w:r>
+        <w:t xml:space="preserve"> (§5.3). GLnexus writes BCF; convert it with </w:t>
+      </w:r>
+      <w:r>
+        <w:rPr>
+          <w:rStyle w:val="InlineCode"/>
+        </w:rPr>
+        <w:t xml:space="preserve">bcftools view -Oz</w:t>
+      </w:r>
+      <w:r>
+        <w:t xml:space="preserve">, because </w:t>
+      </w:r>
+      <w:r>
+        <w:rPr>
+          <w:rStyle w:val="InlineCode"/>
+        </w:rPr>
+        <w:t xml:space="preserve">trio-dnm</w:t>
+      </w:r>
+      <w:r>
+        <w:t xml:space="preserve"> reads VCF only.</w:t>
       </w:r>
     </w:p>
     <w:p>
@@ -7293,7 +7775,7 @@
         <w:spacing w:after="120"/>
       </w:pPr>
       <w:r>
-        <w:t xml:space="preserve">Each candidate carries </w:t>
+        <w:t xml:space="preserve">Tiers are assigned only to candidates that pass every layer. Each carries </w:t>
       </w:r>
       <w:r>
         <w:rPr>
@@ -7302,7 +7784,25 @@
         <w:t xml:space="preserve">N_CALLERS</w:t>
       </w:r>
       <w:r>
-        <w:t xml:space="preserve"> (external callers reporting it) and the in-pipeline posterior (§7.5). Thresholds adapt to the number of callers actually run (k):</w:t>
+        <w:t xml:space="preserve"> (the external callers reporting it) and the in-pipeline posterior (§7.5). k is the number of external callers supplied to </w:t>
+      </w:r>
+      <w:r>
+        <w:rPr>
+          <w:rStyle w:val="InlineCode"/>
+        </w:rPr>
+        <w:t xml:space="preserve">trio-dnm call</w:t>
+      </w:r>
+      <w:r>
+        <w:t xml:space="preserve"> (</w:t>
+      </w:r>
+      <w:r>
+        <w:rPr>
+          <w:rStyle w:val="InlineCode"/>
+        </w:rPr>
+        <w:t xml:space="preserve">--caller</w:t>
+      </w:r>
+      <w:r>
+        <w:t xml:space="preserve">); the thresholds adapt to it:</w:t>
       </w:r>
     </w:p>
     <w:tbl>
@@ -7318,9 +7818,10 @@
         </w:tblBorders>
       </w:tblPr>
       <w:tblGrid>
-        <w:gridCol w:w="1300"/>
-        <w:gridCol w:w="5260"/>
+        <w:gridCol w:w="1100"/>
+        <w:gridCol w:w="3060"/>
         <w:gridCol w:w="2800"/>
+        <w:gridCol w:w="2400"/>
       </w:tblGrid>
       <w:tr>
         <w:trPr>
@@ -7328,7 +7829,7 @@
         </w:trPr>
         <w:tc>
           <w:tcPr>
-            <w:tcW w:type="dxa" w:w="1300"/>
+            <w:tcW w:type="dxa" w:w="1100"/>
             <w:tcBorders>
               <w:top w:val="single" w:color="B0B0B0" w:sz="4"/>
               <w:left w:val="single" w:color="B0B0B0" w:sz="4"/>
@@ -7357,7 +7858,7 @@
         </w:tc>
         <w:tc>
           <w:tcPr>
-            <w:tcW w:type="dxa" w:w="5260"/>
+            <w:tcW w:type="dxa" w:w="3060"/>
             <w:tcBorders>
               <w:top w:val="single" w:color="B0B0B0" w:sz="4"/>
               <w:left w:val="single" w:color="B0B0B0" w:sz="4"/>
@@ -7380,7 +7881,7 @@
                 <w:sz w:val="18"/>
                 <w:szCs w:val="18"/>
               </w:rPr>
-              <w:t xml:space="preserve">Definition</w:t>
+              <w:t xml:space="preserve">k ≥ 1 (external callers supplied)</w:t>
             </w:r>
           </w:p>
         </w:tc>
@@ -7409,6 +7910,35 @@
                 <w:sz w:val="18"/>
                 <w:szCs w:val="18"/>
               </w:rPr>
+              <w:t xml:space="preserve">k = 0 (no external caller)</w:t>
+            </w:r>
+          </w:p>
+        </w:tc>
+        <w:tc>
+          <w:tcPr>
+            <w:tcW w:type="dxa" w:w="2400"/>
+            <w:tcBorders>
+              <w:top w:val="single" w:color="B0B0B0" w:sz="4"/>
+              <w:left w:val="single" w:color="B0B0B0" w:sz="4"/>
+              <w:bottom w:val="single" w:color="B0B0B0" w:sz="4"/>
+              <w:right w:val="single" w:color="B0B0B0" w:sz="4"/>
+            </w:tcBorders>
+            <w:shd w:fill="D5E8F0" w:color="auto" w:val="clear"/>
+            <w:tcMar>
+              <w:top w:type="dxa" w:w="60"/>
+              <w:left w:type="dxa" w:w="100"/>
+              <w:bottom w:type="dxa" w:w="60"/>
+              <w:right w:type="dxa" w:w="100"/>
+            </w:tcMar>
+          </w:tcPr>
+          <w:p>
+            <w:r>
+              <w:rPr>
+                <w:b/>
+                <w:bCs/>
+                <w:sz w:val="18"/>
+                <w:szCs w:val="18"/>
+              </w:rPr>
               <w:t xml:space="preserve">Expected use</w:t>
             </w:r>
           </w:p>
@@ -7417,7 +7947,7 @@
       <w:tr>
         <w:tc>
           <w:tcPr>
-            <w:tcW w:type="dxa" w:w="1300"/>
+            <w:tcW w:type="dxa" w:w="1100"/>
             <w:tcBorders>
               <w:top w:val="single" w:color="B0B0B0" w:sz="4"/>
               <w:left w:val="single" w:color="B0B0B0" w:sz="4"/>
@@ -7443,27 +7973,27 @@
         </w:tc>
         <w:tc>
           <w:tcPr>
-            <w:tcW w:type="dxa" w:w="5260"/>
-            <w:tcBorders>
-              <w:top w:val="single" w:color="B0B0B0" w:sz="4"/>
-              <w:left w:val="single" w:color="B0B0B0" w:sz="4"/>
-              <w:bottom w:val="single" w:color="B0B0B0" w:sz="4"/>
-              <w:right w:val="single" w:color="B0B0B0" w:sz="4"/>
-            </w:tcBorders>
-            <w:tcMar>
-              <w:top w:type="dxa" w:w="60"/>
-              <w:left w:type="dxa" w:w="100"/>
-              <w:bottom w:type="dxa" w:w="60"/>
-              <w:right w:type="dxa" w:w="100"/>
-            </w:tcMar>
-          </w:tcPr>
-          <w:p>
-            <w:r>
-              <w:rPr>
-                <w:sz w:val="18"/>
-                <w:szCs w:val="18"/>
-              </w:rPr>
-              <w:t xml:space="preserve">Passes all layers; N_CALLERS ≥ min(3, k); and hiConfDeNovo or posterior ≥ 0.95</w:t>
+            <w:tcW w:type="dxa" w:w="3060"/>
+            <w:tcBorders>
+              <w:top w:val="single" w:color="B0B0B0" w:sz="4"/>
+              <w:left w:val="single" w:color="B0B0B0" w:sz="4"/>
+              <w:bottom w:val="single" w:color="B0B0B0" w:sz="4"/>
+              <w:right w:val="single" w:color="B0B0B0" w:sz="4"/>
+            </w:tcBorders>
+            <w:tcMar>
+              <w:top w:type="dxa" w:w="60"/>
+              <w:left w:type="dxa" w:w="100"/>
+              <w:bottom w:type="dxa" w:w="60"/>
+              <w:right w:type="dxa" w:w="100"/>
+            </w:tcMar>
+          </w:tcPr>
+          <w:p>
+            <w:r>
+              <w:rPr>
+                <w:sz w:val="18"/>
+                <w:szCs w:val="18"/>
+              </w:rPr>
+              <w:t xml:space="preserve">N_CALLERS ≥ min(3, k) and (hiConfDeNovo or posterior ≥ 0.95); mosaic and parental-mosaic tracks need posterior ≥ 0.95</w:t>
             </w:r>
           </w:p>
         </w:tc>
@@ -7489,7 +8019,47 @@
                 <w:sz w:val="18"/>
                 <w:szCs w:val="18"/>
               </w:rPr>
-              <w:t xml:space="preserve">Primary set; spot-check IGV</w:t>
+              <w:t xml:space="preserve">Germline track only: posterior ≥ 0.95 </w:t>
+            </w:r>
+            <w:r>
+              <w:rPr>
+                <w:sz w:val="18"/>
+                <w:szCs w:val="18"/>
+              </w:rPr>
+              <w:t xml:space="preserve">and</w:t>
+            </w:r>
+            <w:r>
+              <w:rPr>
+                <w:sz w:val="18"/>
+                <w:szCs w:val="18"/>
+              </w:rPr>
+              <w:t xml:space="preserve"> hiConfDeNovo</w:t>
+            </w:r>
+          </w:p>
+        </w:tc>
+        <w:tc>
+          <w:tcPr>
+            <w:tcW w:type="dxa" w:w="2400"/>
+            <w:tcBorders>
+              <w:top w:val="single" w:color="B0B0B0" w:sz="4"/>
+              <w:left w:val="single" w:color="B0B0B0" w:sz="4"/>
+              <w:bottom w:val="single" w:color="B0B0B0" w:sz="4"/>
+              <w:right w:val="single" w:color="B0B0B0" w:sz="4"/>
+            </w:tcBorders>
+            <w:tcMar>
+              <w:top w:type="dxa" w:w="60"/>
+              <w:left w:type="dxa" w:w="100"/>
+              <w:bottom w:type="dxa" w:w="60"/>
+              <w:right w:type="dxa" w:w="100"/>
+            </w:tcMar>
+          </w:tcPr>
+          <w:p>
+            <w:r>
+              <w:rPr>
+                <w:sz w:val="18"/>
+                <w:szCs w:val="18"/>
+              </w:rPr>
+              <w:t xml:space="preserve">Primary set; IGV review before validation</w:t>
             </w:r>
           </w:p>
         </w:tc>
@@ -7497,7 +8067,7 @@
       <w:tr>
         <w:tc>
           <w:tcPr>
-            <w:tcW w:type="dxa" w:w="1300"/>
+            <w:tcW w:type="dxa" w:w="1100"/>
             <w:tcBorders>
               <w:top w:val="single" w:color="B0B0B0" w:sz="4"/>
               <w:left w:val="single" w:color="B0B0B0" w:sz="4"/>
@@ -7523,27 +8093,27 @@
         </w:tc>
         <w:tc>
           <w:tcPr>
-            <w:tcW w:type="dxa" w:w="5260"/>
-            <w:tcBorders>
-              <w:top w:val="single" w:color="B0B0B0" w:sz="4"/>
-              <w:left w:val="single" w:color="B0B0B0" w:sz="4"/>
-              <w:bottom w:val="single" w:color="B0B0B0" w:sz="4"/>
-              <w:right w:val="single" w:color="B0B0B0" w:sz="4"/>
-            </w:tcBorders>
-            <w:tcMar>
-              <w:top w:type="dxa" w:w="60"/>
-              <w:left w:type="dxa" w:w="100"/>
-              <w:bottom w:type="dxa" w:w="60"/>
-              <w:right w:type="dxa" w:w="100"/>
-            </w:tcMar>
-          </w:tcPr>
-          <w:p>
-            <w:r>
-              <w:rPr>
-                <w:sz w:val="18"/>
-                <w:szCs w:val="18"/>
-              </w:rPr>
-              <w:t xml:space="preserve">Passes all layers; N_CALLERS ≥ min(2, k) (or posterior ≥ 0.95 when k = 0)</w:t>
+            <w:tcW w:type="dxa" w:w="3060"/>
+            <w:tcBorders>
+              <w:top w:val="single" w:color="B0B0B0" w:sz="4"/>
+              <w:left w:val="single" w:color="B0B0B0" w:sz="4"/>
+              <w:bottom w:val="single" w:color="B0B0B0" w:sz="4"/>
+              <w:right w:val="single" w:color="B0B0B0" w:sz="4"/>
+            </w:tcBorders>
+            <w:tcMar>
+              <w:top w:type="dxa" w:w="60"/>
+              <w:left w:type="dxa" w:w="100"/>
+              <w:bottom w:type="dxa" w:w="60"/>
+              <w:right w:type="dxa" w:w="100"/>
+            </w:tcMar>
+          </w:tcPr>
+          <w:p>
+            <w:r>
+              <w:rPr>
+                <w:sz w:val="18"/>
+                <w:szCs w:val="18"/>
+              </w:rPr>
+              <w:t xml:space="preserve">N_CALLERS ≥ min(2, k)</w:t>
             </w:r>
           </w:p>
         </w:tc>
@@ -7569,7 +8139,47 @@
                 <w:sz w:val="18"/>
                 <w:szCs w:val="18"/>
               </w:rPr>
-              <w:t xml:space="preserve">Mandatory IGV review before validation</w:t>
+              <w:t xml:space="preserve">Posterior ≥ 0.95 </w:t>
+            </w:r>
+            <w:r>
+              <w:rPr>
+                <w:sz w:val="18"/>
+                <w:szCs w:val="18"/>
+              </w:rPr>
+              <w:t xml:space="preserve">or</w:t>
+            </w:r>
+            <w:r>
+              <w:rPr>
+                <w:sz w:val="18"/>
+                <w:szCs w:val="18"/>
+              </w:rPr>
+              <w:t xml:space="preserve"> hiConfDeNovo; mosaic and parental-mosaic tracks are capped here</w:t>
+            </w:r>
+          </w:p>
+        </w:tc>
+        <w:tc>
+          <w:tcPr>
+            <w:tcW w:type="dxa" w:w="2400"/>
+            <w:tcBorders>
+              <w:top w:val="single" w:color="B0B0B0" w:sz="4"/>
+              <w:left w:val="single" w:color="B0B0B0" w:sz="4"/>
+              <w:bottom w:val="single" w:color="B0B0B0" w:sz="4"/>
+              <w:right w:val="single" w:color="B0B0B0" w:sz="4"/>
+            </w:tcBorders>
+            <w:tcMar>
+              <w:top w:type="dxa" w:w="60"/>
+              <w:left w:type="dxa" w:w="100"/>
+              <w:bottom w:type="dxa" w:w="60"/>
+              <w:right w:type="dxa" w:w="100"/>
+            </w:tcMar>
+          </w:tcPr>
+          <w:p>
+            <w:r>
+              <w:rPr>
+                <w:sz w:val="18"/>
+                <w:szCs w:val="18"/>
+              </w:rPr>
+              <w:t xml:space="preserve">Full IGV review before validation</w:t>
             </w:r>
           </w:p>
         </w:tc>
@@ -7577,7 +8187,7 @@
       <w:tr>
         <w:tc>
           <w:tcPr>
-            <w:tcW w:type="dxa" w:w="1300"/>
+            <w:tcW w:type="dxa" w:w="1100"/>
             <w:tcBorders>
               <w:top w:val="single" w:color="B0B0B0" w:sz="4"/>
               <w:left w:val="single" w:color="B0B0B0" w:sz="4"/>
@@ -7603,33 +8213,59 @@
         </w:tc>
         <w:tc>
           <w:tcPr>
-            <w:tcW w:type="dxa" w:w="5260"/>
-            <w:tcBorders>
-              <w:top w:val="single" w:color="B0B0B0" w:sz="4"/>
-              <w:left w:val="single" w:color="B0B0B0" w:sz="4"/>
-              <w:bottom w:val="single" w:color="B0B0B0" w:sz="4"/>
-              <w:right w:val="single" w:color="B0B0B0" w:sz="4"/>
-            </w:tcBorders>
-            <w:tcMar>
-              <w:top w:type="dxa" w:w="60"/>
-              <w:left w:type="dxa" w:w="100"/>
-              <w:bottom w:type="dxa" w:w="60"/>
-              <w:right w:type="dxa" w:w="100"/>
-            </w:tcMar>
-          </w:tcPr>
-          <w:p>
-            <w:r>
-              <w:rPr>
-                <w:sz w:val="18"/>
-                <w:szCs w:val="18"/>
-              </w:rPr>
-              <w:t xml:space="preserve">Passes all layers with single-caller support</w:t>
+            <w:tcW w:type="dxa" w:w="3060"/>
+            <w:tcBorders>
+              <w:top w:val="single" w:color="B0B0B0" w:sz="4"/>
+              <w:left w:val="single" w:color="B0B0B0" w:sz="4"/>
+              <w:bottom w:val="single" w:color="B0B0B0" w:sz="4"/>
+              <w:right w:val="single" w:color="B0B0B0" w:sz="4"/>
+            </w:tcBorders>
+            <w:tcMar>
+              <w:top w:type="dxa" w:w="60"/>
+              <w:left w:type="dxa" w:w="100"/>
+              <w:bottom w:type="dxa" w:w="60"/>
+              <w:right w:type="dxa" w:w="100"/>
+            </w:tcMar>
+          </w:tcPr>
+          <w:p>
+            <w:r>
+              <w:rPr>
+                <w:sz w:val="18"/>
+                <w:szCs w:val="18"/>
+              </w:rPr>
+              <w:t xml:space="preserve">Otherwise (N_CALLERS below the MEDIUM requirement)</w:t>
             </w:r>
           </w:p>
         </w:tc>
         <w:tc>
           <w:tcPr>
             <w:tcW w:type="dxa" w:w="2800"/>
+            <w:tcBorders>
+              <w:top w:val="single" w:color="B0B0B0" w:sz="4"/>
+              <w:left w:val="single" w:color="B0B0B0" w:sz="4"/>
+              <w:bottom w:val="single" w:color="B0B0B0" w:sz="4"/>
+              <w:right w:val="single" w:color="B0B0B0" w:sz="4"/>
+            </w:tcBorders>
+            <w:tcMar>
+              <w:top w:type="dxa" w:w="60"/>
+              <w:left w:type="dxa" w:w="100"/>
+              <w:bottom w:type="dxa" w:w="60"/>
+              <w:right w:type="dxa" w:w="100"/>
+            </w:tcMar>
+          </w:tcPr>
+          <w:p>
+            <w:r>
+              <w:rPr>
+                <w:sz w:val="18"/>
+                <w:szCs w:val="18"/>
+              </w:rPr>
+              <w:t xml:space="preserve">Otherwise</w:t>
+            </w:r>
+          </w:p>
+        </w:tc>
+        <w:tc>
+          <w:tcPr>
+            <w:tcW w:type="dxa" w:w="2400"/>
             <w:tcBorders>
               <w:top w:val="single" w:color="B0B0B0" w:sz="4"/>
               <w:left w:val="single" w:color="B0B0B0" w:sz="4"/>
@@ -7675,7 +8311,7 @@
         <w:t xml:space="preserve">trio-dnm call</w:t>
       </w:r>
       <w:r>
-        <w:t xml:space="preserve"> evaluates every Mendelian-violation candidate against </w:t>
+        <w:t xml:space="preserve"> takes the normalised, vcfanno-annotated joint VCF (§5.3), evaluates every Mendelian-violation candidate against </w:t>
       </w:r>
       <w:r>
         <w:rPr>
@@ -7703,7 +8339,7 @@
         <w:t xml:space="preserve">call_summary.json</w:t>
       </w:r>
       <w:r>
-        <w:t xml:space="preserve"> counts each candidate once, at the first layer it fails. Defaults are for 30× PCR-free WGS; </w:t>
+        <w:t xml:space="preserve"> counts each candidate once, at the first layer it fails. Two read-level checks cannot be computed from a VCF and are covered elsewhere (§7.2). Defaults are for 30× PCR-free WGS; </w:t>
       </w:r>
       <w:r>
         <w:rPr>
@@ -7712,7 +8348,16 @@
         <w:t xml:space="preserve">--data-type wes|panel</w:t>
       </w:r>
       <w:r>
-        <w:t xml:space="preserve"> applies the capture presets, and any threshold can be overridden with a JSON config.</w:t>
+        <w:t xml:space="preserve"> applies the capture presets, and any threshold can be overridden with a JSON config (</w:t>
+      </w:r>
+      <w:r>
+        <w:rPr>
+          <w:rStyle w:val="InlineCode"/>
+        </w:rPr>
+        <w:t xml:space="preserve">--config</w:t>
+      </w:r>
+      <w:r>
+        <w:t xml:space="preserve">, containing only the keys you change).</w:t>
       </w:r>
     </w:p>
     <w:p>
@@ -7938,7 +8583,7 @@
                 <w:sz w:val="18"/>
                 <w:szCs w:val="18"/>
               </w:rPr>
-              <w:t xml:space="preserve">Called hom-ref (0/0 or 0)</w:t>
+              <w:t xml:space="preserve">Called hom-ref (0/0 or 0); a parent called 0/1 with significantly sub-heterozygous VAF goes to the parental-mosaic track (§9.4)</w:t>
             </w:r>
           </w:p>
         </w:tc>
@@ -8177,6 +8822,127 @@
                 <w:szCs w:val="18"/>
               </w:rPr>
               <w:t xml:space="preserve">P(0 ALT reads | het, DP 15) ≈ 3 × 10⁻⁵</w:t>
+            </w:r>
+          </w:p>
+        </w:tc>
+      </w:tr>
+      <w:tr>
+        <w:tc>
+          <w:tcPr>
+            <w:tcW w:type="dxa" w:w="1400"/>
+            <w:tcBorders>
+              <w:top w:val="single" w:color="B0B0B0" w:sz="4"/>
+              <w:left w:val="single" w:color="B0B0B0" w:sz="4"/>
+              <w:bottom w:val="single" w:color="B0B0B0" w:sz="4"/>
+              <w:right w:val="single" w:color="B0B0B0" w:sz="4"/>
+            </w:tcBorders>
+            <w:tcMar>
+              <w:top w:type="dxa" w:w="60"/>
+              <w:left w:type="dxa" w:w="100"/>
+              <w:bottom w:type="dxa" w:w="60"/>
+              <w:right w:type="dxa" w:w="100"/>
+            </w:tcMar>
+          </w:tcPr>
+          <w:p>
+            <w:r>
+              <w:rPr>
+                <w:sz w:val="18"/>
+                <w:szCs w:val="18"/>
+              </w:rPr>
+              <w:t xml:space="preserve">DP, hemizygous father</w:t>
+            </w:r>
+          </w:p>
+        </w:tc>
+        <w:tc>
+          <w:tcPr>
+            <w:tcW w:type="dxa" w:w="2800"/>
+            <w:tcBorders>
+              <w:top w:val="single" w:color="B0B0B0" w:sz="4"/>
+              <w:left w:val="single" w:color="B0B0B0" w:sz="4"/>
+              <w:bottom w:val="single" w:color="B0B0B0" w:sz="4"/>
+              <w:right w:val="single" w:color="B0B0B0" w:sz="4"/>
+            </w:tcBorders>
+            <w:tcMar>
+              <w:top w:type="dxa" w:w="60"/>
+              <w:left w:type="dxa" w:w="100"/>
+              <w:bottom w:type="dxa" w:w="60"/>
+              <w:right w:type="dxa" w:w="100"/>
+            </w:tcMar>
+          </w:tcPr>
+          <w:p>
+            <w:r>
+              <w:rPr>
+                <w:sz w:val="18"/>
+                <w:szCs w:val="18"/>
+              </w:rPr>
+              <w:t xml:space="preserve">—</w:t>
+            </w:r>
+          </w:p>
+        </w:tc>
+        <w:tc>
+          <w:tcPr>
+            <w:tcW w:type="dxa" w:w="2860"/>
+            <w:tcBorders>
+              <w:top w:val="single" w:color="B0B0B0" w:sz="4"/>
+              <w:left w:val="single" w:color="B0B0B0" w:sz="4"/>
+              <w:bottom w:val="single" w:color="B0B0B0" w:sz="4"/>
+              <w:right w:val="single" w:color="B0B0B0" w:sz="4"/>
+            </w:tcBorders>
+            <w:tcMar>
+              <w:top w:type="dxa" w:w="60"/>
+              <w:left w:type="dxa" w:w="100"/>
+              <w:bottom w:type="dxa" w:w="60"/>
+              <w:right w:type="dxa" w:w="100"/>
+            </w:tcMar>
+          </w:tcPr>
+          <w:p>
+            <w:r>
+              <w:rPr>
+                <w:sz w:val="18"/>
+                <w:szCs w:val="18"/>
+              </w:rPr>
+              <w:t xml:space="preserve">chrX non-PAR (female proband) and chrY: ≥ 8 (</w:t>
+            </w:r>
+            <w:r>
+              <w:rPr>
+                <w:rStyle w:val="InlineCode"/>
+                <w:sz w:val="18"/>
+                <w:szCs w:val="18"/>
+              </w:rPr>
+              <w:t xml:space="preserve">parent.min_dp_hemizygous</w:t>
+            </w:r>
+            <w:r>
+              <w:rPr>
+                <w:sz w:val="18"/>
+                <w:szCs w:val="18"/>
+              </w:rPr>
+              <w:t xml:space="preserve">; ≥ 15 in mosaic track; raised by the WES/panel presets)</w:t>
+            </w:r>
+          </w:p>
+        </w:tc>
+        <w:tc>
+          <w:tcPr>
+            <w:tcW w:type="dxa" w:w="2300"/>
+            <w:tcBorders>
+              <w:top w:val="single" w:color="B0B0B0" w:sz="4"/>
+              <w:left w:val="single" w:color="B0B0B0" w:sz="4"/>
+              <w:bottom w:val="single" w:color="B0B0B0" w:sz="4"/>
+              <w:right w:val="single" w:color="B0B0B0" w:sz="4"/>
+            </w:tcBorders>
+            <w:tcMar>
+              <w:top w:type="dxa" w:w="60"/>
+              <w:left w:type="dxa" w:w="100"/>
+              <w:bottom w:type="dxa" w:w="60"/>
+              <w:right w:type="dxa" w:w="100"/>
+            </w:tcMar>
+          </w:tcPr>
+          <w:p>
+            <w:r>
+              <w:rPr>
+                <w:sz w:val="18"/>
+                <w:szCs w:val="18"/>
+              </w:rPr>
+              <w:t xml:space="preserve">His non-PAR X/Y depth is half the autosomal depth; a hemizygous carrier would show VAF ≈ 1</w:t>
             </w:r>
           </w:p>
         </w:tc>
@@ -8919,7 +9685,45 @@
         <w:spacing w:after="120"/>
       </w:pPr>
       <w:r>
-        <w:t xml:space="preserve">Candidates whose proband VAF is significantly below 0.5 (one-sided binomial p &lt; 10⁻³ and VAF &lt; 0.40) are routed to the post-zygotic mosaic track; candidates with significant low-level parental ALT reads are routed to the parental-mosaic track (§9).</w:t>
+        <w:t xml:space="preserve">Routing to the post-zygotic mosaic track requires </w:t>
+      </w:r>
+      <w:r>
+        <w:rPr>
+          <w:b/>
+          <w:bCs/>
+        </w:rPr>
+        <w:t xml:space="preserve">both</w:t>
+      </w:r>
+      <w:r>
+        <w:t xml:space="preserve"> a proband VAF significantly below 0.5 (one-sided binomial p &lt; 10⁻³, n = ref + ALT reads) </w:t>
+      </w:r>
+      <w:r>
+        <w:rPr>
+          <w:b/>
+          <w:bCs/>
+        </w:rPr>
+        <w:t xml:space="preserve">and</w:t>
+      </w:r>
+      <w:r>
+        <w:t xml:space="preserve"> VAF &lt; 0.40 (</w:t>
+      </w:r>
+      <w:r>
+        <w:rPr>
+          <w:rStyle w:val="InlineCode"/>
+        </w:rPr>
+        <w:t xml:space="preserve">mosaic.max_vaf</w:t>
+      </w:r>
+      <w:r>
+        <w:t xml:space="preserve">). A low-VAF candidate whose test is not significant stays in the germline track, fails the heterozygous VAF range and is flagged </w:t>
+      </w:r>
+      <w:r>
+        <w:rPr>
+          <w:rStyle w:val="InlineCode"/>
+        </w:rPr>
+        <w:t xml:space="preserve">POSSIBLE_MOSAIC_NEEDS_DEPTH</w:t>
+      </w:r>
+      <w:r>
+        <w:t xml:space="preserve"> for review. Candidates with significant low-level parental ALT reads, including parents genotyped 0/1 whose VAF is significantly sub-heterozygous, are routed to the parental-mosaic track (§9.4).</w:t>
       </w:r>
     </w:p>
     <w:p>
@@ -8941,7 +9745,34 @@
         <w:spacing w:after="60"/>
       </w:pPr>
       <w:r>
-        <w:t xml:space="preserve">MQ ≥ 40; FS &lt; 60 (SNV) / &lt; 200 (indel); SOR &lt; 3 (SNV) / &lt; 10 (indel).</w:t>
+        <w:t xml:space="preserve">Site FILTER must be PASS (or </w:t>
+      </w:r>
+      <w:r>
+        <w:rPr>
+          <w:rStyle w:val="InlineCode"/>
+        </w:rPr>
+        <w:t xml:space="preserve">.</w:t>
+      </w:r>
+      <w:r>
+        <w:t xml:space="preserve">): a FILTER set by the §5.3 hard filters or VQSR/VETS fails the site as </w:t>
+      </w:r>
+      <w:r>
+        <w:rPr>
+          <w:rStyle w:val="InlineCode"/>
+        </w:rPr>
+        <w:t xml:space="preserve">site_filter:&lt;FILTER&gt;</w:t>
+      </w:r>
+      <w:r>
+        <w:t xml:space="preserve"> (config </w:t>
+      </w:r>
+      <w:r>
+        <w:rPr>
+          <w:rStyle w:val="InlineCode"/>
+        </w:rPr>
+        <w:t xml:space="preserve">site.honour_filter</w:t>
+      </w:r>
+      <w:r>
+        <w:t xml:space="preserve">).</w:t>
       </w:r>
     </w:p>
     <w:p>
@@ -8954,7 +9785,7 @@
         <w:spacing w:after="60"/>
       </w:pPr>
       <w:r>
-        <w:t xml:space="preserve">MQRankSum ≥ −12.5; ReadPosRankSum ≥ −8 (SNV) / ≥ −20 (indel).</w:t>
+        <w:t xml:space="preserve">MQ ≥ 40; FS &lt; 60 (SNV) / &lt; 200 (indel); SOR &lt; 3 (SNV) / &lt; 10 (indel).</w:t>
       </w:r>
     </w:p>
     <w:p>
@@ -8967,7 +9798,7 @@
         <w:spacing w:after="60"/>
       </w:pPr>
       <w:r>
-        <w:t xml:space="preserve">Proband ALT reads on both strands (≥ 1 each, ≥ 2 preferred) and per-sample strand Fisher p ≥ 10⁻³ from FORMAT/SB.</w:t>
+        <w:t xml:space="preserve">MQRankSum ≥ −12.5; ReadPosRankSum ≥ −8 (SNV) / ≥ −20 (indel).</w:t>
       </w:r>
     </w:p>
     <w:p>
@@ -8980,16 +9811,34 @@
         <w:spacing w:after="60"/>
       </w:pPr>
       <w:r>
-        <w:t xml:space="preserve">Soft-clipped read fraction &lt; 30 % at the site when available; indels supported by ≥ 2 distinct read start positions.</w:t>
-      </w:r>
-    </w:p>
-    <w:p>
-      <w:pPr>
-        <w:pStyle w:val="Heading2"/>
-        <w:spacing w:after="120" w:before="240"/>
-      </w:pPr>
-      <w:r>
-        <w:t xml:space="preserve">7.3 Layer 3 — Genomic region exclusion (hard masks)</w:t>
+        <w:t xml:space="preserve">Proband ALT reads on both strands (≥ 1 each, ≥ 2 preferred) and per-sample strand Fisher p ≥ 10⁻³. GenotypeGVCFs does not carry FORMAT/SB into the joint VCF and HaplotypeCaller writes no ADF/ADR, so the strand counts come from </w:t>
+      </w:r>
+      <w:r>
+        <w:rPr>
+          <w:rStyle w:val="InlineCode"/>
+        </w:rPr>
+        <w:t xml:space="preserve">bcftools mpileup -a AD,ADF,ADR</w:t>
+      </w:r>
+      <w:r>
+        <w:t xml:space="preserve"> of the three BAMs at the candidate sites, passed as </w:t>
+      </w:r>
+      <w:r>
+        <w:rPr>
+          <w:rStyle w:val="InlineCode"/>
+        </w:rPr>
+        <w:t xml:space="preserve">trio-dnm call --strand-vcf</w:t>
+      </w:r>
+      <w:r>
+        <w:t xml:space="preserve">. FORMAT/SB or ADF/ADR in the joint VCF are used when present; with neither the candidate is flagged </w:t>
+      </w:r>
+      <w:r>
+        <w:rPr>
+          <w:rStyle w:val="InlineCode"/>
+        </w:rPr>
+        <w:t xml:space="preserve">NO_STRAND_INFO</w:t>
+      </w:r>
+      <w:r>
+        <w:t xml:space="preserve">.</w:t>
       </w:r>
     </w:p>
     <w:p>
@@ -9002,7 +9851,25 @@
         <w:spacing w:after="60"/>
       </w:pPr>
       <w:r>
-        <w:t xml:space="preserve">ENCODE blacklist v2; GIAB stratifications: low mappability, segmental duplications, tandem repeats / low complexity; in-house recurrent-artefact and pseudogene masks.</w:t>
+        <w:t xml:space="preserve">Soft-clipped read fraction &lt; 30 % where an INFO key supplies it (</w:t>
+      </w:r>
+      <w:r>
+        <w:rPr>
+          <w:rStyle w:val="InlineCode"/>
+        </w:rPr>
+        <w:t xml:space="preserve">site.softclip_info_key</w:t>
+      </w:r>
+      <w:r>
+        <w:t xml:space="preserve">, default </w:t>
+      </w:r>
+      <w:r>
+        <w:rPr>
+          <w:rStyle w:val="InlineCode"/>
+        </w:rPr>
+        <w:t xml:space="preserve">SCF</w:t>
+      </w:r>
+      <w:r>
+        <w:t xml:space="preserve">).</w:t>
       </w:r>
     </w:p>
     <w:p>
@@ -9015,7 +9882,25 @@
         <w:spacing w:after="60"/>
       </w:pPr>
       <w:r>
-        <w:t xml:space="preserve">Homopolymer run ≥ 8 bp (SNV) or ≥ 6 bp (indel), computed from the reference around the site.</w:t>
+        <w:t xml:space="preserve">Not computed by </w:t>
+      </w:r>
+      <w:r>
+        <w:rPr>
+          <w:rStyle w:val="InlineCode"/>
+        </w:rPr>
+        <w:t xml:space="preserve">trio-dnm</w:t>
+      </w:r>
+      <w:r>
+        <w:t xml:space="preserve"> from the VCF: indel support from ≥ 2 distinct read start positions (PCR stutter) and ALT reads concentrated in the terminal 10 % of read length. For germline candidates these are covered by ReadPosRankSum plus the mandatory IGV review before validation; for mosaic candidates by MosaicForecast's read-level features (§9.1).</w:t>
+      </w:r>
+    </w:p>
+    <w:p>
+      <w:pPr>
+        <w:pStyle w:val="Heading2"/>
+        <w:spacing w:after="120" w:before="240"/>
+      </w:pPr>
+      <w:r>
+        <w:t xml:space="preserve">7.3 Layer 3 — Genomic region exclusion (hard masks)</w:t>
       </w:r>
     </w:p>
     <w:p>
@@ -9028,16 +9913,7 @@
         <w:spacing w:after="60"/>
       </w:pPr>
       <w:r>
-        <w:t xml:space="preserve">Within ± 5 bp of a reference N stretch.</w:t>
-      </w:r>
-    </w:p>
-    <w:p>
-      <w:pPr>
-        <w:pStyle w:val="Heading2"/>
-        <w:spacing w:after="120" w:before="240"/>
-      </w:pPr>
-      <w:r>
-        <w:t xml:space="preserve">7.4 Layer 4 — Population and recurrence</w:t>
+        <w:t xml:space="preserve">ENCODE blacklist v2; GIAB stratifications: low mappability, segmental duplications, tandem repeats / low complexity; in-house recurrent-artefact and pseudogene masks.</w:t>
       </w:r>
     </w:p>
     <w:p>
@@ -9050,16 +9926,7 @@
         <w:spacing w:after="60"/>
       </w:pPr>
       <w:r>
-        <w:t xml:space="preserve">gnomAD v4.1 joint AF &lt; 1 × 10⁻⁴. A ClinVar P/LP match is flagged </w:t>
-      </w:r>
-      <w:r>
-        <w:rPr>
-          <w:rStyle w:val="InlineCode"/>
-        </w:rPr>
-        <w:t xml:space="preserve">POP_AF_RESCUED_BY_CLINVAR</w:t>
-      </w:r>
-      <w:r>
-        <w:t xml:space="preserve"> rather than removed: recurrent pathogenic DNMs at hypermutable CpGs, and CH variants in gnomAD blood donors, can appear at low counts.</w:t>
+        <w:t xml:space="preserve">Homopolymer run ≥ 8 bp (SNV) or ≥ 6 bp (indel), computed from the reference around the site.</w:t>
       </w:r>
     </w:p>
     <w:p>
@@ -9072,7 +9939,16 @@
         <w:spacing w:after="60"/>
       </w:pPr>
       <w:r>
-        <w:t xml:space="preserve">In-house panel of normals (≥ 100 unrelated, identically processed): AF ≤ 0.01.</w:t>
+        <w:t xml:space="preserve">Within ± 5 bp of a reference N stretch.</w:t>
+      </w:r>
+    </w:p>
+    <w:p>
+      <w:pPr>
+        <w:pStyle w:val="Heading2"/>
+        <w:spacing w:after="120" w:before="240"/>
+      </w:pPr>
+      <w:r>
+        <w:t xml:space="preserve">7.4 Layer 4 — Population and recurrence</w:t>
       </w:r>
     </w:p>
     <w:p>
@@ -9085,75 +9961,34 @@
         <w:spacing w:after="60"/>
       </w:pPr>
       <w:r>
-        <w:t xml:space="preserve">Recurrence in ≥ 5 unrelated trios in project history: removed as a likely artefact unless ClinVar P/LP (then flagged as a known recurrent pathogenic site).</w:t>
-      </w:r>
-    </w:p>
-    <w:p>
-      <w:pPr>
-        <w:pStyle w:val="Heading2"/>
-        <w:spacing w:after="120" w:before="240"/>
-      </w:pPr>
-      <w:r>
-        <w:t xml:space="preserve">7.5 Layer 5 — Bayesian trio posterior</w:t>
-      </w:r>
-    </w:p>
-    <w:p>
-      <w:pPr>
-        <w:spacing w:after="120"/>
-      </w:pPr>
+        <w:t xml:space="preserve">gnomAD v4.1 joint AF &lt; 1 × 10⁻⁴, read from the vcfanno INFO key (</w:t>
+      </w:r>
       <w:r>
         <w:rPr>
           <w:rStyle w:val="InlineCode"/>
         </w:rPr>
-        <w:t xml:space="preserve">trio-dnm</w:t>
-      </w:r>
-      <w:r>
-        <w:t xml:space="preserve"> computes the posterior from the joint-VCF genotype likelihoods (PL; a binomial read model with 1 % error when PL is absent), summing over every joint genotype configuration:</w:t>
-      </w:r>
-    </w:p>
-    <w:p>
-      <w:pPr>
-        <w:pStyle w:val="CodeBlock"/>
-        <w:spacing w:after="0" w:before="80"/>
-      </w:pPr>
-      <w:r>
-        <w:t xml:space="preserve">P(DNM | D) = Σ_{g_c&gt;0} P(D_f|0) P(D_m|0) P(D_c|g_c) π(0)π(0) T(g_c|0,0)  /  Σ_{g_f,g_m,g_c} (same terms)</w:t>
-      </w:r>
-    </w:p>
-    <w:p>
-      <w:pPr>
-        <w:pStyle w:val="CodeBlock"/>
-        <w:spacing w:after="0" w:before="0"/>
-      </w:pPr>
-      <w:r>
-        <w:t xml:space="preserve"> </w:t>
-      </w:r>
-    </w:p>
-    <w:p>
-      <w:pPr>
-        <w:pStyle w:val="CodeBlock"/>
-        <w:spacing w:after="0" w:before="0"/>
-      </w:pPr>
-      <w:r>
-        <w:t xml:space="preserve">π(g)          Hardy–Weinberg prior with q = max(gnomAD AF, 1e-4)   (floor keeps absent sites conservative)</w:t>
-      </w:r>
-    </w:p>
-    <w:p>
-      <w:pPr>
-        <w:pStyle w:val="CodeBlock"/>
-        <w:spacing w:after="0" w:before="0"/>
-      </w:pPr>
-      <w:r>
-        <w:t xml:space="preserve">T(g_c|g_f,g_m) Mendelian transmission with per-allele mutation μ = 1.2e-8 (SNV) / 1e-9 (indel)</w:t>
-      </w:r>
-    </w:p>
-    <w:p>
-      <w:pPr>
-        <w:pStyle w:val="CodeBlock"/>
-        <w:spacing w:after="140" w:before="0"/>
-      </w:pPr>
-      <w:r>
-        <w:t xml:space="preserve">ploidy         taken from the region table in §7.1 (hemizygous child: single transmitting parent)</w:t>
+        <w:t xml:space="preserve">gnomAD_AF</w:t>
+      </w:r>
+      <w:r>
+        <w:t xml:space="preserve">; config </w:t>
+      </w:r>
+      <w:r>
+        <w:rPr>
+          <w:rStyle w:val="InlineCode"/>
+        </w:rPr>
+        <w:t xml:space="preserve">population.af_keys</w:t>
+      </w:r>
+      <w:r>
+        <w:t xml:space="preserve">). A ClinVar P/LP match is flagged </w:t>
+      </w:r>
+      <w:r>
+        <w:rPr>
+          <w:rStyle w:val="InlineCode"/>
+        </w:rPr>
+        <w:t xml:space="preserve">POP_AF_RESCUED_BY_CLINVAR</w:t>
+      </w:r>
+      <w:r>
+        <w:t xml:space="preserve"> rather than removed: recurrent pathogenic DNMs at hypermutable CpGs, and CH variants in gnomAD blood donors, can appear at low counts.</w:t>
       </w:r>
     </w:p>
     <w:p>
@@ -9166,7 +10001,34 @@
         <w:spacing w:after="60"/>
       </w:pPr>
       <w:r>
-        <w:t xml:space="preserve">Retain candidates with posterior ≥ 0.80; the HIGH tier requires ≥ 0.95 or hiConfDeNovo.</w:t>
+        <w:t xml:space="preserve">If no record of the input VCF carries a gnomAD AF key, this filter cannot act: </w:t>
+      </w:r>
+      <w:r>
+        <w:rPr>
+          <w:rStyle w:val="InlineCode"/>
+        </w:rPr>
+        <w:t xml:space="preserve">call</w:t>
+      </w:r>
+      <w:r>
+        <w:t xml:space="preserve"> prints a warning and records </w:t>
+      </w:r>
+      <w:r>
+        <w:rPr>
+          <w:rStyle w:val="InlineCode"/>
+        </w:rPr>
+        <w:t xml:space="preserve">population_af_missing: true</w:t>
+      </w:r>
+      <w:r>
+        <w:t xml:space="preserve"> in </w:t>
+      </w:r>
+      <w:r>
+        <w:rPr>
+          <w:rStyle w:val="InlineCode"/>
+        </w:rPr>
+        <w:t xml:space="preserve">call_summary.json</w:t>
+      </w:r>
+      <w:r>
+        <w:t xml:space="preserve">. Annotate with vcfanno first.</w:t>
       </w:r>
     </w:p>
     <w:p>
@@ -9179,16 +10041,34 @@
         <w:spacing w:after="60"/>
       </w:pPr>
       <w:r>
-        <w:t xml:space="preserve">For the mosaic tracks a two-class read model (true event at observed VAF vs sequencing error 0.5 %) replaces the diploid model, multiplied by the probability that each parent does not carry the event at that VAF.</w:t>
-      </w:r>
-    </w:p>
-    <w:p>
-      <w:pPr>
-        <w:pStyle w:val="Heading2"/>
-        <w:spacing w:after="120" w:before="240"/>
-      </w:pPr>
-      <w:r>
-        <w:t xml:space="preserve">7.6 Layer 6 — Call-set integrity (replaces v1.0 kinship-on-DNMs)</w:t>
+        <w:t xml:space="preserve">In-house panel of normals (≥ 100 unrelated, identically processed): AF ≤ 0.01, read from a </w:t>
+      </w:r>
+      <w:r>
+        <w:rPr>
+          <w:rStyle w:val="InlineCode"/>
+        </w:rPr>
+        <w:t xml:space="preserve">--pon</w:t>
+      </w:r>
+      <w:r>
+        <w:t xml:space="preserve"> VCF or from the vcfanno INFO key </w:t>
+      </w:r>
+      <w:r>
+        <w:rPr>
+          <w:rStyle w:val="InlineCode"/>
+        </w:rPr>
+        <w:t xml:space="preserve">PON_AF</w:t>
+      </w:r>
+      <w:r>
+        <w:t xml:space="preserve"> (</w:t>
+      </w:r>
+      <w:r>
+        <w:rPr>
+          <w:rStyle w:val="InlineCode"/>
+        </w:rPr>
+        <w:t xml:space="preserve">population.pon_info_key</w:t>
+      </w:r>
+      <w:r>
+        <w:t xml:space="preserve">).</w:t>
       </w:r>
     </w:p>
     <w:p>
@@ -9201,14 +10081,75 @@
         <w:spacing w:after="60"/>
       </w:pPr>
       <w:r>
+        <w:t xml:space="preserve">Recurrence in ≥ 5 unrelated trios in project history: removed as a likely artefact unless ClinVar P/LP (then flagged as a known recurrent pathogenic site).</w:t>
+      </w:r>
+    </w:p>
+    <w:p>
+      <w:pPr>
+        <w:pStyle w:val="Heading2"/>
+        <w:spacing w:after="120" w:before="240"/>
+      </w:pPr>
+      <w:r>
+        <w:t xml:space="preserve">7.5 Layer 5 — Bayesian trio posterior</w:t>
+      </w:r>
+    </w:p>
+    <w:p>
+      <w:pPr>
+        <w:spacing w:after="120"/>
+      </w:pPr>
+      <w:r>
         <w:rPr>
-          <w:b/>
-          <w:bCs/>
+          <w:rStyle w:val="InlineCode"/>
         </w:rPr>
-        <w:t xml:space="preserve">Parental leakage</w:t>
-      </w:r>
-      <w:r>
-        <w:t xml:space="preserve">: fraction of germline DNMs with any ALT read in each parent. An asymmetric excess (e.g. father 25 %, mother 3 %) points to contamination, a swap or under-sequencing of that parent.</w:t>
+        <w:t xml:space="preserve">trio-dnm</w:t>
+      </w:r>
+      <w:r>
+        <w:t xml:space="preserve"> computes the posterior from the joint-VCF genotype likelihoods (PL; a binomial read model with 1 % error when PL is absent), summing over every joint genotype configuration:</w:t>
+      </w:r>
+    </w:p>
+    <w:p>
+      <w:pPr>
+        <w:pStyle w:val="CodeBlock"/>
+        <w:spacing w:after="0" w:before="80"/>
+      </w:pPr>
+      <w:r>
+        <w:t xml:space="preserve">P(DNM | D) = Σ_{g_c&gt;0} P(D_f|0) P(D_m|0) P(D_c|g_c) π(0)π(0) T(g_c|0,0)  /  Σ_{g_f,g_m,g_c} (same terms)</w:t>
+      </w:r>
+    </w:p>
+    <w:p>
+      <w:pPr>
+        <w:pStyle w:val="CodeBlock"/>
+        <w:spacing w:after="0" w:before="0"/>
+      </w:pPr>
+      <w:r>
+        <w:t xml:space="preserve"> </w:t>
+      </w:r>
+    </w:p>
+    <w:p>
+      <w:pPr>
+        <w:pStyle w:val="CodeBlock"/>
+        <w:spacing w:after="0" w:before="0"/>
+      </w:pPr>
+      <w:r>
+        <w:t xml:space="preserve">π(g)          Hardy–Weinberg prior with q = max(gnomAD AF, 1e-4)   (floor keeps absent sites conservative)</w:t>
+      </w:r>
+    </w:p>
+    <w:p>
+      <w:pPr>
+        <w:pStyle w:val="CodeBlock"/>
+        <w:spacing w:after="0" w:before="0"/>
+      </w:pPr>
+      <w:r>
+        <w:t xml:space="preserve">T(g_c|g_f,g_m) Mendelian transmission with per-allele mutation μ = 1.2e-8 (SNV) / 1e-9 (indel)</w:t>
+      </w:r>
+    </w:p>
+    <w:p>
+      <w:pPr>
+        <w:pStyle w:val="CodeBlock"/>
+        <w:spacing w:after="140" w:before="0"/>
+      </w:pPr>
+      <w:r>
+        <w:t xml:space="preserve">ploidy         taken from the region table in §7.1 (hemizygous child: single transmitting parent)</w:t>
       </w:r>
     </w:p>
     <w:p>
@@ -9221,14 +10162,7 @@
         <w:spacing w:after="60"/>
       </w:pPr>
       <w:r>
-        <w:rPr>
-          <w:b/>
-          <w:bCs/>
-        </w:rPr>
-        <w:t xml:space="preserve">Raw Mendelian error rate</w:t>
-      </w:r>
-      <w:r>
-        <w:t xml:space="preserve"> (§3.2) recorded per trio.</w:t>
+        <w:t xml:space="preserve">Retain candidates with posterior ≥ 0.80; the tiers use posterior ≥ 0.95 and hiConfDeNovo as set out in §6.5.</w:t>
       </w:r>
     </w:p>
     <w:p>
@@ -9241,6 +10175,68 @@
         <w:spacing w:after="60"/>
       </w:pPr>
       <w:r>
+        <w:t xml:space="preserve">For the mosaic tracks a two-class read model (true event at observed VAF vs sequencing error 0.5 %) replaces the diploid model, multiplied by the probability that each parent does not carry the event at that VAF.</w:t>
+      </w:r>
+    </w:p>
+    <w:p>
+      <w:pPr>
+        <w:pStyle w:val="Heading2"/>
+        <w:spacing w:after="120" w:before="240"/>
+      </w:pPr>
+      <w:r>
+        <w:t xml:space="preserve">7.6 Layer 6 — Call-set integrity (replaces v1.0 kinship-on-DNMs)</w:t>
+      </w:r>
+    </w:p>
+    <w:p>
+      <w:pPr>
+        <w:pStyle w:val="ListParagraph"/>
+        <w:numPr>
+          <w:ilvl w:val="0"/>
+          <w:numId w:val="2"/>
+        </w:numPr>
+        <w:spacing w:after="60"/>
+      </w:pPr>
+      <w:r>
+        <w:rPr>
+          <w:b/>
+          <w:bCs/>
+        </w:rPr>
+        <w:t xml:space="preserve">Parental leakage</w:t>
+      </w:r>
+      <w:r>
+        <w:t xml:space="preserve">: fraction of germline DNMs with any ALT read in each parent. An asymmetric excess (e.g. father 25 %, mother 3 %) points to contamination, a swap or under-sequencing of that parent.</w:t>
+      </w:r>
+    </w:p>
+    <w:p>
+      <w:pPr>
+        <w:pStyle w:val="ListParagraph"/>
+        <w:numPr>
+          <w:ilvl w:val="0"/>
+          <w:numId w:val="2"/>
+        </w:numPr>
+        <w:spacing w:after="60"/>
+      </w:pPr>
+      <w:r>
+        <w:rPr>
+          <w:b/>
+          <w:bCs/>
+        </w:rPr>
+        <w:t xml:space="preserve">Raw Mendelian error rate</w:t>
+      </w:r>
+      <w:r>
+        <w:t xml:space="preserve"> (§3.2) recorded per trio with the number of informative sites; &gt; 5 % over ≥ 1000 sites halts the run (stop-gate, §3.3).</w:t>
+      </w:r>
+    </w:p>
+    <w:p>
+      <w:pPr>
+        <w:pStyle w:val="ListParagraph"/>
+        <w:numPr>
+          <w:ilvl w:val="0"/>
+          <w:numId w:val="2"/>
+        </w:numPr>
+        <w:spacing w:after="60"/>
+      </w:pPr>
+      <w:r>
         <w:rPr>
           <w:b/>
           <w:bCs/>
@@ -9248,7 +10244,25 @@
         <w:t xml:space="preserve">Allele balance</w:t>
       </w:r>
       <w:r>
-        <w:t xml:space="preserve">: median proband VAF of germline DNMs should be 0.42–0.58.</w:t>
+        <w:t xml:space="preserve">: median proband VAF of germline DNMs should be 0.42–0.58 (</w:t>
+      </w:r>
+      <w:r>
+        <w:rPr>
+          <w:rStyle w:val="InlineCode"/>
+        </w:rPr>
+        <w:t xml:space="preserve">sanity.median_vaf_range</w:t>
+      </w:r>
+      <w:r>
+        <w:t xml:space="preserve">; checked by </w:t>
+      </w:r>
+      <w:r>
+        <w:rPr>
+          <w:rStyle w:val="InlineCode"/>
+        </w:rPr>
+        <w:t xml:space="preserve">annotate</w:t>
+      </w:r>
+      <w:r>
+        <w:t xml:space="preserve"> when ≥ 10 DNMs).</w:t>
       </w:r>
     </w:p>
     <w:p>
@@ -9583,7 +10597,7 @@
                 <w:sz w:val="18"/>
                 <w:szCs w:val="18"/>
               </w:rPr>
-              <w:t xml:space="preserve">WES (coding)</w:t>
+              <w:t xml:space="preserve">WES (coding), per trio</w:t>
             </w:r>
           </w:p>
         </w:tc>
@@ -9609,7 +10623,7 @@
                 <w:sz w:val="18"/>
                 <w:szCs w:val="18"/>
               </w:rPr>
-              <w:t xml:space="preserve">0.5–2.5</w:t>
+              <w:t xml:space="preserve">0–3</w:t>
             </w:r>
           </w:p>
         </w:tc>
@@ -9689,7 +10703,7 @@
                 <w:sz w:val="18"/>
                 <w:szCs w:val="18"/>
               </w:rPr>
-              <w:t xml:space="preserve">Targeted panel (~1 Mb)</w:t>
+              <w:t xml:space="preserve">Targeted panel (~1 Mb), per trio</w:t>
             </w:r>
           </w:p>
         </w:tc>
@@ -9777,6 +10791,14 @@
       <w:pPr>
         <w:spacing w:after="60"/>
       </w:pPr>
+    </w:p>
+    <w:p>
+      <w:pPr>
+        <w:spacing w:after="120"/>
+      </w:pPr>
+      <w:r>
+        <w:t xml:space="preserve">The WES and panel ranges are per-trio counts. The cohort mean is ≈ 1–1.5 coding DNMs per exome, so about 30 % of normal exome trios have none: for WES and panels only counts above the range are flagged (REVIEW), and a count of zero is never an alarm.</w:t>
+      </w:r>
     </w:p>
     <w:p>
       <w:pPr>
@@ -9868,7 +10890,7 @@
         <w:spacing w:after="60"/>
       </w:pPr>
       <w:r>
-        <w:t xml:space="preserve">SBS-96 spectrum refit to SBS1 + SBS5 + SBS40 by non-negative least squares; report exposures and reconstruction cosine. Unexpected signatures (e.g. SBS17, platinum SBS31/35) indicate artefact or exposure.</w:t>
+        <w:t xml:space="preserve">SBS-96 spectrum refit to SBS1 + SBS5 + SBS40a by non-negative least squares; report exposures and reconstruction cosine. COSMIC v3.4 split SBS40 into SBS40a/b/c; a requested name missing from the matrix is resolved with a warning (SBS40 → SBS40a). Unexpected signatures (e.g. SBS17, platinum SBS31/35) indicate artefact or exposure.</w:t>
       </w:r>
     </w:p>
     <w:p>
@@ -9928,10 +10950,19 @@
           <w:b/>
           <w:bCs/>
         </w:rPr>
-        <w:t xml:space="preserve">Within `trio-dnm call`</w:t>
-      </w:r>
-      <w:r>
-        <w:t xml:space="preserve">: low-VAF candidates present in the joint VCF, filtered with the mosaic thresholds below.</w:t>
+        <w:t xml:space="preserve">Within</w:t>
+      </w:r>
+      <w:r>
+        <w:t xml:space="preserve"> </w:t>
+      </w:r>
+      <w:r>
+        <w:rPr>
+          <w:rStyle w:val="InlineCode"/>
+        </w:rPr>
+        <w:t xml:space="preserve">trio-dnm call</w:t>
+      </w:r>
+      <w:r>
+        <w:t xml:space="preserve">: low-VAF candidates present in the joint VCF (routed as in §7.1), filtered with the mosaic thresholds below.</w:t>
       </w:r>
     </w:p>
     <w:p>
@@ -9951,7 +10982,7 @@
         <w:t xml:space="preserve">Mutect2 tumour-only → MosaicForecast</w:t>
       </w:r>
       <w:r>
-        <w:t xml:space="preserve"> on the proband (sites with VAF 0.03–0.40, </w:t>
+        <w:t xml:space="preserve"> on the proband (SNVs with VAF 0.03–0.40, </w:t>
       </w:r>
       <w:r>
         <w:rPr>
@@ -9960,7 +10991,16 @@
         <w:t xml:space="preserve">Refine</w:t>
       </w:r>
       <w:r>
-        <w:t xml:space="preserve"> model), then parental absence asserted from parental BAM pileups. DeepMosaic may be added for sensitivity at VAF 0.05–0.20.</w:t>
+        <w:t xml:space="preserve"> model), then parental absence asserted from parental BAM pileups. MosaicForecast's read-level features (read position, base and mapping quality, clipping, strand) cover the read-position checks that </w:t>
+      </w:r>
+      <w:r>
+        <w:rPr>
+          <w:rStyle w:val="InlineCode"/>
+        </w:rPr>
+        <w:t xml:space="preserve">trio-dnm</w:t>
+      </w:r>
+      <w:r>
+        <w:t xml:space="preserve"> cannot compute. DeepMosaic may be added for sensitivity at VAF 0.05–0.20.</w:t>
       </w:r>
     </w:p>
     <w:p>
@@ -9995,7 +11035,7 @@
         <w:spacing w:after="60"/>
       </w:pPr>
       <w:r>
-        <w:t xml:space="preserve">Both parents: DP ≥ 30 and zero ALT reads.</w:t>
+        <w:t xml:space="preserve">Both parents: DP ≥ 30 (hemizygous father ≥ 15) and zero ALT reads.</w:t>
       </w:r>
     </w:p>
     <w:p>
@@ -10008,7 +11048,38 @@
         <w:spacing w:after="60"/>
       </w:pPr>
       <w:r>
-        <w:t xml:space="preserve">ALT on both strands (Fisher p &gt; 10⁻³); ALT reads not concentrated in the terminal 10 % of read length.</w:t>
+        <w:t xml:space="preserve">ALT on both strands (Fisher p &gt; 10⁻³; strand counts as in §7.2).</w:t>
+      </w:r>
+    </w:p>
+    <w:p>
+      <w:pPr>
+        <w:pStyle w:val="ListParagraph"/>
+        <w:numPr>
+          <w:ilvl w:val="0"/>
+          <w:numId w:val="2"/>
+        </w:numPr>
+        <w:spacing w:after="60"/>
+      </w:pPr>
+      <w:r>
+        <w:t xml:space="preserve">ALT reads not concentrated in the terminal 10 % of read length: not computed by </w:t>
+      </w:r>
+      <w:r>
+        <w:rPr>
+          <w:rStyle w:val="InlineCode"/>
+        </w:rPr>
+        <w:t xml:space="preserve">trio-dnm</w:t>
+      </w:r>
+      <w:r>
+        <w:t xml:space="preserve">; covered by MosaicForecast on the Mutect2 route and by IGV review on the </w:t>
+      </w:r>
+      <w:r>
+        <w:rPr>
+          <w:rStyle w:val="InlineCode"/>
+        </w:rPr>
+        <w:t xml:space="preserve">trio-dnm call</w:t>
+      </w:r>
+      <w:r>
+        <w:t xml:space="preserve"> route.</w:t>
       </w:r>
     </w:p>
     <w:p>
@@ -10025,7 +11096,16 @@
         <w:spacing w:after="120"/>
       </w:pPr>
       <w:r>
-        <w:t xml:space="preserve">Use a one-sided binomial test of ALT reads against 0.5 and report the Wilson 95 % CI, instead of fixed VAF bins. Significantly sub-heterozygous VAF indicates post-zygotic origin; the lower the VAF, the later (or more lineage-restricted) the event. A non-significant result at 0.30–0.45 is compatible with a heterozygote and must not be called mosaic without deeper data.</w:t>
+        <w:t xml:space="preserve">Use a one-sided binomial test of ALT reads against 0.5 and report the Wilson 95 % CI, instead of fixed VAF bins. Significantly sub-heterozygous VAF indicates post-zygotic origin; the lower the VAF, the later (or more lineage-restricted) the event. A non-significant result at 0.30–0.45 is compatible with a heterozygote and must not be called mosaic without deeper data; </w:t>
+      </w:r>
+      <w:r>
+        <w:rPr>
+          <w:rStyle w:val="InlineCode"/>
+        </w:rPr>
+        <w:t xml:space="preserve">trio-dnm call</w:t>
+      </w:r>
+      <w:r>
+        <w:t xml:space="preserve"> therefore routes a candidate to the mosaic track only when the test is significant and VAF &lt; 0.40 (§7.1).</w:t>
       </w:r>
     </w:p>
     <w:p>
@@ -10061,7 +11141,16 @@
         <w:t xml:space="preserve">parental_mosaic</w:t>
       </w:r>
       <w:r>
-        <w:t xml:space="preserve"> track. These variants carry substantial recurrence risk and should be confirmed by ddPCR or deep amplicon sequencing in parental blood, buccal and — for fathers — sperm.</w:t>
+        <w:t xml:space="preserve"> track. This includes parents that the joint caller genotyped 0/1 but whose VAF is ≤ 0.25 and significantly below 0.5 (binomial p &lt; 10⁻³); such candidates are flagged </w:t>
+      </w:r>
+      <w:r>
+        <w:rPr>
+          <w:rStyle w:val="InlineCode"/>
+        </w:rPr>
+        <w:t xml:space="preserve">PARENT_CALLED_HET</w:t>
+      </w:r>
+      <w:r>
+        <w:t xml:space="preserve">. These variants carry substantial recurrence risk and should be confirmed by ddPCR or deep amplicon sequencing in parental blood, buccal and — for fathers — sperm.</w:t>
       </w:r>
     </w:p>
     <w:p>
@@ -10078,7 +11167,7 @@
         <w:spacing w:after="120"/>
       </w:pPr>
       <w:r>
-        <w:t xml:space="preserve">Blood-derived DNA from adult probands and from parents can carry CH clones (DNMT3A, TET2, ASXL1, PPM1D, TP53, JAK2, SF3B1, SRSF2 …) at 2–35 % VAF. A low-VAF "DNM" in a CH gene in an adult proband, or parental ALT reads at such a site, should be treated as CH until shown otherwise in a non-haematopoietic tissue. The CH screen (§11.8) is run on all trio members for this reason.</w:t>
+        <w:t xml:space="preserve">Blood-derived DNA from adult probands and from parents can carry CH clones (DNMT3A, TET2, ASXL1, PPM1D, TP53, JAK2, SF3B1, SRSF2 …) at 2–35 % VAF. A low-VAF "DNM" in a CH gene in an adult proband, or parental ALT reads at such a site, should be treated as CH until shown otherwise in a non-haematopoietic tissue. The CH screen (§11.7) is run on all trio members for this reason.</w:t>
       </w:r>
     </w:p>
     <w:p>
@@ -10204,7 +11293,7 @@
         <w:spacing w:after="0" w:before="0"/>
       </w:pPr>
       <w:r>
-        <w:t xml:space="preserve">    --custom file=${GNOMAD},short_name=gnomADv4,format=vcf,type=exact,coords=0,fields=AF_joint%AF_joint_grpmax%nhomalt_joint \</w:t>
+        <w:t xml:space="preserve">    --custom file=${GNOMAD},short_name=gnomADv4,format=vcf,type=exact,coords=0,fields=AF_joint%AF_grpmax_joint%nhomalt_joint \</w:t>
       </w:r>
     </w:p>
     <w:p>
@@ -10236,7 +11325,34 @@
         <w:t xml:space="preserve">trio-dnm annotate</w:t>
       </w:r>
       <w:r>
-        <w:t xml:space="preserve"> reports the MANE Select consequence (falling back to the VEP-flagged pick, then canonical) and keeps all other transcripts in the VCF for review.</w:t>
+        <w:t xml:space="preserve"> reports the MANE Select consequence (falling back to the VEP-flagged pick, then canonical) and keeps all other transcripts in the VCF for review. It reads the joint AF from the CSQ field </w:t>
+      </w:r>
+      <w:r>
+        <w:rPr>
+          <w:rStyle w:val="InlineCode"/>
+        </w:rPr>
+        <w:t xml:space="preserve">gnomADv4_AF_joint</w:t>
+      </w:r>
+      <w:r>
+        <w:t xml:space="preserve">. The SpliceAI plugin reads Illumina's pre-computed masked scores, which cover ±50 bp only (§10.4). Pangolin is not part of this command; add </w:t>
+      </w:r>
+      <w:r>
+        <w:rPr>
+          <w:rStyle w:val="InlineCode"/>
+        </w:rPr>
+        <w:t xml:space="preserve">--plugin Pangolin</w:t>
+      </w:r>
+      <w:r>
+        <w:t xml:space="preserve"> only if you install it. BP7 needs a phyloP score, and dbNSFP supplies one only for the variants it covers; add a genome-wide track (e.g. </w:t>
+      </w:r>
+      <w:r>
+        <w:rPr>
+          <w:rStyle w:val="InlineCode"/>
+        </w:rPr>
+        <w:t xml:space="preserve">--custom file=hg38.phyloP100way.bw,short_name=phyloP100way,format=bigwig</w:t>
+      </w:r>
+      <w:r>
+        <w:t xml:space="preserve">) to evaluate BP7 for synonymous variants.</w:t>
       </w:r>
     </w:p>
     <w:p>
@@ -10406,7 +11522,7 @@
                 <w:sz w:val="18"/>
                 <w:szCs w:val="18"/>
               </w:rPr>
-              <w:t xml:space="preserve">VEP consequence; LOFTEE HC/LC and flags; NMD plugin (last exon / 50-nt rule)</w:t>
+              <w:t xml:space="preserve">VEP consequence; LOFTEE HC/LC, flags and filters (END_TRUNC); NMD plugin (last exon / 50-nt rule)</w:t>
             </w:r>
           </w:p>
         </w:tc>
@@ -10432,7 +11548,7 @@
                 <w:sz w:val="18"/>
                 <w:szCs w:val="18"/>
               </w:rPr>
-              <w:t xml:space="preserve">consequence, loftee, loftee_flags, nmd_escape</w:t>
+              <w:t xml:space="preserve">consequence, loftee, loftee_flags, loftee_filter, nmd_escape</w:t>
             </w:r>
           </w:p>
         </w:tc>
@@ -10566,7 +11682,7 @@
                 <w:sz w:val="18"/>
                 <w:szCs w:val="18"/>
               </w:rPr>
-              <w:t xml:space="preserve">SpliceAI Δ (max of AG/AL/DG/DL), Pangolin fallback</w:t>
+              <w:t xml:space="preserve">SpliceAI Δ (max of AG/AL/DG/DL; pre-computed ±50 bp); Pangolin optional</w:t>
             </w:r>
           </w:p>
         </w:tc>
@@ -11046,7 +12162,7 @@
                 <w:sz w:val="18"/>
                 <w:szCs w:val="18"/>
               </w:rPr>
-              <w:t xml:space="preserve">OMIM/GenCC/G2P (inheritance, mechanism); ClinVar; hotspots</w:t>
+              <w:t xml:space="preserve">OMIM/GenCC/G2P (inheritance, mechanism); ClinVar; hotspots (one- or three-letter protein notation)</w:t>
             </w:r>
           </w:p>
         </w:tc>
@@ -11123,13 +12239,14 @@
         </w:tblBorders>
       </w:tblPr>
       <w:tblGrid>
-        <w:gridCol w:w="2300"/>
-        <w:gridCol w:w="1160"/>
-        <w:gridCol w:w="1160"/>
-        <w:gridCol w:w="1160"/>
-        <w:gridCol w:w="1200"/>
-        <w:gridCol w:w="1180"/>
-        <w:gridCol w:w="1200"/>
+        <w:gridCol w:w="1960"/>
+        <w:gridCol w:w="1040"/>
+        <w:gridCol w:w="1040"/>
+        <w:gridCol w:w="1040"/>
+        <w:gridCol w:w="1080"/>
+        <w:gridCol w:w="1060"/>
+        <w:gridCol w:w="1060"/>
+        <w:gridCol w:w="1080"/>
       </w:tblGrid>
       <w:tr>
         <w:trPr>
@@ -11137,7 +12254,7 @@
         </w:trPr>
         <w:tc>
           <w:tcPr>
-            <w:tcW w:type="dxa" w:w="2300"/>
+            <w:tcW w:type="dxa" w:w="1960"/>
             <w:tcBorders>
               <w:top w:val="single" w:color="B0B0B0" w:sz="4"/>
               <w:left w:val="single" w:color="B0B0B0" w:sz="4"/>
@@ -11166,7 +12283,7 @@
         </w:tc>
         <w:tc>
           <w:tcPr>
-            <w:tcW w:type="dxa" w:w="1160"/>
+            <w:tcW w:type="dxa" w:w="1040"/>
             <w:tcBorders>
               <w:top w:val="single" w:color="B0B0B0" w:sz="4"/>
               <w:left w:val="single" w:color="B0B0B0" w:sz="4"/>
@@ -11195,7 +12312,7 @@
         </w:tc>
         <w:tc>
           <w:tcPr>
-            <w:tcW w:type="dxa" w:w="1160"/>
+            <w:tcW w:type="dxa" w:w="1040"/>
             <w:tcBorders>
               <w:top w:val="single" w:color="B0B0B0" w:sz="4"/>
               <w:left w:val="single" w:color="B0B0B0" w:sz="4"/>
@@ -11224,7 +12341,7 @@
         </w:tc>
         <w:tc>
           <w:tcPr>
-            <w:tcW w:type="dxa" w:w="1160"/>
+            <w:tcW w:type="dxa" w:w="1040"/>
             <w:tcBorders>
               <w:top w:val="single" w:color="B0B0B0" w:sz="4"/>
               <w:left w:val="single" w:color="B0B0B0" w:sz="4"/>
@@ -11253,7 +12370,7 @@
         </w:tc>
         <w:tc>
           <w:tcPr>
-            <w:tcW w:type="dxa" w:w="1200"/>
+            <w:tcW w:type="dxa" w:w="1080"/>
             <w:tcBorders>
               <w:top w:val="single" w:color="B0B0B0" w:sz="4"/>
               <w:left w:val="single" w:color="B0B0B0" w:sz="4"/>
@@ -11282,7 +12399,7 @@
         </w:tc>
         <w:tc>
           <w:tcPr>
-            <w:tcW w:type="dxa" w:w="1180"/>
+            <w:tcW w:type="dxa" w:w="1060"/>
             <w:tcBorders>
               <w:top w:val="single" w:color="B0B0B0" w:sz="4"/>
               <w:left w:val="single" w:color="B0B0B0" w:sz="4"/>
@@ -11311,7 +12428,7 @@
         </w:tc>
         <w:tc>
           <w:tcPr>
-            <w:tcW w:type="dxa" w:w="1200"/>
+            <w:tcW w:type="dxa" w:w="1060"/>
             <w:tcBorders>
               <w:top w:val="single" w:color="B0B0B0" w:sz="4"/>
               <w:left w:val="single" w:color="B0B0B0" w:sz="4"/>
@@ -11338,11 +12455,40 @@
             </w:r>
           </w:p>
         </w:tc>
+        <w:tc>
+          <w:tcPr>
+            <w:tcW w:type="dxa" w:w="1080"/>
+            <w:tcBorders>
+              <w:top w:val="single" w:color="B0B0B0" w:sz="4"/>
+              <w:left w:val="single" w:color="B0B0B0" w:sz="4"/>
+              <w:bottom w:val="single" w:color="B0B0B0" w:sz="4"/>
+              <w:right w:val="single" w:color="B0B0B0" w:sz="4"/>
+            </w:tcBorders>
+            <w:shd w:fill="D5E8F0" w:color="auto" w:val="clear"/>
+            <w:tcMar>
+              <w:top w:type="dxa" w:w="60"/>
+              <w:left w:type="dxa" w:w="100"/>
+              <w:bottom w:type="dxa" w:w="60"/>
+              <w:right w:type="dxa" w:w="100"/>
+            </w:tcMar>
+          </w:tcPr>
+          <w:p>
+            <w:r>
+              <w:rPr>
+                <w:b/>
+                <w:bCs/>
+                <w:sz w:val="18"/>
+                <w:szCs w:val="18"/>
+              </w:rPr>
+              <w:t xml:space="preserve">BP4 Very strong</w:t>
+            </w:r>
+          </w:p>
+        </w:tc>
       </w:tr>
       <w:tr>
         <w:tc>
           <w:tcPr>
-            <w:tcW w:type="dxa" w:w="2300"/>
+            <w:tcW w:type="dxa" w:w="1960"/>
             <w:tcBorders>
               <w:top w:val="single" w:color="B0B0B0" w:sz="4"/>
               <w:left w:val="single" w:color="B0B0B0" w:sz="4"/>
@@ -11368,7 +12514,7 @@
         </w:tc>
         <w:tc>
           <w:tcPr>
-            <w:tcW w:type="dxa" w:w="1160"/>
+            <w:tcW w:type="dxa" w:w="1040"/>
             <w:tcBorders>
               <w:top w:val="single" w:color="B0B0B0" w:sz="4"/>
               <w:left w:val="single" w:color="B0B0B0" w:sz="4"/>
@@ -11394,7 +12540,7 @@
         </w:tc>
         <w:tc>
           <w:tcPr>
-            <w:tcW w:type="dxa" w:w="1160"/>
+            <w:tcW w:type="dxa" w:w="1040"/>
             <w:tcBorders>
               <w:top w:val="single" w:color="B0B0B0" w:sz="4"/>
               <w:left w:val="single" w:color="B0B0B0" w:sz="4"/>
@@ -11420,7 +12566,7 @@
         </w:tc>
         <w:tc>
           <w:tcPr>
-            <w:tcW w:type="dxa" w:w="1160"/>
+            <w:tcW w:type="dxa" w:w="1040"/>
             <w:tcBorders>
               <w:top w:val="single" w:color="B0B0B0" w:sz="4"/>
               <w:left w:val="single" w:color="B0B0B0" w:sz="4"/>
@@ -11446,7 +12592,7 @@
         </w:tc>
         <w:tc>
           <w:tcPr>
-            <w:tcW w:type="dxa" w:w="1200"/>
+            <w:tcW w:type="dxa" w:w="1080"/>
             <w:tcBorders>
               <w:top w:val="single" w:color="B0B0B0" w:sz="4"/>
               <w:left w:val="single" w:color="B0B0B0" w:sz="4"/>
@@ -11472,7 +12618,7 @@
         </w:tc>
         <w:tc>
           <w:tcPr>
-            <w:tcW w:type="dxa" w:w="1180"/>
+            <w:tcW w:type="dxa" w:w="1060"/>
             <w:tcBorders>
               <w:top w:val="single" w:color="B0B0B0" w:sz="4"/>
               <w:left w:val="single" w:color="B0B0B0" w:sz="4"/>
@@ -11498,27 +12644,53 @@
         </w:tc>
         <w:tc>
           <w:tcPr>
-            <w:tcW w:type="dxa" w:w="1200"/>
-            <w:tcBorders>
-              <w:top w:val="single" w:color="B0B0B0" w:sz="4"/>
-              <w:left w:val="single" w:color="B0B0B0" w:sz="4"/>
-              <w:bottom w:val="single" w:color="B0B0B0" w:sz="4"/>
-              <w:right w:val="single" w:color="B0B0B0" w:sz="4"/>
-            </w:tcBorders>
-            <w:tcMar>
-              <w:top w:type="dxa" w:w="60"/>
-              <w:left w:type="dxa" w:w="100"/>
-              <w:bottom w:type="dxa" w:w="60"/>
-              <w:right w:type="dxa" w:w="100"/>
-            </w:tcMar>
-          </w:tcPr>
-          <w:p>
-            <w:r>
-              <w:rPr>
-                <w:sz w:val="18"/>
-                <w:szCs w:val="18"/>
-              </w:rPr>
-              <w:t xml:space="preserve">≤ 0.052</w:t>
+            <w:tcW w:type="dxa" w:w="1060"/>
+            <w:tcBorders>
+              <w:top w:val="single" w:color="B0B0B0" w:sz="4"/>
+              <w:left w:val="single" w:color="B0B0B0" w:sz="4"/>
+              <w:bottom w:val="single" w:color="B0B0B0" w:sz="4"/>
+              <w:right w:val="single" w:color="B0B0B0" w:sz="4"/>
+            </w:tcBorders>
+            <w:tcMar>
+              <w:top w:type="dxa" w:w="60"/>
+              <w:left w:type="dxa" w:w="100"/>
+              <w:bottom w:type="dxa" w:w="60"/>
+              <w:right w:type="dxa" w:w="100"/>
+            </w:tcMar>
+          </w:tcPr>
+          <w:p>
+            <w:r>
+              <w:rPr>
+                <w:sz w:val="18"/>
+                <w:szCs w:val="18"/>
+              </w:rPr>
+              <w:t xml:space="preserve">≤ 0.016</w:t>
+            </w:r>
+          </w:p>
+        </w:tc>
+        <w:tc>
+          <w:tcPr>
+            <w:tcW w:type="dxa" w:w="1080"/>
+            <w:tcBorders>
+              <w:top w:val="single" w:color="B0B0B0" w:sz="4"/>
+              <w:left w:val="single" w:color="B0B0B0" w:sz="4"/>
+              <w:bottom w:val="single" w:color="B0B0B0" w:sz="4"/>
+              <w:right w:val="single" w:color="B0B0B0" w:sz="4"/>
+            </w:tcBorders>
+            <w:tcMar>
+              <w:top w:type="dxa" w:w="60"/>
+              <w:left w:type="dxa" w:w="100"/>
+              <w:bottom w:type="dxa" w:w="60"/>
+              <w:right w:type="dxa" w:w="100"/>
+            </w:tcMar>
+          </w:tcPr>
+          <w:p>
+            <w:r>
+              <w:rPr>
+                <w:sz w:val="18"/>
+                <w:szCs w:val="18"/>
+              </w:rPr>
+              <w:t xml:space="preserve">≤ 0.003</w:t>
             </w:r>
           </w:p>
         </w:tc>
@@ -11526,7 +12698,7 @@
       <w:tr>
         <w:tc>
           <w:tcPr>
-            <w:tcW w:type="dxa" w:w="2300"/>
+            <w:tcW w:type="dxa" w:w="1960"/>
             <w:tcBorders>
               <w:top w:val="single" w:color="B0B0B0" w:sz="4"/>
               <w:left w:val="single" w:color="B0B0B0" w:sz="4"/>
@@ -11552,7 +12724,7 @@
         </w:tc>
         <w:tc>
           <w:tcPr>
-            <w:tcW w:type="dxa" w:w="1160"/>
+            <w:tcW w:type="dxa" w:w="1040"/>
             <w:tcBorders>
               <w:top w:val="single" w:color="B0B0B0" w:sz="4"/>
               <w:left w:val="single" w:color="B0B0B0" w:sz="4"/>
@@ -11578,7 +12750,7 @@
         </w:tc>
         <w:tc>
           <w:tcPr>
-            <w:tcW w:type="dxa" w:w="1160"/>
+            <w:tcW w:type="dxa" w:w="1040"/>
             <w:tcBorders>
               <w:top w:val="single" w:color="B0B0B0" w:sz="4"/>
               <w:left w:val="single" w:color="B0B0B0" w:sz="4"/>
@@ -11604,7 +12776,7 @@
         </w:tc>
         <w:tc>
           <w:tcPr>
-            <w:tcW w:type="dxa" w:w="1160"/>
+            <w:tcW w:type="dxa" w:w="1040"/>
             <w:tcBorders>
               <w:top w:val="single" w:color="B0B0B0" w:sz="4"/>
               <w:left w:val="single" w:color="B0B0B0" w:sz="4"/>
@@ -11630,7 +12802,7 @@
         </w:tc>
         <w:tc>
           <w:tcPr>
-            <w:tcW w:type="dxa" w:w="1200"/>
+            <w:tcW w:type="dxa" w:w="1080"/>
             <w:tcBorders>
               <w:top w:val="single" w:color="B0B0B0" w:sz="4"/>
               <w:left w:val="single" w:color="B0B0B0" w:sz="4"/>
@@ -11656,7 +12828,7 @@
         </w:tc>
         <w:tc>
           <w:tcPr>
-            <w:tcW w:type="dxa" w:w="1180"/>
+            <w:tcW w:type="dxa" w:w="1060"/>
             <w:tcBorders>
               <w:top w:val="single" w:color="B0B0B0" w:sz="4"/>
               <w:left w:val="single" w:color="B0B0B0" w:sz="4"/>
@@ -11682,7 +12854,33 @@
         </w:tc>
         <w:tc>
           <w:tcPr>
-            <w:tcW w:type="dxa" w:w="1200"/>
+            <w:tcW w:type="dxa" w:w="1060"/>
+            <w:tcBorders>
+              <w:top w:val="single" w:color="B0B0B0" w:sz="4"/>
+              <w:left w:val="single" w:color="B0B0B0" w:sz="4"/>
+              <w:bottom w:val="single" w:color="B0B0B0" w:sz="4"/>
+              <w:right w:val="single" w:color="B0B0B0" w:sz="4"/>
+            </w:tcBorders>
+            <w:tcMar>
+              <w:top w:type="dxa" w:w="60"/>
+              <w:left w:type="dxa" w:w="100"/>
+              <w:bottom w:type="dxa" w:w="60"/>
+              <w:right w:type="dxa" w:w="100"/>
+            </w:tcMar>
+          </w:tcPr>
+          <w:p>
+            <w:r>
+              <w:rPr>
+                <w:sz w:val="18"/>
+                <w:szCs w:val="18"/>
+              </w:rPr>
+              <w:t xml:space="preserve">—</w:t>
+            </w:r>
+          </w:p>
+        </w:tc>
+        <w:tc>
+          <w:tcPr>
+            <w:tcW w:type="dxa" w:w="1080"/>
             <w:tcBorders>
               <w:top w:val="single" w:color="B0B0B0" w:sz="4"/>
               <w:left w:val="single" w:color="B0B0B0" w:sz="4"/>
@@ -11710,7 +12908,7 @@
       <w:tr>
         <w:tc>
           <w:tcPr>
-            <w:tcW w:type="dxa" w:w="2300"/>
+            <w:tcW w:type="dxa" w:w="1960"/>
             <w:tcBorders>
               <w:top w:val="single" w:color="B0B0B0" w:sz="4"/>
               <w:left w:val="single" w:color="B0B0B0" w:sz="4"/>
@@ -11736,7 +12934,7 @@
         </w:tc>
         <w:tc>
           <w:tcPr>
-            <w:tcW w:type="dxa" w:w="1160"/>
+            <w:tcW w:type="dxa" w:w="1040"/>
             <w:tcBorders>
               <w:top w:val="single" w:color="B0B0B0" w:sz="4"/>
               <w:left w:val="single" w:color="B0B0B0" w:sz="4"/>
@@ -11762,7 +12960,7 @@
         </w:tc>
         <w:tc>
           <w:tcPr>
-            <w:tcW w:type="dxa" w:w="1160"/>
+            <w:tcW w:type="dxa" w:w="1040"/>
             <w:tcBorders>
               <w:top w:val="single" w:color="B0B0B0" w:sz="4"/>
               <w:left w:val="single" w:color="B0B0B0" w:sz="4"/>
@@ -11788,7 +12986,7 @@
         </w:tc>
         <w:tc>
           <w:tcPr>
-            <w:tcW w:type="dxa" w:w="1160"/>
+            <w:tcW w:type="dxa" w:w="1040"/>
             <w:tcBorders>
               <w:top w:val="single" w:color="B0B0B0" w:sz="4"/>
               <w:left w:val="single" w:color="B0B0B0" w:sz="4"/>
@@ -11814,7 +13012,7 @@
         </w:tc>
         <w:tc>
           <w:tcPr>
-            <w:tcW w:type="dxa" w:w="1200"/>
+            <w:tcW w:type="dxa" w:w="1080"/>
             <w:tcBorders>
               <w:top w:val="single" w:color="B0B0B0" w:sz="4"/>
               <w:left w:val="single" w:color="B0B0B0" w:sz="4"/>
@@ -11840,7 +13038,7 @@
         </w:tc>
         <w:tc>
           <w:tcPr>
-            <w:tcW w:type="dxa" w:w="1180"/>
+            <w:tcW w:type="dxa" w:w="1060"/>
             <w:tcBorders>
               <w:top w:val="single" w:color="B0B0B0" w:sz="4"/>
               <w:left w:val="single" w:color="B0B0B0" w:sz="4"/>
@@ -11866,7 +13064,33 @@
         </w:tc>
         <w:tc>
           <w:tcPr>
-            <w:tcW w:type="dxa" w:w="1200"/>
+            <w:tcW w:type="dxa" w:w="1060"/>
+            <w:tcBorders>
+              <w:top w:val="single" w:color="B0B0B0" w:sz="4"/>
+              <w:left w:val="single" w:color="B0B0B0" w:sz="4"/>
+              <w:bottom w:val="single" w:color="B0B0B0" w:sz="4"/>
+              <w:right w:val="single" w:color="B0B0B0" w:sz="4"/>
+            </w:tcBorders>
+            <w:tcMar>
+              <w:top w:type="dxa" w:w="60"/>
+              <w:left w:type="dxa" w:w="100"/>
+              <w:bottom w:type="dxa" w:w="60"/>
+              <w:right w:type="dxa" w:w="100"/>
+            </w:tcMar>
+          </w:tcPr>
+          <w:p>
+            <w:r>
+              <w:rPr>
+                <w:sz w:val="18"/>
+                <w:szCs w:val="18"/>
+              </w:rPr>
+              <w:t xml:space="preserve">—</w:t>
+            </w:r>
+          </w:p>
+        </w:tc>
+        <w:tc>
+          <w:tcPr>
+            <w:tcW w:type="dxa" w:w="1080"/>
             <w:tcBorders>
               <w:top w:val="single" w:color="B0B0B0" w:sz="4"/>
               <w:left w:val="single" w:color="B0B0B0" w:sz="4"/>
@@ -11894,7 +13118,7 @@
       <w:tr>
         <w:tc>
           <w:tcPr>
-            <w:tcW w:type="dxa" w:w="2300"/>
+            <w:tcW w:type="dxa" w:w="1960"/>
             <w:tcBorders>
               <w:top w:val="single" w:color="B0B0B0" w:sz="4"/>
               <w:left w:val="single" w:color="B0B0B0" w:sz="4"/>
@@ -11920,7 +13144,7 @@
         </w:tc>
         <w:tc>
           <w:tcPr>
-            <w:tcW w:type="dxa" w:w="1160"/>
+            <w:tcW w:type="dxa" w:w="1040"/>
             <w:tcBorders>
               <w:top w:val="single" w:color="B0B0B0" w:sz="4"/>
               <w:left w:val="single" w:color="B0B0B0" w:sz="4"/>
@@ -11946,7 +13170,7 @@
         </w:tc>
         <w:tc>
           <w:tcPr>
-            <w:tcW w:type="dxa" w:w="1160"/>
+            <w:tcW w:type="dxa" w:w="1040"/>
             <w:tcBorders>
               <w:top w:val="single" w:color="B0B0B0" w:sz="4"/>
               <w:left w:val="single" w:color="B0B0B0" w:sz="4"/>
@@ -11972,7 +13196,7 @@
         </w:tc>
         <w:tc>
           <w:tcPr>
-            <w:tcW w:type="dxa" w:w="1160"/>
+            <w:tcW w:type="dxa" w:w="1040"/>
             <w:tcBorders>
               <w:top w:val="single" w:color="B0B0B0" w:sz="4"/>
               <w:left w:val="single" w:color="B0B0B0" w:sz="4"/>
@@ -11998,7 +13222,7 @@
         </w:tc>
         <w:tc>
           <w:tcPr>
-            <w:tcW w:type="dxa" w:w="1200"/>
+            <w:tcW w:type="dxa" w:w="1080"/>
             <w:tcBorders>
               <w:top w:val="single" w:color="B0B0B0" w:sz="4"/>
               <w:left w:val="single" w:color="B0B0B0" w:sz="4"/>
@@ -12024,7 +13248,7 @@
         </w:tc>
         <w:tc>
           <w:tcPr>
-            <w:tcW w:type="dxa" w:w="1180"/>
+            <w:tcW w:type="dxa" w:w="1060"/>
             <w:tcBorders>
               <w:top w:val="single" w:color="B0B0B0" w:sz="4"/>
               <w:left w:val="single" w:color="B0B0B0" w:sz="4"/>
@@ -12050,7 +13274,33 @@
         </w:tc>
         <w:tc>
           <w:tcPr>
-            <w:tcW w:type="dxa" w:w="1200"/>
+            <w:tcW w:type="dxa" w:w="1060"/>
+            <w:tcBorders>
+              <w:top w:val="single" w:color="B0B0B0" w:sz="4"/>
+              <w:left w:val="single" w:color="B0B0B0" w:sz="4"/>
+              <w:bottom w:val="single" w:color="B0B0B0" w:sz="4"/>
+              <w:right w:val="single" w:color="B0B0B0" w:sz="4"/>
+            </w:tcBorders>
+            <w:tcMar>
+              <w:top w:type="dxa" w:w="60"/>
+              <w:left w:type="dxa" w:w="100"/>
+              <w:bottom w:type="dxa" w:w="60"/>
+              <w:right w:type="dxa" w:w="100"/>
+            </w:tcMar>
+          </w:tcPr>
+          <w:p>
+            <w:r>
+              <w:rPr>
+                <w:sz w:val="18"/>
+                <w:szCs w:val="18"/>
+              </w:rPr>
+              <w:t xml:space="preserve">—</w:t>
+            </w:r>
+          </w:p>
+        </w:tc>
+        <w:tc>
+          <w:tcPr>
+            <w:tcW w:type="dxa" w:w="1080"/>
             <w:tcBorders>
               <w:top w:val="single" w:color="B0B0B0" w:sz="4"/>
               <w:left w:val="single" w:color="B0B0B0" w:sz="4"/>
@@ -12078,7 +13328,7 @@
       <w:tr>
         <w:tc>
           <w:tcPr>
-            <w:tcW w:type="dxa" w:w="2300"/>
+            <w:tcW w:type="dxa" w:w="1960"/>
             <w:tcBorders>
               <w:top w:val="single" w:color="B0B0B0" w:sz="4"/>
               <w:left w:val="single" w:color="B0B0B0" w:sz="4"/>
@@ -12104,7 +13354,7 @@
         </w:tc>
         <w:tc>
           <w:tcPr>
-            <w:tcW w:type="dxa" w:w="1160"/>
+            <w:tcW w:type="dxa" w:w="1040"/>
             <w:tcBorders>
               <w:top w:val="single" w:color="B0B0B0" w:sz="4"/>
               <w:left w:val="single" w:color="B0B0B0" w:sz="4"/>
@@ -12130,7 +13380,7 @@
         </w:tc>
         <w:tc>
           <w:tcPr>
-            <w:tcW w:type="dxa" w:w="1160"/>
+            <w:tcW w:type="dxa" w:w="1040"/>
             <w:tcBorders>
               <w:top w:val="single" w:color="B0B0B0" w:sz="4"/>
               <w:left w:val="single" w:color="B0B0B0" w:sz="4"/>
@@ -12156,7 +13406,7 @@
         </w:tc>
         <w:tc>
           <w:tcPr>
-            <w:tcW w:type="dxa" w:w="1160"/>
+            <w:tcW w:type="dxa" w:w="1040"/>
             <w:tcBorders>
               <w:top w:val="single" w:color="B0B0B0" w:sz="4"/>
               <w:left w:val="single" w:color="B0B0B0" w:sz="4"/>
@@ -12182,7 +13432,7 @@
         </w:tc>
         <w:tc>
           <w:tcPr>
-            <w:tcW w:type="dxa" w:w="1200"/>
+            <w:tcW w:type="dxa" w:w="1080"/>
             <w:tcBorders>
               <w:top w:val="single" w:color="B0B0B0" w:sz="4"/>
               <w:left w:val="single" w:color="B0B0B0" w:sz="4"/>
@@ -12208,7 +13458,7 @@
         </w:tc>
         <w:tc>
           <w:tcPr>
-            <w:tcW w:type="dxa" w:w="1180"/>
+            <w:tcW w:type="dxa" w:w="1060"/>
             <w:tcBorders>
               <w:top w:val="single" w:color="B0B0B0" w:sz="4"/>
               <w:left w:val="single" w:color="B0B0B0" w:sz="4"/>
@@ -12234,7 +13484,33 @@
         </w:tc>
         <w:tc>
           <w:tcPr>
-            <w:tcW w:type="dxa" w:w="1200"/>
+            <w:tcW w:type="dxa" w:w="1060"/>
+            <w:tcBorders>
+              <w:top w:val="single" w:color="B0B0B0" w:sz="4"/>
+              <w:left w:val="single" w:color="B0B0B0" w:sz="4"/>
+              <w:bottom w:val="single" w:color="B0B0B0" w:sz="4"/>
+              <w:right w:val="single" w:color="B0B0B0" w:sz="4"/>
+            </w:tcBorders>
+            <w:tcMar>
+              <w:top w:type="dxa" w:w="60"/>
+              <w:left w:type="dxa" w:w="100"/>
+              <w:bottom w:type="dxa" w:w="60"/>
+              <w:right w:type="dxa" w:w="100"/>
+            </w:tcMar>
+          </w:tcPr>
+          <w:p>
+            <w:r>
+              <w:rPr>
+                <w:sz w:val="18"/>
+                <w:szCs w:val="18"/>
+              </w:rPr>
+              <w:t xml:space="preserve">—</w:t>
+            </w:r>
+          </w:p>
+        </w:tc>
+        <w:tc>
+          <w:tcPr>
+            <w:tcW w:type="dxa" w:w="1080"/>
             <w:tcBorders>
               <w:top w:val="single" w:color="B0B0B0" w:sz="4"/>
               <w:left w:val="single" w:color="B0B0B0" w:sz="4"/>
@@ -12276,7 +13552,16 @@
         <w:ind w:left="144" w:right="144"/>
       </w:pPr>
       <w:r>
-        <w:t xml:space="preserve">Verify the AlphaMissense calibration values against the published table before clinical use; all thresholds are configurable in </w:t>
+        <w:t xml:space="preserve">Verify the AlphaMissense calibration values against the published table before clinical use; the calibration thresholds are configurable (</w:t>
+      </w:r>
+      <w:r>
+        <w:rPr>
+          <w:rStyle w:val="InlineCode"/>
+        </w:rPr>
+        <w:t xml:space="preserve">annotation.calibration</w:t>
+      </w:r>
+      <w:r>
+        <w:t xml:space="preserve"> in </w:t>
       </w:r>
       <w:r>
         <w:rPr>
@@ -12285,7 +13570,16 @@
         <w:t xml:space="preserve">conf/defaults.json</w:t>
       </w:r>
       <w:r>
-        <w:t xml:space="preserve">. The AlphaMissense class cut-off (≥ 0.564 "likely pathogenic") is used for ranking only, not for ACMG strength.</w:t>
+        <w:t xml:space="preserve">). REVEL BP4 Very strong (≤ 0.003, −8 points) follows the Pejaver 2022 intervals; a laboratory that caps computational evidence at Strong sets the fourth REVEL </w:t>
+      </w:r>
+      <w:r>
+        <w:rPr>
+          <w:rStyle w:val="InlineCode"/>
+        </w:rPr>
+        <w:t xml:space="preserve">bp4</w:t>
+      </w:r>
+      <w:r>
+        <w:t xml:space="preserve"> value to null. The AlphaMissense class cut-off (≥ 0.564 "likely pathogenic") is used for ranking only, not for ACMG strength.</w:t>
       </w:r>
     </w:p>
     <w:p>
@@ -12302,7 +13596,16 @@
         <w:spacing w:after="120"/>
       </w:pPr>
       <w:r>
-        <w:t xml:space="preserve">SpliceAI (masked scores, ±500 bp) is evaluated for every variant class. Δ ≥ 0.20 supports PP3 (not combined with a missense PP3); Δ ≤ 0.10 supports BP4 and, for synonymous variants at non-conserved sites (phyloP &lt; 0.1), BP7. Δ ≥ 0.50 is treated as high confidence and prioritised for RT-PCR or minigene confirmation.</w:t>
+        <w:t xml:space="preserve">SpliceAI masked scores are evaluated for every variant class. The pre-computed Illumina files read by the VEP plugin were generated with a ±50 bp window (GENCODE v24), so splice gains and losses 51–500 bp from the variant are not scored. For a ±500 bp window run SpliceAI locally at the candidate sites (</w:t>
+      </w:r>
+      <w:r>
+        <w:rPr>
+          <w:rStyle w:val="InlineCode"/>
+        </w:rPr>
+        <w:t xml:space="preserve">spliceai -D 500</w:t>
+      </w:r>
+      <w:r>
+        <w:t xml:space="preserve">) or query the SpliceAI-lookup service. Δ ≥ 0.20 supports PP3 (not combined with a missense PP3); Δ ≤ 0.10 supports BP4 and, for synonymous variants at non-conserved sites (phyloP present and &lt; 0.1), BP7. Δ ≥ 0.50 is treated as high confidence and prioritised for RT-PCR or minigene confirmation. Pangolin is an optional second opinion; it is not in the reference VEP command.</w:t>
       </w:r>
     </w:p>
     <w:p>
@@ -12502,7 +13805,22 @@
                 <w:sz w:val="18"/>
                 <w:szCs w:val="18"/>
               </w:rPr>
-              <w:t xml:space="preserve">Null variant (stop, frameshift, canonical splice, start loss) in a gene with LoF disease mechanism (HI 3, constraint as §10.6, or curated mechanism). Very strong; Strong if predicted NMD escape; Moderate for start loss; downgraded one level for LOFTEE LC. Full Abou Tayoun decision tree is manual.</w:t>
+              <w:t xml:space="preserve">Null variant (stop, frameshift, canonical splice, start loss) in a gene with LoF disease mechanism (HI 3, constraint as §10.6, or curated mechanism). Very strong; Strong if predicted NMD escape (NMD plugin or LOFTEE </w:t>
+            </w:r>
+            <w:r>
+              <w:rPr>
+                <w:rStyle w:val="InlineCode"/>
+                <w:sz w:val="18"/>
+                <w:szCs w:val="18"/>
+              </w:rPr>
+              <w:t xml:space="preserve">END_TRUNC</w:t>
+            </w:r>
+            <w:r>
+              <w:rPr>
+                <w:sz w:val="18"/>
+                <w:szCs w:val="18"/>
+              </w:rPr>
+              <w:t xml:space="preserve">); Moderate for start loss; LOFTEE LC downgrades exactly one level (Very strong → Strong, Strong → Moderate, Moderate → Supporting). Full Abou Tayoun decision tree is manual.</w:t>
             </w:r>
           </w:p>
         </w:tc>
@@ -12718,7 +14036,7 @@
                 <w:sz w:val="18"/>
                 <w:szCs w:val="18"/>
               </w:rPr>
-              <w:t xml:space="preserve">Calibrated single tool (§10.3) or SpliceAI; never both for the same variant.</w:t>
+              <w:t xml:space="preserve">Calibrated single tool (§10.3; REVEL BP4 up to Very strong) or SpliceAI; never both for the same variant.</w:t>
             </w:r>
           </w:p>
         </w:tc>
@@ -12826,7 +14144,7 @@
                 <w:sz w:val="18"/>
                 <w:szCs w:val="18"/>
               </w:rPr>
-              <w:t xml:space="preserve">Synonymous, SpliceAI ≤ 0.10, phyloP &lt; 0.1.</w:t>
+              <w:t xml:space="preserve">Synonymous, SpliceAI ≤ 0.10, phyloP present and &lt; 0.1 (no BP7 without a phyloP score).</w:t>
             </w:r>
           </w:p>
         </w:tc>
@@ -12988,7 +14306,7 @@
                 <w:sz w:val="18"/>
                 <w:szCs w:val="18"/>
               </w:rPr>
-              <w:t xml:space="preserve">Provisional P/LP; or ClinVar P/LP; or curated hotspot; or null variant in a LoF-intolerant or known dominant disease gene</w:t>
+              <w:t xml:space="preserve">Provisional P/LP; or ClinVar P/LP; or curated hotspot (protein changes compared after normalising one- and three-letter notation, so p.R132H matches p.Arg132His); or null variant in a LoF-intolerant or known dominant (AD/XLD) disease gene</w:t>
             </w:r>
           </w:p>
         </w:tc>
@@ -13096,7 +14414,7 @@
                 <w:sz w:val="18"/>
                 <w:szCs w:val="18"/>
               </w:rPr>
-              <w:t xml:space="preserve">Predicted splice-altering (SpliceAI ≥ 0.20) outside canonical sites</w:t>
+              <w:t xml:space="preserve">Predicted splice-altering (SpliceAI ≥ 0.20) outside the canonical donor/acceptor sites; canonical splice donor/acceptor variants go to Tier 4 unless they reach Tier 1</w:t>
             </w:r>
           </w:p>
         </w:tc>
@@ -13150,7 +14468,7 @@
                 <w:sz w:val="18"/>
                 <w:szCs w:val="18"/>
               </w:rPr>
-              <w:t xml:space="preserve">Other coding and splice-region variants</w:t>
+              <w:t xml:space="preserve">Other coding and splice-region variants, including canonical splice-site variants that miss Tier 1</w:t>
             </w:r>
           </w:p>
         </w:tc>
@@ -13720,7 +15038,7 @@
         <w:spacing w:after="0" w:before="0"/>
       </w:pPr>
       <w:r>
-        <w:t xml:space="preserve">gatk GetPileupSummaries -I tumor.bam  -V common.vcf.gz -L common.vcf.gz -O t.table</w:t>
+        <w:t xml:space="preserve">gatk GetPileupSummaries -R ${REF} -I tumor.bam  -V common.vcf.gz -L common.vcf.gz -O t.table</w:t>
       </w:r>
     </w:p>
     <w:p>
@@ -13729,7 +15047,7 @@
         <w:spacing w:after="0" w:before="0"/>
       </w:pPr>
       <w:r>
-        <w:t xml:space="preserve">gatk GetPileupSummaries -I normal.bam -V common.vcf.gz -L common.vcf.gz -O n.table</w:t>
+        <w:t xml:space="preserve">gatk GetPileupSummaries -R ${REF} -I normal.bam -V common.vcf.gz -L common.vcf.gz -O n.table</w:t>
       </w:r>
     </w:p>
     <w:p>
@@ -13762,10 +15080,19 @@
     <w:p>
       <w:pPr>
         <w:pStyle w:val="CodeBlock"/>
+        <w:spacing w:after="0" w:before="0"/>
+      </w:pPr>
+      <w:r>
+        <w:t xml:space="preserve"># Manta (own step) -&gt; candidateSmallIndels.vcf.gz -&gt; Strelka2 --indelCandidates</w:t>
+      </w:r>
+    </w:p>
+    <w:p>
+      <w:pPr>
+        <w:pStyle w:val="CodeBlock"/>
         <w:spacing w:after="140" w:before="0"/>
       </w:pPr>
       <w:r>
-        <w:t xml:space="preserve"># Strelka2 with Manta candidate indels; DeepSomatic (WGS/WES model) as the third caller</w:t>
+        <w:t xml:space="preserve"># DeepSomatic (WGS/WES model) is the third caller</w:t>
       </w:r>
     </w:p>
     <w:p>
@@ -13774,7 +15101,7 @@
         <w:spacing w:after="120" w:before="240"/>
       </w:pPr>
       <w:r>
-        <w:t xml:space="preserve">11.2 Somatic filters (`trio-dnm somatic`)</w:t>
+        <w:t xml:space="preserve">11.2 Somatic filters (trio-dnm somatic)</w:t>
       </w:r>
     </w:p>
     <w:tbl>
@@ -14175,7 +15502,7 @@
                 <w:sz w:val="18"/>
                 <w:szCs w:val="18"/>
               </w:rPr>
-              <w:t xml:space="preserve">gnomAD ≤ 1 × 10⁻³</w:t>
+              <w:t xml:space="preserve">gnomAD ≤ 1 × 10⁻³ (INFO key, else the gnomAD AF in the VEP CSQ)</w:t>
             </w:r>
           </w:p>
         </w:tc>
@@ -14309,7 +15636,22 @@
                 <w:sz w:val="18"/>
                 <w:szCs w:val="18"/>
               </w:rPr>
-              <w:t xml:space="preserve">FFPE</w:t>
+              <w:t xml:space="preserve">FFPE (with </w:t>
+            </w:r>
+            <w:r>
+              <w:rPr>
+                <w:rStyle w:val="InlineCode"/>
+                <w:sz w:val="18"/>
+                <w:szCs w:val="18"/>
+              </w:rPr>
+              <w:t xml:space="preserve">--ffpe</w:t>
+            </w:r>
+            <w:r>
+              <w:rPr>
+                <w:sz w:val="18"/>
+                <w:szCs w:val="18"/>
+              </w:rPr>
+              <w:t xml:space="preserve">)</w:t>
             </w:r>
           </w:p>
         </w:tc>
@@ -14335,7 +15677,21 @@
                 <w:sz w:val="18"/>
                 <w:szCs w:val="18"/>
               </w:rPr>
-              <w:t xml:space="preserve">C&gt;T / G&gt;A at VAF ≤ 0.10 flagged (with </w:t>
+              <w:t xml:space="preserve">Only C&gt;T / G&gt;A SNVs at VAF ≤ 0.10 are </w:t>
+            </w:r>
+            <w:r>
+              <w:rPr>
+                <w:sz w:val="18"/>
+                <w:szCs w:val="18"/>
+              </w:rPr>
+              <w:t xml:space="preserve">flagged</w:t>
+            </w:r>
+            <w:r>
+              <w:rPr>
+                <w:sz w:val="18"/>
+                <w:szCs w:val="18"/>
+              </w:rPr>
+              <w:t xml:space="preserve"> (</w:t>
             </w:r>
             <w:r>
               <w:rPr>
@@ -14343,14 +15699,14 @@
                 <w:sz w:val="18"/>
                 <w:szCs w:val="18"/>
               </w:rPr>
-              <w:t xml:space="preserve">--ffpe</w:t>
-            </w:r>
-            <w:r>
-              <w:rPr>
-                <w:sz w:val="18"/>
-                <w:szCs w:val="18"/>
-              </w:rPr>
-              <w:t xml:space="preserve">)</w:t>
+              <w:t xml:space="preserve">ffpe_suspect</w:t>
+            </w:r>
+            <w:r>
+              <w:rPr>
+                <w:sz w:val="18"/>
+                <w:szCs w:val="18"/>
+              </w:rPr>
+              <w:t xml:space="preserve">), not filtered</w:t>
             </w:r>
           </w:p>
         </w:tc>
@@ -14376,7 +15732,7 @@
                 <w:sz w:val="18"/>
                 <w:szCs w:val="18"/>
               </w:rPr>
-              <w:t xml:space="preserve">Deamination artefact; orientation-bias model also applied by Mutect2</w:t>
+              <w:t xml:space="preserve">Deamination artefact; Mutect2's orientation-bias model filters separately</w:t>
             </w:r>
           </w:p>
         </w:tc>
@@ -14386,6 +15742,29 @@
       <w:pPr>
         <w:spacing w:after="60"/>
       </w:pPr>
+    </w:p>
+    <w:p>
+      <w:pPr>
+        <w:spacing w:after="120"/>
+      </w:pPr>
+      <w:r>
+        <w:rPr>
+          <w:rStyle w:val="InlineCode"/>
+        </w:rPr>
+        <w:t xml:space="preserve">somatic</w:t>
+      </w:r>
+      <w:r>
+        <w:t xml:space="preserve"> and </w:t>
+      </w:r>
+      <w:r>
+        <w:rPr>
+          <w:rStyle w:val="InlineCode"/>
+        </w:rPr>
+        <w:t xml:space="preserve">ch-screen</w:t>
+      </w:r>
+      <w:r>
+        <w:t xml:space="preserve"> validate sample IDs: a tumour, normal, parent or CH sample missing from the VCF header stops the run with an error instead of producing empty results.</w:t>
+      </w:r>
     </w:p>
     <w:p>
       <w:pPr>
@@ -14428,7 +15807,25 @@
         <w:spacing w:after="60"/>
       </w:pPr>
       <w:r>
-        <w:t xml:space="preserve">Cancer-cell fraction: CCF = VAF × (p·CN_t + 2(1 − p)) / (p · m), with purity p, local total copy number CN_t and multiplicity m (default 1). A variant is </w:t>
+        <w:t xml:space="preserve">Cancer-cell fraction: CCF = VAF × (p·CN_t + 2(1 − p)) / (p · m), with purity p and local total copy number CN_t. The multiplicity is estimated per variant as m = clamp(round(VAF · (p·CN_t + 2(1 − p)) / p), 1, major CN). CCF is capped at 1 (</w:t>
+      </w:r>
+      <w:r>
+        <w:rPr>
+          <w:rStyle w:val="InlineCode"/>
+        </w:rPr>
+        <w:t xml:space="preserve">ccf</w:t>
+      </w:r>
+      <w:r>
+        <w:t xml:space="preserve">); the uncapped value is reported as </w:t>
+      </w:r>
+      <w:r>
+        <w:rPr>
+          <w:rStyle w:val="InlineCode"/>
+        </w:rPr>
+        <w:t xml:space="preserve">ccf_raw</w:t>
+      </w:r>
+      <w:r>
+        <w:t xml:space="preserve">. A variant is </w:t>
       </w:r>
       <w:r>
         <w:rPr>
@@ -14451,7 +15848,16 @@
         <w:spacing w:after="60"/>
       </w:pPr>
       <w:r>
-        <w:t xml:space="preserve">Copy-neutral or deletion LOH (minor CN = 0) is recorded per gene for two-hit analysis.</w:t>
+        <w:t xml:space="preserve">LOH (minor CN = 0; copy-neutral or deletion) is recorded for each somatic variant (</w:t>
+      </w:r>
+      <w:r>
+        <w:rPr>
+          <w:rStyle w:val="InlineCode"/>
+        </w:rPr>
+        <w:t xml:space="preserve">loh</w:t>
+      </w:r>
+      <w:r>
+        <w:t xml:space="preserve"> column) and at each germline hit position for two-hit analysis (§11.5).</w:t>
       </w:r>
     </w:p>
     <w:p>
@@ -14486,7 +15892,16 @@
         <w:spacing w:after="60"/>
       </w:pPr>
       <w:r>
-        <w:t xml:space="preserve">SBS-96 spectrum and NNLS refit to COSMIC v3.4; with &lt; 50 mutations, restrict to a biologically plausible subset and report reconstruction cosine.</w:t>
+        <w:t xml:space="preserve">SBS-96 spectrum and NNLS refit to COSMIC v3.4, with reconstruction cosine. Below 50 PASS SNVs a full-catalogue fit over-fits, so the refit is skipped unless a biologically plausible subset is given (</w:t>
+      </w:r>
+      <w:r>
+        <w:rPr>
+          <w:rStyle w:val="InlineCode"/>
+        </w:rPr>
+        <w:t xml:space="preserve">--signature-subset</w:t>
+      </w:r>
+      <w:r>
+        <w:t xml:space="preserve">).</w:t>
       </w:r>
     </w:p>
     <w:p>
@@ -14541,7 +15956,25 @@
         <w:t xml:space="preserve">Two-hit detection</w:t>
       </w:r>
       <w:r>
-        <w:t xml:space="preserve">: any gene with a Tier 1/2 or P/LP germline variant (de novo or inherited, from §10) that also carries a somatic hit or LOH in the tumour is reported as a candidate Knudson second hit — the key link between the trio germline result and the tumour.</w:t>
+        <w:t xml:space="preserve">: a gene with a Tier 1/2 or P/LP germline variant (from §10: de novo, or inherited when an annotated inherited-variant table is supplied) plus a PASS somatic SNV/indel in the same gene and/or LOH (minor CN = 0) at the germline variant position is reported as a candidate Knudson second hit (</w:t>
+      </w:r>
+      <w:r>
+        <w:rPr>
+          <w:rStyle w:val="InlineCode"/>
+        </w:rPr>
+        <w:t xml:space="preserve">&lt;tumor&gt;.two_hit.tsv</w:t>
+      </w:r>
+      <w:r>
+        <w:t xml:space="preserve">) — the key link between the trio germline result and the tumour. Germline + LOH is reported even without a somatic point mutation; LOH alone, without a germline hit, is recorded (</w:t>
+      </w:r>
+      <w:r>
+        <w:rPr>
+          <w:rStyle w:val="InlineCode"/>
+        </w:rPr>
+        <w:t xml:space="preserve">loh</w:t>
+      </w:r>
+      <w:r>
+        <w:t xml:space="preserve"> column) but is not a second hit.</w:t>
       </w:r>
     </w:p>
     <w:p>
@@ -14593,7 +16026,7 @@
         <w:spacing w:after="120"/>
       </w:pPr>
       <w:r>
-        <w:t xml:space="preserve">Mutect2 in tumour-only mode on each blood sample, restricted to a CH gene panel, with PoN and germline resource; </w:t>
+        <w:t xml:space="preserve">Mutect2 in tumour-only mode on each blood sample, restricted to a CH gene panel, with PoN and germline resource, then VEP; </w:t>
       </w:r>
       <w:r>
         <w:rPr>
@@ -14602,7 +16035,25 @@
         <w:t xml:space="preserve">trio-dnm ch-screen</w:t>
       </w:r>
       <w:r>
-        <w:t xml:space="preserve"> reports HIGH/MODERATE-impact variants in CH genes at VAF 2–35 % (≥ 3 ALT reads) with Wilson CIs. Hits are cross-referenced with the DNM and mosaic tracks.</w:t>
+        <w:t xml:space="preserve"> reports HIGH/MODERATE-impact variants (from the VEP CSQ, preferred) in CH genes at VAF 2–35 % (≥ 3 ALT reads) with Wilson CIs. Without a CSQ header the gene is read from an INFO key (</w:t>
+      </w:r>
+      <w:r>
+        <w:rPr>
+          <w:rStyle w:val="InlineCode"/>
+        </w:rPr>
+        <w:t xml:space="preserve">--gene-info-key</w:t>
+      </w:r>
+      <w:r>
+        <w:t xml:space="preserve">, default </w:t>
+      </w:r>
+      <w:r>
+        <w:rPr>
+          <w:rStyle w:val="InlineCode"/>
+        </w:rPr>
+        <w:t xml:space="preserve">GENE</w:t>
+      </w:r>
+      <w:r>
+        <w:t xml:space="preserve">), impact cannot be assessed and the impact filter is skipped, with a warning in the summary. Hits are cross-referenced with the DNM and mosaic tracks.</w:t>
       </w:r>
     </w:p>
     <w:p>
@@ -15468,7 +16919,7 @@
                 <w:sz w:val="18"/>
                 <w:szCs w:val="18"/>
               </w:rPr>
-              <w:t xml:space="preserve">, somalier HTML, MultiQC</w:t>
+              <w:t xml:space="preserve">, somalier HTML, MultiQC report</w:t>
             </w:r>
           </w:p>
         </w:tc>
@@ -15496,7 +16947,7 @@
                 <w:sz w:val="18"/>
                 <w:szCs w:val="18"/>
               </w:rPr>
-              <w:t xml:space="preserve">All Mendelian-violation candidates with every failure reason</w:t>
+              <w:t xml:space="preserve">All Mendelian-violation candidates with every failure reason and flag</w:t>
             </w:r>
           </w:p>
         </w:tc>
@@ -15551,7 +17002,22 @@
                 <w:sz w:val="18"/>
                 <w:szCs w:val="18"/>
               </w:rPr>
-              <w:t xml:space="preserve">Filter waterfall, tiers, leakage, raw Mendelian error rate</w:t>
+              <w:t xml:space="preserve">Filter waterfall, tiers, leakage, raw Mendelian error rate and gate, </w:t>
+            </w:r>
+            <w:r>
+              <w:rPr>
+                <w:rStyle w:val="InlineCode"/>
+                <w:sz w:val="18"/>
+                <w:szCs w:val="18"/>
+              </w:rPr>
+              <w:t xml:space="preserve">population_af_missing</w:t>
+            </w:r>
+            <w:r>
+              <w:rPr>
+                <w:sz w:val="18"/>
+                <w:szCs w:val="18"/>
+              </w:rPr>
+              <w:t xml:space="preserve">, effective configuration</w:t>
             </w:r>
           </w:p>
         </w:tc>
@@ -15993,6 +17459,21 @@
                 <w:sz w:val="18"/>
                 <w:szCs w:val="18"/>
               </w:rPr>
+              <w:t xml:space="preserve">&lt;tumor&gt;.two_hit.tsv</w:t>
+            </w:r>
+            <w:r>
+              <w:rPr>
+                <w:sz w:val="18"/>
+                <w:szCs w:val="18"/>
+              </w:rPr>
+              <w:t xml:space="preserve">, </w:t>
+            </w:r>
+            <w:r>
+              <w:rPr>
+                <w:rStyle w:val="InlineCode"/>
+                <w:sz w:val="18"/>
+                <w:szCs w:val="18"/>
+              </w:rPr>
               <w:t xml:space="preserve">&lt;tumor&gt;.somatic_summary.json</w:t>
             </w:r>
           </w:p>
@@ -16050,6 +17531,21 @@
               </w:rPr>
               <w:t xml:space="preserve">&lt;sample&gt;.ch_screen.tsv</w:t>
             </w:r>
+            <w:r>
+              <w:rPr>
+                <w:sz w:val="18"/>
+                <w:szCs w:val="18"/>
+              </w:rPr>
+              <w:t xml:space="preserve">, </w:t>
+            </w:r>
+            <w:r>
+              <w:rPr>
+                <w:rStyle w:val="InlineCode"/>
+                <w:sz w:val="18"/>
+                <w:szCs w:val="18"/>
+              </w:rPr>
+              <w:t xml:space="preserve">&lt;sample&gt;.ch_summary.json</w:t>
+            </w:r>
           </w:p>
         </w:tc>
       </w:tr>
@@ -16102,7 +17598,45 @@
                 <w:sz w:val="18"/>
                 <w:szCs w:val="18"/>
               </w:rPr>
-              <w:t xml:space="preserve">Nextflow trace/timeline/report, container digests, reference checksums, config JSON</w:t>
+              <w:t xml:space="preserve">Nextflow trace/timeline/report/DAG and a provenance JSON in </w:t>
+            </w:r>
+            <w:r>
+              <w:rPr>
+                <w:rStyle w:val="InlineCode"/>
+                <w:sz w:val="18"/>
+                <w:szCs w:val="18"/>
+              </w:rPr>
+              <w:t xml:space="preserve">results/pipeline_info/</w:t>
+            </w:r>
+            <w:r>
+              <w:rPr>
+                <w:sz w:val="18"/>
+                <w:szCs w:val="18"/>
+              </w:rPr>
+              <w:t xml:space="preserve">; effective </w:t>
+            </w:r>
+            <w:r>
+              <w:rPr>
+                <w:rStyle w:val="InlineCode"/>
+                <w:sz w:val="18"/>
+                <w:szCs w:val="18"/>
+              </w:rPr>
+              <w:t xml:space="preserve">trio-dnm</w:t>
+            </w:r>
+            <w:r>
+              <w:rPr>
+                <w:sz w:val="18"/>
+                <w:szCs w:val="18"/>
+              </w:rPr>
+              <w:t xml:space="preserve"> configuration in each </w:t>
+            </w:r>
+            <w:r>
+              <w:rPr>
+                <w:rStyle w:val="InlineCode"/>
+                <w:sz w:val="18"/>
+                <w:szCs w:val="18"/>
+              </w:rPr>
+              <w:t xml:space="preserve">call_summary.json</w:t>
             </w:r>
           </w:p>
         </w:tc>
@@ -16132,7 +17666,16 @@
         <w:spacing w:after="60"/>
       </w:pPr>
       <w:r>
-        <w:t xml:space="preserve">Stage-1 outcomes (FREEMIX, relatedness/IBS0, sex, depth) and any overrides with justification.</w:t>
+        <w:t xml:space="preserve">Stage-1 outcomes (FREEMIX, relatedness/IBS0, sex, depth, DNA source), the Mendelian-error gate, and any overrides (</w:t>
+      </w:r>
+      <w:r>
+        <w:rPr>
+          <w:rStyle w:val="InlineCode"/>
+        </w:rPr>
+        <w:t xml:space="preserve">--no-halt</w:t>
+      </w:r>
+      <w:r>
+        <w:t xml:space="preserve">) with justification.</w:t>
       </w:r>
     </w:p>
     <w:p>
@@ -16316,10 +17859,18 @@
           <w:p>
             <w:r>
               <w:rPr>
-                <w:sz w:val="18"/>
-                <w:szCs w:val="18"/>
-              </w:rPr>
-              <w:t xml:space="preserve">WGS DNM count &gt; 150</w:t>
+                <w:rStyle w:val="InlineCode"/>
+                <w:sz w:val="18"/>
+                <w:szCs w:val="18"/>
+              </w:rPr>
+              <w:t xml:space="preserve">trio-dnm call</w:t>
+            </w:r>
+            <w:r>
+              <w:rPr>
+                <w:sz w:val="18"/>
+                <w:szCs w:val="18"/>
+              </w:rPr>
+              <w:t xml:space="preserve"> exits with code 3</w:t>
             </w:r>
           </w:p>
         </w:tc>
@@ -16345,7 +17896,7 @@
                 <w:sz w:val="18"/>
                 <w:szCs w:val="18"/>
               </w:rPr>
-              <w:t xml:space="preserve">Permissive filters; contamination; LCL DNA</w:t>
+              <w:t xml:space="preserve">Raw Mendelian error rate &gt; 5 %: swap, contamination or wrong PED</w:t>
             </w:r>
           </w:p>
         </w:tc>
@@ -16371,7 +17922,22 @@
                 <w:sz w:val="18"/>
                 <w:szCs w:val="18"/>
               </w:rPr>
-              <w:t xml:space="preserve">Check FREEMIX and parental leakage; raise parental DP to 20 and ALT to 0; confirm Layer 3 masks applied</w:t>
+              <w:t xml:space="preserve">Check somalier relatedness, sex and FREEMIX; use </w:t>
+            </w:r>
+            <w:r>
+              <w:rPr>
+                <w:rStyle w:val="InlineCode"/>
+                <w:sz w:val="18"/>
+                <w:szCs w:val="18"/>
+              </w:rPr>
+              <w:t xml:space="preserve">--no-halt</w:t>
+            </w:r>
+            <w:r>
+              <w:rPr>
+                <w:sz w:val="18"/>
+                <w:szCs w:val="18"/>
+              </w:rPr>
+              <w:t xml:space="preserve"> only after documented review</w:t>
             </w:r>
           </w:p>
         </w:tc>
@@ -16396,10 +17962,18 @@
           <w:p>
             <w:r>
               <w:rPr>
-                <w:sz w:val="18"/>
-                <w:szCs w:val="18"/>
-              </w:rPr>
-              <w:t xml:space="preserve">WGS DNM count &lt; 30</w:t>
+                <w:rStyle w:val="InlineCode"/>
+                <w:sz w:val="18"/>
+                <w:szCs w:val="18"/>
+              </w:rPr>
+              <w:t xml:space="preserve">population_af_missing</w:t>
+            </w:r>
+            <w:r>
+              <w:rPr>
+                <w:sz w:val="18"/>
+                <w:szCs w:val="18"/>
+              </w:rPr>
+              <w:t xml:space="preserve"> in call_summary.json</w:t>
             </w:r>
           </w:p>
         </w:tc>
@@ -16422,10 +17996,18 @@
           <w:p>
             <w:r>
               <w:rPr>
-                <w:sz w:val="18"/>
-                <w:szCs w:val="18"/>
-              </w:rPr>
-              <w:t xml:space="preserve">Over-filtering; low parental depth; GVCF reference blocks missing</w:t>
+                <w:rStyle w:val="InlineCode"/>
+                <w:sz w:val="18"/>
+                <w:szCs w:val="18"/>
+              </w:rPr>
+              <w:t xml:space="preserve">call</w:t>
+            </w:r>
+            <w:r>
+              <w:rPr>
+                <w:sz w:val="18"/>
+                <w:szCs w:val="18"/>
+              </w:rPr>
+              <w:t xml:space="preserve"> was given a VCF without gnomAD INFO</w:t>
             </w:r>
           </w:p>
         </w:tc>
@@ -16451,7 +18033,22 @@
                 <w:sz w:val="18"/>
                 <w:szCs w:val="18"/>
               </w:rPr>
-              <w:t xml:space="preserve">Inspect the waterfall; confirm HaplotypeCaller did not use EMIT_VARIANTS_ONLY; relax proband VAF floor to 0.25</w:t>
+              <w:t xml:space="preserve">Run vcfanno (</w:t>
+            </w:r>
+            <w:r>
+              <w:rPr>
+                <w:rStyle w:val="InlineCode"/>
+                <w:sz w:val="18"/>
+                <w:szCs w:val="18"/>
+              </w:rPr>
+              <w:t xml:space="preserve">conf/vcfanno.toml</w:t>
+            </w:r>
+            <w:r>
+              <w:rPr>
+                <w:sz w:val="18"/>
+                <w:szCs w:val="18"/>
+              </w:rPr>
+              <w:t xml:space="preserve">) and call on the annotated VCF</w:t>
             </w:r>
           </w:p>
         </w:tc>
@@ -16479,7 +18076,15 @@
                 <w:sz w:val="18"/>
                 <w:szCs w:val="18"/>
               </w:rPr>
-              <w:t xml:space="preserve">Paternal fraction &lt; 65 % (≥ 10 phased)</w:t>
+              <w:t xml:space="preserve">Many candidates flagged </w:t>
+            </w:r>
+            <w:r>
+              <w:rPr>
+                <w:rStyle w:val="InlineCode"/>
+                <w:sz w:val="18"/>
+                <w:szCs w:val="18"/>
+              </w:rPr>
+              <w:t xml:space="preserve">NO_STRAND_INFO</w:t>
             </w:r>
           </w:p>
         </w:tc>
@@ -16505,7 +18110,22 @@
                 <w:sz w:val="18"/>
                 <w:szCs w:val="18"/>
               </w:rPr>
-              <w:t xml:space="preserve">Maternal-side artefact, contamination or swap</w:t>
+              <w:t xml:space="preserve">Joint VCF has no SB/ADF/ADR and no </w:t>
+            </w:r>
+            <w:r>
+              <w:rPr>
+                <w:rStyle w:val="InlineCode"/>
+                <w:sz w:val="18"/>
+                <w:szCs w:val="18"/>
+              </w:rPr>
+              <w:t xml:space="preserve">--strand-vcf</w:t>
+            </w:r>
+            <w:r>
+              <w:rPr>
+                <w:sz w:val="18"/>
+                <w:szCs w:val="18"/>
+              </w:rPr>
+              <w:t xml:space="preserve"> given</w:t>
             </w:r>
           </w:p>
         </w:tc>
@@ -16531,7 +18151,30 @@
                 <w:sz w:val="18"/>
                 <w:szCs w:val="18"/>
               </w:rPr>
-              <w:t xml:space="preserve">Re-run somalier; IGV-review 20 random DNMs</w:t>
+              <w:t xml:space="preserve">Pass the candidate-site </w:t>
+            </w:r>
+            <w:r>
+              <w:rPr>
+                <w:rStyle w:val="InlineCode"/>
+                <w:sz w:val="18"/>
+                <w:szCs w:val="18"/>
+              </w:rPr>
+              <w:t xml:space="preserve">bcftools mpileup -a AD,ADF,ADR</w:t>
+            </w:r>
+            <w:r>
+              <w:rPr>
+                <w:sz w:val="18"/>
+                <w:szCs w:val="18"/>
+              </w:rPr>
+              <w:t xml:space="preserve"> VCF with </w:t>
+            </w:r>
+            <w:r>
+              <w:rPr>
+                <w:rStyle w:val="InlineCode"/>
+                <w:sz w:val="18"/>
+                <w:szCs w:val="18"/>
+              </w:rPr>
+              <w:t xml:space="preserve">--strand-vcf</w:t>
             </w:r>
           </w:p>
         </w:tc>
@@ -16559,6 +18202,246 @@
                 <w:sz w:val="18"/>
                 <w:szCs w:val="18"/>
               </w:rPr>
+              <w:t xml:space="preserve">WGS DNM count &gt; 150</w:t>
+            </w:r>
+          </w:p>
+        </w:tc>
+        <w:tc>
+          <w:tcPr>
+            <w:tcW w:type="dxa" w:w="2860"/>
+            <w:tcBorders>
+              <w:top w:val="single" w:color="B0B0B0" w:sz="4"/>
+              <w:left w:val="single" w:color="B0B0B0" w:sz="4"/>
+              <w:bottom w:val="single" w:color="B0B0B0" w:sz="4"/>
+              <w:right w:val="single" w:color="B0B0B0" w:sz="4"/>
+            </w:tcBorders>
+            <w:tcMar>
+              <w:top w:type="dxa" w:w="60"/>
+              <w:left w:type="dxa" w:w="100"/>
+              <w:bottom w:type="dxa" w:w="60"/>
+              <w:right w:type="dxa" w:w="100"/>
+            </w:tcMar>
+          </w:tcPr>
+          <w:p>
+            <w:r>
+              <w:rPr>
+                <w:sz w:val="18"/>
+                <w:szCs w:val="18"/>
+              </w:rPr>
+              <w:t xml:space="preserve">Permissive filters; contamination; LCL DNA</w:t>
+            </w:r>
+          </w:p>
+        </w:tc>
+        <w:tc>
+          <w:tcPr>
+            <w:tcW w:type="dxa" w:w="3900"/>
+            <w:tcBorders>
+              <w:top w:val="single" w:color="B0B0B0" w:sz="4"/>
+              <w:left w:val="single" w:color="B0B0B0" w:sz="4"/>
+              <w:bottom w:val="single" w:color="B0B0B0" w:sz="4"/>
+              <w:right w:val="single" w:color="B0B0B0" w:sz="4"/>
+            </w:tcBorders>
+            <w:tcMar>
+              <w:top w:type="dxa" w:w="60"/>
+              <w:left w:type="dxa" w:w="100"/>
+              <w:bottom w:type="dxa" w:w="60"/>
+              <w:right w:type="dxa" w:w="100"/>
+            </w:tcMar>
+          </w:tcPr>
+          <w:p>
+            <w:r>
+              <w:rPr>
+                <w:sz w:val="18"/>
+                <w:szCs w:val="18"/>
+              </w:rPr>
+              <w:t xml:space="preserve">Check FREEMIX and parental leakage; raise parental DP to 20 and ALT to 0; confirm Layer 3 masks applied</w:t>
+            </w:r>
+          </w:p>
+        </w:tc>
+      </w:tr>
+      <w:tr>
+        <w:tc>
+          <w:tcPr>
+            <w:tcW w:type="dxa" w:w="2600"/>
+            <w:tcBorders>
+              <w:top w:val="single" w:color="B0B0B0" w:sz="4"/>
+              <w:left w:val="single" w:color="B0B0B0" w:sz="4"/>
+              <w:bottom w:val="single" w:color="B0B0B0" w:sz="4"/>
+              <w:right w:val="single" w:color="B0B0B0" w:sz="4"/>
+            </w:tcBorders>
+            <w:tcMar>
+              <w:top w:type="dxa" w:w="60"/>
+              <w:left w:type="dxa" w:w="100"/>
+              <w:bottom w:type="dxa" w:w="60"/>
+              <w:right w:type="dxa" w:w="100"/>
+            </w:tcMar>
+          </w:tcPr>
+          <w:p>
+            <w:r>
+              <w:rPr>
+                <w:sz w:val="18"/>
+                <w:szCs w:val="18"/>
+              </w:rPr>
+              <w:t xml:space="preserve">WGS DNM count &lt; 30</w:t>
+            </w:r>
+          </w:p>
+        </w:tc>
+        <w:tc>
+          <w:tcPr>
+            <w:tcW w:type="dxa" w:w="2860"/>
+            <w:tcBorders>
+              <w:top w:val="single" w:color="B0B0B0" w:sz="4"/>
+              <w:left w:val="single" w:color="B0B0B0" w:sz="4"/>
+              <w:bottom w:val="single" w:color="B0B0B0" w:sz="4"/>
+              <w:right w:val="single" w:color="B0B0B0" w:sz="4"/>
+            </w:tcBorders>
+            <w:tcMar>
+              <w:top w:type="dxa" w:w="60"/>
+              <w:left w:type="dxa" w:w="100"/>
+              <w:bottom w:type="dxa" w:w="60"/>
+              <w:right w:type="dxa" w:w="100"/>
+            </w:tcMar>
+          </w:tcPr>
+          <w:p>
+            <w:r>
+              <w:rPr>
+                <w:sz w:val="18"/>
+                <w:szCs w:val="18"/>
+              </w:rPr>
+              <w:t xml:space="preserve">Over-filtering; low parental depth; GVCF reference blocks missing</w:t>
+            </w:r>
+          </w:p>
+        </w:tc>
+        <w:tc>
+          <w:tcPr>
+            <w:tcW w:type="dxa" w:w="3900"/>
+            <w:tcBorders>
+              <w:top w:val="single" w:color="B0B0B0" w:sz="4"/>
+              <w:left w:val="single" w:color="B0B0B0" w:sz="4"/>
+              <w:bottom w:val="single" w:color="B0B0B0" w:sz="4"/>
+              <w:right w:val="single" w:color="B0B0B0" w:sz="4"/>
+            </w:tcBorders>
+            <w:tcMar>
+              <w:top w:type="dxa" w:w="60"/>
+              <w:left w:type="dxa" w:w="100"/>
+              <w:bottom w:type="dxa" w:w="60"/>
+              <w:right w:type="dxa" w:w="100"/>
+            </w:tcMar>
+          </w:tcPr>
+          <w:p>
+            <w:r>
+              <w:rPr>
+                <w:sz w:val="18"/>
+                <w:szCs w:val="18"/>
+              </w:rPr>
+              <w:t xml:space="preserve">Inspect the waterfall; confirm HaplotypeCaller did not use EMIT_VARIANTS_ONLY; relax proband VAF floor to 0.25</w:t>
+            </w:r>
+          </w:p>
+        </w:tc>
+      </w:tr>
+      <w:tr>
+        <w:tc>
+          <w:tcPr>
+            <w:tcW w:type="dxa" w:w="2600"/>
+            <w:tcBorders>
+              <w:top w:val="single" w:color="B0B0B0" w:sz="4"/>
+              <w:left w:val="single" w:color="B0B0B0" w:sz="4"/>
+              <w:bottom w:val="single" w:color="B0B0B0" w:sz="4"/>
+              <w:right w:val="single" w:color="B0B0B0" w:sz="4"/>
+            </w:tcBorders>
+            <w:tcMar>
+              <w:top w:type="dxa" w:w="60"/>
+              <w:left w:type="dxa" w:w="100"/>
+              <w:bottom w:type="dxa" w:w="60"/>
+              <w:right w:type="dxa" w:w="100"/>
+            </w:tcMar>
+          </w:tcPr>
+          <w:p>
+            <w:r>
+              <w:rPr>
+                <w:sz w:val="18"/>
+                <w:szCs w:val="18"/>
+              </w:rPr>
+              <w:t xml:space="preserve">Paternal fraction &lt; 65 % (≥ 10 phased)</w:t>
+            </w:r>
+          </w:p>
+        </w:tc>
+        <w:tc>
+          <w:tcPr>
+            <w:tcW w:type="dxa" w:w="2860"/>
+            <w:tcBorders>
+              <w:top w:val="single" w:color="B0B0B0" w:sz="4"/>
+              <w:left w:val="single" w:color="B0B0B0" w:sz="4"/>
+              <w:bottom w:val="single" w:color="B0B0B0" w:sz="4"/>
+              <w:right w:val="single" w:color="B0B0B0" w:sz="4"/>
+            </w:tcBorders>
+            <w:tcMar>
+              <w:top w:type="dxa" w:w="60"/>
+              <w:left w:type="dxa" w:w="100"/>
+              <w:bottom w:type="dxa" w:w="60"/>
+              <w:right w:type="dxa" w:w="100"/>
+            </w:tcMar>
+          </w:tcPr>
+          <w:p>
+            <w:r>
+              <w:rPr>
+                <w:sz w:val="18"/>
+                <w:szCs w:val="18"/>
+              </w:rPr>
+              <w:t xml:space="preserve">Maternal-side artefact, contamination or swap</w:t>
+            </w:r>
+          </w:p>
+        </w:tc>
+        <w:tc>
+          <w:tcPr>
+            <w:tcW w:type="dxa" w:w="3900"/>
+            <w:tcBorders>
+              <w:top w:val="single" w:color="B0B0B0" w:sz="4"/>
+              <w:left w:val="single" w:color="B0B0B0" w:sz="4"/>
+              <w:bottom w:val="single" w:color="B0B0B0" w:sz="4"/>
+              <w:right w:val="single" w:color="B0B0B0" w:sz="4"/>
+            </w:tcBorders>
+            <w:tcMar>
+              <w:top w:type="dxa" w:w="60"/>
+              <w:left w:type="dxa" w:w="100"/>
+              <w:bottom w:type="dxa" w:w="60"/>
+              <w:right w:type="dxa" w:w="100"/>
+            </w:tcMar>
+          </w:tcPr>
+          <w:p>
+            <w:r>
+              <w:rPr>
+                <w:sz w:val="18"/>
+                <w:szCs w:val="18"/>
+              </w:rPr>
+              <w:t xml:space="preserve">Re-run somalier; IGV-review 20 random DNMs</w:t>
+            </w:r>
+          </w:p>
+        </w:tc>
+      </w:tr>
+      <w:tr>
+        <w:tc>
+          <w:tcPr>
+            <w:tcW w:type="dxa" w:w="2600"/>
+            <w:tcBorders>
+              <w:top w:val="single" w:color="B0B0B0" w:sz="4"/>
+              <w:left w:val="single" w:color="B0B0B0" w:sz="4"/>
+              <w:bottom w:val="single" w:color="B0B0B0" w:sz="4"/>
+              <w:right w:val="single" w:color="B0B0B0" w:sz="4"/>
+            </w:tcBorders>
+            <w:tcMar>
+              <w:top w:type="dxa" w:w="60"/>
+              <w:left w:type="dxa" w:w="100"/>
+              <w:bottom w:type="dxa" w:w="60"/>
+              <w:right w:type="dxa" w:w="100"/>
+            </w:tcMar>
+          </w:tcPr>
+          <w:p>
+            <w:r>
+              <w:rPr>
+                <w:sz w:val="18"/>
+                <w:szCs w:val="18"/>
+              </w:rPr>
               <w:t xml:space="preserve">One parent shows ALT reads at many DNMs</w:t>
             </w:r>
           </w:p>
@@ -16990,7 +18873,7 @@
                 <w:sz w:val="18"/>
                 <w:szCs w:val="18"/>
               </w:rPr>
-              <w:t xml:space="preserve">DeNovoGear parse errors</w:t>
+              <w:t xml:space="preserve">DeNovoGear parse errors or no output</w:t>
             </w:r>
           </w:p>
         </w:tc>
@@ -17016,7 +18899,7 @@
                 <w:sz w:val="18"/>
                 <w:szCs w:val="18"/>
               </w:rPr>
-              <w:t xml:space="preserve">Output format differs between builds</w:t>
+              <w:t xml:space="preserve">Output format differs between builds; BCF input from modern bcftools</w:t>
             </w:r>
           </w:p>
         </w:tc>
@@ -17042,7 +18925,22 @@
                 <w:sz w:val="18"/>
                 <w:szCs w:val="18"/>
               </w:rPr>
-              <w:t xml:space="preserve">Check </w:t>
+              <w:t xml:space="preserve">Run on the candidate VCF (</w:t>
+            </w:r>
+            <w:r>
+              <w:rPr>
+                <w:rStyle w:val="InlineCode"/>
+                <w:sz w:val="18"/>
+                <w:szCs w:val="18"/>
+              </w:rPr>
+              <w:t xml:space="preserve">--vcf</w:t>
+            </w:r>
+            <w:r>
+              <w:rPr>
+                <w:sz w:val="18"/>
+                <w:szCs w:val="18"/>
+              </w:rPr>
+              <w:t xml:space="preserve">, §6.2); check </w:t>
             </w:r>
             <w:r>
               <w:rPr>
@@ -17326,16 +19224,43 @@
         <w:t xml:space="preserve">trio_dnm_pipeline/</w:t>
       </w:r>
       <w:r>
-        <w:t xml:space="preserve"> implements this protocol. The Python engine is dependency-free and covered by an automated test suite on a synthetic trio (true DNM, parental leakage, parental mosaic, proband mosaic, common variant, masked region, homopolymer, low MQ, inherited, male chrX hemizygous DNM), annotation/ACMG scenarios, somatic, CH, QC-gate and parser tests. The Nextflow workflow includes stub blocks for dry-running (</w:t>
+        <w:t xml:space="preserve"> implements this protocol. The Python engine is dependency-free and covered by an automated test suite on a synthetic trio (true DNM, parental leakage, parental mosaic, proband mosaic, common variant, masked region, homopolymer, low MQ, inherited, male chrX hemizygous DNM), annotation/ACMG scenarios, somatic, CH, QC-gate and parser tests. The Nextflow workflow has stub blocks for a dry run on bundled placeholder inputs (</w:t>
       </w:r>
       <w:r>
         <w:rPr>
           <w:rStyle w:val="InlineCode"/>
         </w:rPr>
-        <w:t xml:space="preserve">nextflow run main.nf -stub</w:t>
-      </w:r>
-      <w:r>
-        <w:t xml:space="preserve">); it must be validated on GIAB trio HG002/HG003/HG004 before production use.</w:t>
+        <w:t xml:space="preserve">nextflow run main.nf -stub -profile test_stub</w:t>
+      </w:r>
+      <w:r>
+        <w:t xml:space="preserve">). It has not yet been executed end-to-end and must be validated on GIAB trio HG002/HG003/HG004 before production use. </w:t>
+      </w:r>
+      <w:r>
+        <w:rPr>
+          <w:rStyle w:val="InlineCode"/>
+        </w:rPr>
+        <w:t xml:space="preserve">trio-dnm</w:t>
+      </w:r>
+      <w:r>
+        <w:t xml:space="preserve"> tasks run with the project directory and </w:t>
+      </w:r>
+      <w:r>
+        <w:rPr>
+          <w:rStyle w:val="InlineCode"/>
+        </w:rPr>
+        <w:t xml:space="preserve">params.resource_dir</w:t>
+      </w:r>
+      <w:r>
+        <w:t xml:space="preserve"> mounted read-only into the container, or in a trio-dnm image built from the provided Dockerfile (see </w:t>
+      </w:r>
+      <w:r>
+        <w:rPr>
+          <w:rStyle w:val="InlineCode"/>
+        </w:rPr>
+        <w:t xml:space="preserve">nextflow.config</w:t>
+      </w:r>
+      <w:r>
+        <w:t xml:space="preserve">).</w:t>
       </w:r>
     </w:p>
     <w:tbl>
@@ -17351,8 +19276,8 @@
         </w:tblBorders>
       </w:tblPr>
       <w:tblGrid>
-        <w:gridCol w:w="2200"/>
-        <w:gridCol w:w="4960"/>
+        <w:gridCol w:w="2400"/>
+        <w:gridCol w:w="4760"/>
         <w:gridCol w:w="2200"/>
       </w:tblGrid>
       <w:tr>
@@ -17361,7 +19286,7 @@
         </w:trPr>
         <w:tc>
           <w:tcPr>
-            <w:tcW w:type="dxa" w:w="2200"/>
+            <w:tcW w:type="dxa" w:w="2400"/>
             <w:tcBorders>
               <w:top w:val="single" w:color="B0B0B0" w:sz="4"/>
               <w:left w:val="single" w:color="B0B0B0" w:sz="4"/>
@@ -17384,13 +19309,13 @@
                 <w:sz w:val="18"/>
                 <w:szCs w:val="18"/>
               </w:rPr>
-              <w:t xml:space="preserve">Stage</w:t>
-            </w:r>
-          </w:p>
-        </w:tc>
-        <w:tc>
-          <w:tcPr>
-            <w:tcW w:type="dxa" w:w="4960"/>
+              <w:t xml:space="preserve">Stage (§)</w:t>
+            </w:r>
+          </w:p>
+        </w:tc>
+        <w:tc>
+          <w:tcPr>
+            <w:tcW w:type="dxa" w:w="4760"/>
             <w:tcBorders>
               <w:top w:val="single" w:color="B0B0B0" w:sz="4"/>
               <w:left w:val="single" w:color="B0B0B0" w:sz="4"/>
@@ -17450,53 +19375,53 @@
       <w:tr>
         <w:tc>
           <w:tcPr>
-            <w:tcW w:type="dxa" w:w="2200"/>
-            <w:tcBorders>
-              <w:top w:val="single" w:color="B0B0B0" w:sz="4"/>
-              <w:left w:val="single" w:color="B0B0B0" w:sz="4"/>
-              <w:bottom w:val="single" w:color="B0B0B0" w:sz="4"/>
-              <w:right w:val="single" w:color="B0B0B0" w:sz="4"/>
-            </w:tcBorders>
-            <w:tcMar>
-              <w:top w:type="dxa" w:w="60"/>
-              <w:left w:type="dxa" w:w="100"/>
-              <w:bottom w:type="dxa" w:w="60"/>
-              <w:right w:type="dxa" w:w="100"/>
-            </w:tcMar>
-          </w:tcPr>
-          <w:p>
-            <w:r>
-              <w:rPr>
-                <w:sz w:val="18"/>
-                <w:szCs w:val="18"/>
-              </w:rPr>
-              <w:t xml:space="preserve">1 QC</w:t>
-            </w:r>
-          </w:p>
-        </w:tc>
-        <w:tc>
-          <w:tcPr>
-            <w:tcW w:type="dxa" w:w="4960"/>
-            <w:tcBorders>
-              <w:top w:val="single" w:color="B0B0B0" w:sz="4"/>
-              <w:left w:val="single" w:color="B0B0B0" w:sz="4"/>
-              <w:bottom w:val="single" w:color="B0B0B0" w:sz="4"/>
-              <w:right w:val="single" w:color="B0B0B0" w:sz="4"/>
-            </w:tcBorders>
-            <w:tcMar>
-              <w:top w:type="dxa" w:w="60"/>
-              <w:left w:type="dxa" w:w="100"/>
-              <w:bottom w:type="dxa" w:w="60"/>
-              <w:right w:type="dxa" w:w="100"/>
-            </w:tcMar>
-          </w:tcPr>
-          <w:p>
-            <w:r>
-              <w:rPr>
-                <w:sz w:val="18"/>
-                <w:szCs w:val="18"/>
-              </w:rPr>
-              <w:t xml:space="preserve">MOSDEPTH, VERIFYBAMID2, SOMALIER_EXTRACT/RELATE, QC_GATE</w:t>
+            <w:tcW w:type="dxa" w:w="2400"/>
+            <w:tcBorders>
+              <w:top w:val="single" w:color="B0B0B0" w:sz="4"/>
+              <w:left w:val="single" w:color="B0B0B0" w:sz="4"/>
+              <w:bottom w:val="single" w:color="B0B0B0" w:sz="4"/>
+              <w:right w:val="single" w:color="B0B0B0" w:sz="4"/>
+            </w:tcBorders>
+            <w:tcMar>
+              <w:top w:type="dxa" w:w="60"/>
+              <w:left w:type="dxa" w:w="100"/>
+              <w:bottom w:type="dxa" w:w="60"/>
+              <w:right w:type="dxa" w:w="100"/>
+            </w:tcMar>
+          </w:tcPr>
+          <w:p>
+            <w:r>
+              <w:rPr>
+                <w:sz w:val="18"/>
+                <w:szCs w:val="18"/>
+              </w:rPr>
+              <w:t xml:space="preserve">1 QC (§3)</w:t>
+            </w:r>
+          </w:p>
+        </w:tc>
+        <w:tc>
+          <w:tcPr>
+            <w:tcW w:type="dxa" w:w="4760"/>
+            <w:tcBorders>
+              <w:top w:val="single" w:color="B0B0B0" w:sz="4"/>
+              <w:left w:val="single" w:color="B0B0B0" w:sz="4"/>
+              <w:bottom w:val="single" w:color="B0B0B0" w:sz="4"/>
+              <w:right w:val="single" w:color="B0B0B0" w:sz="4"/>
+            </w:tcBorders>
+            <w:tcMar>
+              <w:top w:type="dxa" w:w="60"/>
+              <w:left w:type="dxa" w:w="100"/>
+              <w:bottom w:type="dxa" w:w="60"/>
+              <w:right w:type="dxa" w:w="100"/>
+            </w:tcMar>
+          </w:tcPr>
+          <w:p>
+            <w:r>
+              <w:rPr>
+                <w:sz w:val="18"/>
+                <w:szCs w:val="18"/>
+              </w:rPr>
+              <w:t xml:space="preserve">MOSDEPTH, VERIFYBAMID2, SOMALIER_EXTRACT/RELATE, QC_GATE; MultiQC report at the end of the run</w:t>
             </w:r>
           </w:p>
         </w:tc>
@@ -17531,53 +19456,68 @@
       <w:tr>
         <w:tc>
           <w:tcPr>
-            <w:tcW w:type="dxa" w:w="2200"/>
-            <w:tcBorders>
-              <w:top w:val="single" w:color="B0B0B0" w:sz="4"/>
-              <w:left w:val="single" w:color="B0B0B0" w:sz="4"/>
-              <w:bottom w:val="single" w:color="B0B0B0" w:sz="4"/>
-              <w:right w:val="single" w:color="B0B0B0" w:sz="4"/>
-            </w:tcBorders>
-            <w:tcMar>
-              <w:top w:type="dxa" w:w="60"/>
-              <w:left w:type="dxa" w:w="100"/>
-              <w:bottom w:type="dxa" w:w="60"/>
-              <w:right w:type="dxa" w:w="100"/>
-            </w:tcMar>
-          </w:tcPr>
-          <w:p>
-            <w:r>
-              <w:rPr>
-                <w:sz w:val="18"/>
-                <w:szCs w:val="18"/>
-              </w:rPr>
-              <w:t xml:space="preserve">3 Joint calling</w:t>
-            </w:r>
-          </w:p>
-        </w:tc>
-        <w:tc>
-          <w:tcPr>
-            <w:tcW w:type="dxa" w:w="4960"/>
-            <w:tcBorders>
-              <w:top w:val="single" w:color="B0B0B0" w:sz="4"/>
-              <w:left w:val="single" w:color="B0B0B0" w:sz="4"/>
-              <w:bottom w:val="single" w:color="B0B0B0" w:sz="4"/>
-              <w:right w:val="single" w:color="B0B0B0" w:sz="4"/>
-            </w:tcBorders>
-            <w:tcMar>
-              <w:top w:type="dxa" w:w="60"/>
-              <w:left w:type="dxa" w:w="100"/>
-              <w:bottom w:type="dxa" w:w="60"/>
-              <w:right w:type="dxa" w:w="100"/>
-            </w:tcMar>
-          </w:tcPr>
-          <w:p>
-            <w:r>
-              <w:rPr>
-                <w:sz w:val="18"/>
-                <w:szCs w:val="18"/>
-              </w:rPr>
-              <w:t xml:space="preserve">HAPLOTYPECALLER, GENOTYPE_TRIO (hard filter, CGP, PossibleDeNovo), NORMALISE, VCFANNO, DEEPTRIO, GLNEXUS</w:t>
+            <w:tcW w:type="dxa" w:w="2400"/>
+            <w:tcBorders>
+              <w:top w:val="single" w:color="B0B0B0" w:sz="4"/>
+              <w:left w:val="single" w:color="B0B0B0" w:sz="4"/>
+              <w:bottom w:val="single" w:color="B0B0B0" w:sz="4"/>
+              <w:right w:val="single" w:color="B0B0B0" w:sz="4"/>
+            </w:tcBorders>
+            <w:tcMar>
+              <w:top w:type="dxa" w:w="60"/>
+              <w:left w:type="dxa" w:w="100"/>
+              <w:bottom w:type="dxa" w:w="60"/>
+              <w:right w:type="dxa" w:w="100"/>
+            </w:tcMar>
+          </w:tcPr>
+          <w:p>
+            <w:r>
+              <w:rPr>
+                <w:sz w:val="18"/>
+                <w:szCs w:val="18"/>
+              </w:rPr>
+              <w:t xml:space="preserve">2 Read processing (§4; FASTQ input only)</w:t>
+            </w:r>
+          </w:p>
+        </w:tc>
+        <w:tc>
+          <w:tcPr>
+            <w:tcW w:type="dxa" w:w="4760"/>
+            <w:tcBorders>
+              <w:top w:val="single" w:color="B0B0B0" w:sz="4"/>
+              <w:left w:val="single" w:color="B0B0B0" w:sz="4"/>
+              <w:bottom w:val="single" w:color="B0B0B0" w:sz="4"/>
+              <w:right w:val="single" w:color="B0B0B0" w:sz="4"/>
+            </w:tcBorders>
+            <w:tcMar>
+              <w:top w:type="dxa" w:w="60"/>
+              <w:left w:type="dxa" w:w="100"/>
+              <w:bottom w:type="dxa" w:w="60"/>
+              <w:right w:type="dxa" w:w="100"/>
+            </w:tcMar>
+          </w:tcPr>
+          <w:p>
+            <w:r>
+              <w:rPr>
+                <w:sz w:val="18"/>
+                <w:szCs w:val="18"/>
+              </w:rPr>
+              <w:t xml:space="preserve">ALIGN subworkflow (</w:t>
+            </w:r>
+            <w:r>
+              <w:rPr>
+                <w:rStyle w:val="InlineCode"/>
+                <w:sz w:val="18"/>
+                <w:szCs w:val="18"/>
+              </w:rPr>
+              <w:t xml:space="preserve">modules/align.nf</w:t>
+            </w:r>
+            <w:r>
+              <w:rPr>
+                <w:sz w:val="18"/>
+                <w:szCs w:val="18"/>
+              </w:rPr>
+              <w:t xml:space="preserve">): fastp, FastQC, BWA-MEM2 with full @RG, MarkDuplicates, BQSR</w:t>
             </w:r>
           </w:p>
         </w:tc>
@@ -17611,6 +19551,58 @@
       <w:tr>
         <w:tc>
           <w:tcPr>
+            <w:tcW w:type="dxa" w:w="2400"/>
+            <w:tcBorders>
+              <w:top w:val="single" w:color="B0B0B0" w:sz="4"/>
+              <w:left w:val="single" w:color="B0B0B0" w:sz="4"/>
+              <w:bottom w:val="single" w:color="B0B0B0" w:sz="4"/>
+              <w:right w:val="single" w:color="B0B0B0" w:sz="4"/>
+            </w:tcBorders>
+            <w:tcMar>
+              <w:top w:type="dxa" w:w="60"/>
+              <w:left w:type="dxa" w:w="100"/>
+              <w:bottom w:type="dxa" w:w="60"/>
+              <w:right w:type="dxa" w:w="100"/>
+            </w:tcMar>
+          </w:tcPr>
+          <w:p>
+            <w:r>
+              <w:rPr>
+                <w:sz w:val="18"/>
+                <w:szCs w:val="18"/>
+              </w:rPr>
+              <w:t xml:space="preserve">3 Joint calling (§5)</w:t>
+            </w:r>
+          </w:p>
+        </w:tc>
+        <w:tc>
+          <w:tcPr>
+            <w:tcW w:type="dxa" w:w="4760"/>
+            <w:tcBorders>
+              <w:top w:val="single" w:color="B0B0B0" w:sz="4"/>
+              <w:left w:val="single" w:color="B0B0B0" w:sz="4"/>
+              <w:bottom w:val="single" w:color="B0B0B0" w:sz="4"/>
+              <w:right w:val="single" w:color="B0B0B0" w:sz="4"/>
+            </w:tcBorders>
+            <w:tcMar>
+              <w:top w:type="dxa" w:w="60"/>
+              <w:left w:type="dxa" w:w="100"/>
+              <w:bottom w:type="dxa" w:w="60"/>
+              <w:right w:type="dxa" w:w="100"/>
+            </w:tcMar>
+          </w:tcPr>
+          <w:p>
+            <w:r>
+              <w:rPr>
+                <w:sz w:val="18"/>
+                <w:szCs w:val="18"/>
+              </w:rPr>
+              <w:t xml:space="preserve">HAPLOTYPECALLER, GENOTYPE_TRIO (hard filter, CGP, PossibleDeNovo), NORMALISE, VCFANNO, DEEPTRIO, GLNEXUS</w:t>
+            </w:r>
+          </w:p>
+        </w:tc>
+        <w:tc>
+          <w:tcPr>
             <w:tcW w:type="dxa" w:w="2200"/>
             <w:tcBorders>
               <w:top w:val="single" w:color="B0B0B0" w:sz="4"/>
@@ -17631,60 +19623,7 @@
                 <w:sz w:val="18"/>
                 <w:szCs w:val="18"/>
               </w:rPr>
-              <w:t xml:space="preserve">4–5 DNM detection + cascade</w:t>
-            </w:r>
-          </w:p>
-        </w:tc>
-        <w:tc>
-          <w:tcPr>
-            <w:tcW w:type="dxa" w:w="4960"/>
-            <w:tcBorders>
-              <w:top w:val="single" w:color="B0B0B0" w:sz="4"/>
-              <w:left w:val="single" w:color="B0B0B0" w:sz="4"/>
-              <w:bottom w:val="single" w:color="B0B0B0" w:sz="4"/>
-              <w:right w:val="single" w:color="B0B0B0" w:sz="4"/>
-            </w:tcBorders>
-            <w:tcMar>
-              <w:top w:type="dxa" w:w="60"/>
-              <w:left w:type="dxa" w:w="100"/>
-              <w:bottom w:type="dxa" w:w="60"/>
-              <w:right w:type="dxa" w:w="100"/>
-            </w:tcMar>
-          </w:tcPr>
-          <w:p>
-            <w:r>
-              <w:rPr>
-                <w:sz w:val="18"/>
-                <w:szCs w:val="18"/>
-              </w:rPr>
-              <w:t xml:space="preserve">CANDIDATE_SITES, MPILEUP_CANDIDATES, DENOVOGEAR, TRIODENOVO, TRIO_DNM_CALL</w:t>
-            </w:r>
-          </w:p>
-        </w:tc>
-        <w:tc>
-          <w:tcPr>
-            <w:tcW w:type="dxa" w:w="2200"/>
-            <w:tcBorders>
-              <w:top w:val="single" w:color="B0B0B0" w:sz="4"/>
-              <w:left w:val="single" w:color="B0B0B0" w:sz="4"/>
-              <w:bottom w:val="single" w:color="B0B0B0" w:sz="4"/>
-              <w:right w:val="single" w:color="B0B0B0" w:sz="4"/>
-            </w:tcBorders>
-            <w:tcMar>
-              <w:top w:type="dxa" w:w="60"/>
-              <w:left w:type="dxa" w:w="100"/>
-              <w:bottom w:type="dxa" w:w="60"/>
-              <w:right w:type="dxa" w:w="100"/>
-            </w:tcMar>
-          </w:tcPr>
-          <w:p>
-            <w:r>
-              <w:rPr>
-                <w:rStyle w:val="InlineCode"/>
-                <w:sz w:val="18"/>
-                <w:szCs w:val="18"/>
-              </w:rPr>
-              <w:t xml:space="preserve">call</w:t>
+              <w:t xml:space="preserve">—</w:t>
             </w:r>
           </w:p>
         </w:tc>
@@ -17692,6 +19631,58 @@
       <w:tr>
         <w:tc>
           <w:tcPr>
+            <w:tcW w:type="dxa" w:w="2400"/>
+            <w:tcBorders>
+              <w:top w:val="single" w:color="B0B0B0" w:sz="4"/>
+              <w:left w:val="single" w:color="B0B0B0" w:sz="4"/>
+              <w:bottom w:val="single" w:color="B0B0B0" w:sz="4"/>
+              <w:right w:val="single" w:color="B0B0B0" w:sz="4"/>
+            </w:tcBorders>
+            <w:tcMar>
+              <w:top w:type="dxa" w:w="60"/>
+              <w:left w:type="dxa" w:w="100"/>
+              <w:bottom w:type="dxa" w:w="60"/>
+              <w:right w:type="dxa" w:w="100"/>
+            </w:tcMar>
+          </w:tcPr>
+          <w:p>
+            <w:r>
+              <w:rPr>
+                <w:sz w:val="18"/>
+                <w:szCs w:val="18"/>
+              </w:rPr>
+              <w:t xml:space="preserve">4–5 DNM detection + cascade (§6–7)</w:t>
+            </w:r>
+          </w:p>
+        </w:tc>
+        <w:tc>
+          <w:tcPr>
+            <w:tcW w:type="dxa" w:w="4760"/>
+            <w:tcBorders>
+              <w:top w:val="single" w:color="B0B0B0" w:sz="4"/>
+              <w:left w:val="single" w:color="B0B0B0" w:sz="4"/>
+              <w:bottom w:val="single" w:color="B0B0B0" w:sz="4"/>
+              <w:right w:val="single" w:color="B0B0B0" w:sz="4"/>
+            </w:tcBorders>
+            <w:tcMar>
+              <w:top w:type="dxa" w:w="60"/>
+              <w:left w:type="dxa" w:w="100"/>
+              <w:bottom w:type="dxa" w:w="60"/>
+              <w:right w:type="dxa" w:w="100"/>
+            </w:tcMar>
+          </w:tcPr>
+          <w:p>
+            <w:r>
+              <w:rPr>
+                <w:sz w:val="18"/>
+                <w:szCs w:val="18"/>
+              </w:rPr>
+              <w:t xml:space="preserve">CANDIDATE_SITES, MPILEUP_CANDIDATES (strand pileup), DENOVOGEAR, TRIODENOVO, TRIO_DNM_CALL</w:t>
+            </w:r>
+          </w:p>
+        </w:tc>
+        <w:tc>
+          <w:tcPr>
             <w:tcW w:type="dxa" w:w="2200"/>
             <w:tcBorders>
               <w:top w:val="single" w:color="B0B0B0" w:sz="4"/>
@@ -17709,70 +19700,11 @@
           <w:p>
             <w:r>
               <w:rPr>
-                <w:sz w:val="18"/>
-                <w:szCs w:val="18"/>
-              </w:rPr>
-              <w:t xml:space="preserve">7 Mosaic</w:t>
-            </w:r>
-          </w:p>
-        </w:tc>
-        <w:tc>
-          <w:tcPr>
-            <w:tcW w:type="dxa" w:w="4960"/>
-            <w:tcBorders>
-              <w:top w:val="single" w:color="B0B0B0" w:sz="4"/>
-              <w:left w:val="single" w:color="B0B0B0" w:sz="4"/>
-              <w:bottom w:val="single" w:color="B0B0B0" w:sz="4"/>
-              <w:right w:val="single" w:color="B0B0B0" w:sz="4"/>
-            </w:tcBorders>
-            <w:tcMar>
-              <w:top w:type="dxa" w:w="60"/>
-              <w:left w:type="dxa" w:w="100"/>
-              <w:bottom w:type="dxa" w:w="60"/>
-              <w:right w:type="dxa" w:w="100"/>
-            </w:tcMar>
-          </w:tcPr>
-          <w:p>
-            <w:r>
-              <w:rPr>
-                <w:sz w:val="18"/>
-                <w:szCs w:val="18"/>
-              </w:rPr>
-              <w:t xml:space="preserve">MUTECT2_PROBAND, MOSAICFORECAST, PARENTAL_ABSENCE</w:t>
-            </w:r>
-          </w:p>
-        </w:tc>
-        <w:tc>
-          <w:tcPr>
-            <w:tcW w:type="dxa" w:w="2200"/>
-            <w:tcBorders>
-              <w:top w:val="single" w:color="B0B0B0" w:sz="4"/>
-              <w:left w:val="single" w:color="B0B0B0" w:sz="4"/>
-              <w:bottom w:val="single" w:color="B0B0B0" w:sz="4"/>
-              <w:right w:val="single" w:color="B0B0B0" w:sz="4"/>
-            </w:tcBorders>
-            <w:tcMar>
-              <w:top w:type="dxa" w:w="60"/>
-              <w:left w:type="dxa" w:w="100"/>
-              <w:bottom w:type="dxa" w:w="60"/>
-              <w:right w:type="dxa" w:w="100"/>
-            </w:tcMar>
-          </w:tcPr>
-          <w:p>
-            <w:r>
-              <w:rPr>
                 <w:rStyle w:val="InlineCode"/>
                 <w:sz w:val="18"/>
                 <w:szCs w:val="18"/>
               </w:rPr>
               <w:t xml:space="preserve">call</w:t>
-            </w:r>
-            <w:r>
-              <w:rPr>
-                <w:sz w:val="18"/>
-                <w:szCs w:val="18"/>
-              </w:rPr>
-              <w:t xml:space="preserve"> (mosaic tracks)</w:t>
             </w:r>
           </w:p>
         </w:tc>
@@ -17780,6 +19712,58 @@
       <w:tr>
         <w:tc>
           <w:tcPr>
+            <w:tcW w:type="dxa" w:w="2400"/>
+            <w:tcBorders>
+              <w:top w:val="single" w:color="B0B0B0" w:sz="4"/>
+              <w:left w:val="single" w:color="B0B0B0" w:sz="4"/>
+              <w:bottom w:val="single" w:color="B0B0B0" w:sz="4"/>
+              <w:right w:val="single" w:color="B0B0B0" w:sz="4"/>
+            </w:tcBorders>
+            <w:tcMar>
+              <w:top w:type="dxa" w:w="60"/>
+              <w:left w:type="dxa" w:w="100"/>
+              <w:bottom w:type="dxa" w:w="60"/>
+              <w:right w:type="dxa" w:w="100"/>
+            </w:tcMar>
+          </w:tcPr>
+          <w:p>
+            <w:r>
+              <w:rPr>
+                <w:sz w:val="18"/>
+                <w:szCs w:val="18"/>
+              </w:rPr>
+              <w:t xml:space="preserve">7 Mosaic (§9)</w:t>
+            </w:r>
+          </w:p>
+        </w:tc>
+        <w:tc>
+          <w:tcPr>
+            <w:tcW w:type="dxa" w:w="4760"/>
+            <w:tcBorders>
+              <w:top w:val="single" w:color="B0B0B0" w:sz="4"/>
+              <w:left w:val="single" w:color="B0B0B0" w:sz="4"/>
+              <w:bottom w:val="single" w:color="B0B0B0" w:sz="4"/>
+              <w:right w:val="single" w:color="B0B0B0" w:sz="4"/>
+            </w:tcBorders>
+            <w:tcMar>
+              <w:top w:type="dxa" w:w="60"/>
+              <w:left w:type="dxa" w:w="100"/>
+              <w:bottom w:type="dxa" w:w="60"/>
+              <w:right w:type="dxa" w:w="100"/>
+            </w:tcMar>
+          </w:tcPr>
+          <w:p>
+            <w:r>
+              <w:rPr>
+                <w:sz w:val="18"/>
+                <w:szCs w:val="18"/>
+              </w:rPr>
+              <w:t xml:space="preserve">MUTECT2_PROBAND, MOSAICFORECAST, PARENTAL_ABSENCE</w:t>
+            </w:r>
+          </w:p>
+        </w:tc>
+        <w:tc>
+          <w:tcPr>
             <w:tcW w:type="dxa" w:w="2200"/>
             <w:tcBorders>
               <w:top w:val="single" w:color="B0B0B0" w:sz="4"/>
@@ -17797,78 +19781,18 @@
           <w:p>
             <w:r>
               <w:rPr>
-                <w:sz w:val="18"/>
-                <w:szCs w:val="18"/>
-              </w:rPr>
-              <w:t xml:space="preserve">6, 8 Annotation + sanity</w:t>
-            </w:r>
-          </w:p>
-        </w:tc>
-        <w:tc>
-          <w:tcPr>
-            <w:tcW w:type="dxa" w:w="4960"/>
-            <w:tcBorders>
-              <w:top w:val="single" w:color="B0B0B0" w:sz="4"/>
-              <w:left w:val="single" w:color="B0B0B0" w:sz="4"/>
-              <w:bottom w:val="single" w:color="B0B0B0" w:sz="4"/>
-              <w:right w:val="single" w:color="B0B0B0" w:sz="4"/>
-            </w:tcBorders>
-            <w:tcMar>
-              <w:top w:type="dxa" w:w="60"/>
-              <w:left w:type="dxa" w:w="100"/>
-              <w:bottom w:type="dxa" w:w="60"/>
-              <w:right w:type="dxa" w:w="100"/>
-            </w:tcMar>
-          </w:tcPr>
-          <w:p>
-            <w:r>
-              <w:rPr>
-                <w:sz w:val="18"/>
-                <w:szCs w:val="18"/>
-              </w:rPr>
-              <w:t xml:space="preserve">VEP, UNFAZED, TRIO_DNM_ANNOTATE</w:t>
-            </w:r>
-          </w:p>
-        </w:tc>
-        <w:tc>
-          <w:tcPr>
-            <w:tcW w:type="dxa" w:w="2200"/>
-            <w:tcBorders>
-              <w:top w:val="single" w:color="B0B0B0" w:sz="4"/>
-              <w:left w:val="single" w:color="B0B0B0" w:sz="4"/>
-              <w:bottom w:val="single" w:color="B0B0B0" w:sz="4"/>
-              <w:right w:val="single" w:color="B0B0B0" w:sz="4"/>
-            </w:tcBorders>
-            <w:tcMar>
-              <w:top w:type="dxa" w:w="60"/>
-              <w:left w:type="dxa" w:w="100"/>
-              <w:bottom w:type="dxa" w:w="60"/>
-              <w:right w:type="dxa" w:w="100"/>
-            </w:tcMar>
-          </w:tcPr>
-          <w:p>
-            <w:r>
-              <w:rPr>
                 <w:rStyle w:val="InlineCode"/>
                 <w:sz w:val="18"/>
                 <w:szCs w:val="18"/>
               </w:rPr>
-              <w:t xml:space="preserve">annotate</w:t>
-            </w:r>
-            <w:r>
-              <w:rPr>
-                <w:sz w:val="18"/>
-                <w:szCs w:val="18"/>
-              </w:rPr>
-              <w:t xml:space="preserve">, </w:t>
-            </w:r>
-            <w:r>
-              <w:rPr>
-                <w:rStyle w:val="InlineCode"/>
-                <w:sz w:val="18"/>
-                <w:szCs w:val="18"/>
-              </w:rPr>
-              <w:t xml:space="preserve">signatures</w:t>
+              <w:t xml:space="preserve">call</w:t>
+            </w:r>
+            <w:r>
+              <w:rPr>
+                <w:sz w:val="18"/>
+                <w:szCs w:val="18"/>
+              </w:rPr>
+              <w:t xml:space="preserve"> (mosaic tracks)</w:t>
             </w:r>
           </w:p>
         </w:tc>
@@ -17876,6 +19800,58 @@
       <w:tr>
         <w:tc>
           <w:tcPr>
+            <w:tcW w:type="dxa" w:w="2400"/>
+            <w:tcBorders>
+              <w:top w:val="single" w:color="B0B0B0" w:sz="4"/>
+              <w:left w:val="single" w:color="B0B0B0" w:sz="4"/>
+              <w:bottom w:val="single" w:color="B0B0B0" w:sz="4"/>
+              <w:right w:val="single" w:color="B0B0B0" w:sz="4"/>
+            </w:tcBorders>
+            <w:tcMar>
+              <w:top w:type="dxa" w:w="60"/>
+              <w:left w:type="dxa" w:w="100"/>
+              <w:bottom w:type="dxa" w:w="60"/>
+              <w:right w:type="dxa" w:w="100"/>
+            </w:tcMar>
+          </w:tcPr>
+          <w:p>
+            <w:r>
+              <w:rPr>
+                <w:sz w:val="18"/>
+                <w:szCs w:val="18"/>
+              </w:rPr>
+              <w:t xml:space="preserve">6, 8 Annotation + sanity (§8, §10)</w:t>
+            </w:r>
+          </w:p>
+        </w:tc>
+        <w:tc>
+          <w:tcPr>
+            <w:tcW w:type="dxa" w:w="4760"/>
+            <w:tcBorders>
+              <w:top w:val="single" w:color="B0B0B0" w:sz="4"/>
+              <w:left w:val="single" w:color="B0B0B0" w:sz="4"/>
+              <w:bottom w:val="single" w:color="B0B0B0" w:sz="4"/>
+              <w:right w:val="single" w:color="B0B0B0" w:sz="4"/>
+            </w:tcBorders>
+            <w:tcMar>
+              <w:top w:type="dxa" w:w="60"/>
+              <w:left w:type="dxa" w:w="100"/>
+              <w:bottom w:type="dxa" w:w="60"/>
+              <w:right w:type="dxa" w:w="100"/>
+            </w:tcMar>
+          </w:tcPr>
+          <w:p>
+            <w:r>
+              <w:rPr>
+                <w:sz w:val="18"/>
+                <w:szCs w:val="18"/>
+              </w:rPr>
+              <w:t xml:space="preserve">VEP, UNFAZED, TRIO_DNM_ANNOTATE</w:t>
+            </w:r>
+          </w:p>
+        </w:tc>
+        <w:tc>
+          <w:tcPr>
             <w:tcW w:type="dxa" w:w="2200"/>
             <w:tcBorders>
               <w:top w:val="single" w:color="B0B0B0" w:sz="4"/>
@@ -17893,63 +19869,26 @@
           <w:p>
             <w:r>
               <w:rPr>
-                <w:sz w:val="18"/>
-                <w:szCs w:val="18"/>
-              </w:rPr>
-              <w:t xml:space="preserve">9 Somatic</w:t>
-            </w:r>
-          </w:p>
-        </w:tc>
-        <w:tc>
-          <w:tcPr>
-            <w:tcW w:type="dxa" w:w="4960"/>
-            <w:tcBorders>
-              <w:top w:val="single" w:color="B0B0B0" w:sz="4"/>
-              <w:left w:val="single" w:color="B0B0B0" w:sz="4"/>
-              <w:bottom w:val="single" w:color="B0B0B0" w:sz="4"/>
-              <w:right w:val="single" w:color="B0B0B0" w:sz="4"/>
-            </w:tcBorders>
-            <w:tcMar>
-              <w:top w:type="dxa" w:w="60"/>
-              <w:left w:type="dxa" w:w="100"/>
-              <w:bottom w:type="dxa" w:w="60"/>
-              <w:right w:type="dxa" w:w="100"/>
-            </w:tcMar>
-          </w:tcPr>
-          <w:p>
-            <w:r>
-              <w:rPr>
-                <w:sz w:val="18"/>
-                <w:szCs w:val="18"/>
-              </w:rPr>
-              <w:t xml:space="preserve">MUTECT2_PAIRED, STRELKA2, DEEPSOMATIC, CNVKIT, VEP_SOMATIC, TRIO_DNM_SOMATIC</w:t>
-            </w:r>
-          </w:p>
-        </w:tc>
-        <w:tc>
-          <w:tcPr>
-            <w:tcW w:type="dxa" w:w="2200"/>
-            <w:tcBorders>
-              <w:top w:val="single" w:color="B0B0B0" w:sz="4"/>
-              <w:left w:val="single" w:color="B0B0B0" w:sz="4"/>
-              <w:bottom w:val="single" w:color="B0B0B0" w:sz="4"/>
-              <w:right w:val="single" w:color="B0B0B0" w:sz="4"/>
-            </w:tcBorders>
-            <w:tcMar>
-              <w:top w:type="dxa" w:w="60"/>
-              <w:left w:type="dxa" w:w="100"/>
-              <w:bottom w:type="dxa" w:w="60"/>
-              <w:right w:type="dxa" w:w="100"/>
-            </w:tcMar>
-          </w:tcPr>
-          <w:p>
-            <w:r>
-              <w:rPr>
                 <w:rStyle w:val="InlineCode"/>
                 <w:sz w:val="18"/>
                 <w:szCs w:val="18"/>
               </w:rPr>
-              <w:t xml:space="preserve">somatic</w:t>
+              <w:t xml:space="preserve">annotate</w:t>
+            </w:r>
+            <w:r>
+              <w:rPr>
+                <w:sz w:val="18"/>
+                <w:szCs w:val="18"/>
+              </w:rPr>
+              <w:t xml:space="preserve">, </w:t>
+            </w:r>
+            <w:r>
+              <w:rPr>
+                <w:rStyle w:val="InlineCode"/>
+                <w:sz w:val="18"/>
+                <w:szCs w:val="18"/>
+              </w:rPr>
+              <w:t xml:space="preserve">signatures</w:t>
             </w:r>
           </w:p>
         </w:tc>
@@ -17957,6 +19896,58 @@
       <w:tr>
         <w:tc>
           <w:tcPr>
+            <w:tcW w:type="dxa" w:w="2400"/>
+            <w:tcBorders>
+              <w:top w:val="single" w:color="B0B0B0" w:sz="4"/>
+              <w:left w:val="single" w:color="B0B0B0" w:sz="4"/>
+              <w:bottom w:val="single" w:color="B0B0B0" w:sz="4"/>
+              <w:right w:val="single" w:color="B0B0B0" w:sz="4"/>
+            </w:tcBorders>
+            <w:tcMar>
+              <w:top w:type="dxa" w:w="60"/>
+              <w:left w:type="dxa" w:w="100"/>
+              <w:bottom w:type="dxa" w:w="60"/>
+              <w:right w:type="dxa" w:w="100"/>
+            </w:tcMar>
+          </w:tcPr>
+          <w:p>
+            <w:r>
+              <w:rPr>
+                <w:sz w:val="18"/>
+                <w:szCs w:val="18"/>
+              </w:rPr>
+              <w:t xml:space="preserve">9 Somatic (§11)</w:t>
+            </w:r>
+          </w:p>
+        </w:tc>
+        <w:tc>
+          <w:tcPr>
+            <w:tcW w:type="dxa" w:w="4760"/>
+            <w:tcBorders>
+              <w:top w:val="single" w:color="B0B0B0" w:sz="4"/>
+              <w:left w:val="single" w:color="B0B0B0" w:sz="4"/>
+              <w:bottom w:val="single" w:color="B0B0B0" w:sz="4"/>
+              <w:right w:val="single" w:color="B0B0B0" w:sz="4"/>
+            </w:tcBorders>
+            <w:tcMar>
+              <w:top w:type="dxa" w:w="60"/>
+              <w:left w:type="dxa" w:w="100"/>
+              <w:bottom w:type="dxa" w:w="60"/>
+              <w:right w:type="dxa" w:w="100"/>
+            </w:tcMar>
+          </w:tcPr>
+          <w:p>
+            <w:r>
+              <w:rPr>
+                <w:sz w:val="18"/>
+                <w:szCs w:val="18"/>
+              </w:rPr>
+              <w:t xml:space="preserve">MUTECT2_PAIRED, MANTA, STRELKA2, DEEPSOMATIC, CNVKIT, VEP_SOMATIC, TRIO_DNM_SOMATIC</w:t>
+            </w:r>
+          </w:p>
+        </w:tc>
+        <w:tc>
+          <w:tcPr>
             <w:tcW w:type="dxa" w:w="2200"/>
             <w:tcBorders>
               <w:top w:val="single" w:color="B0B0B0" w:sz="4"/>
@@ -17974,16 +19965,45 @@
           <w:p>
             <w:r>
               <w:rPr>
-                <w:sz w:val="18"/>
-                <w:szCs w:val="18"/>
-              </w:rPr>
-              <w:t xml:space="preserve">9 CH screen</w:t>
-            </w:r>
-          </w:p>
-        </w:tc>
-        <w:tc>
-          <w:tcPr>
-            <w:tcW w:type="dxa" w:w="4960"/>
+                <w:rStyle w:val="InlineCode"/>
+                <w:sz w:val="18"/>
+                <w:szCs w:val="18"/>
+              </w:rPr>
+              <w:t xml:space="preserve">somatic</w:t>
+            </w:r>
+          </w:p>
+        </w:tc>
+      </w:tr>
+      <w:tr>
+        <w:tc>
+          <w:tcPr>
+            <w:tcW w:type="dxa" w:w="2400"/>
+            <w:tcBorders>
+              <w:top w:val="single" w:color="B0B0B0" w:sz="4"/>
+              <w:left w:val="single" w:color="B0B0B0" w:sz="4"/>
+              <w:bottom w:val="single" w:color="B0B0B0" w:sz="4"/>
+              <w:right w:val="single" w:color="B0B0B0" w:sz="4"/>
+            </w:tcBorders>
+            <w:tcMar>
+              <w:top w:type="dxa" w:w="60"/>
+              <w:left w:type="dxa" w:w="100"/>
+              <w:bottom w:type="dxa" w:w="60"/>
+              <w:right w:type="dxa" w:w="100"/>
+            </w:tcMar>
+          </w:tcPr>
+          <w:p>
+            <w:r>
+              <w:rPr>
+                <w:sz w:val="18"/>
+                <w:szCs w:val="18"/>
+              </w:rPr>
+              <w:t xml:space="preserve">9 CH screen (§11.7)</w:t>
+            </w:r>
+          </w:p>
+        </w:tc>
+        <w:tc>
+          <w:tcPr>
+            <w:tcW w:type="dxa" w:w="4760"/>
             <w:tcBorders>
               <w:top w:val="single" w:color="B0B0B0" w:sz="4"/>
               <w:left w:val="single" w:color="B0B0B0" w:sz="4"/>
@@ -18031,6 +20051,175 @@
                 <w:szCs w:val="18"/>
               </w:rPr>
               <w:t xml:space="preserve">ch-screen</w:t>
+            </w:r>
+          </w:p>
+        </w:tc>
+      </w:tr>
+      <w:tr>
+        <w:tc>
+          <w:tcPr>
+            <w:tcW w:type="dxa" w:w="2400"/>
+            <w:tcBorders>
+              <w:top w:val="single" w:color="B0B0B0" w:sz="4"/>
+              <w:left w:val="single" w:color="B0B0B0" w:sz="4"/>
+              <w:bottom w:val="single" w:color="B0B0B0" w:sz="4"/>
+              <w:right w:val="single" w:color="B0B0B0" w:sz="4"/>
+            </w:tcBorders>
+            <w:tcMar>
+              <w:top w:type="dxa" w:w="60"/>
+              <w:left w:type="dxa" w:w="100"/>
+              <w:bottom w:type="dxa" w:w="60"/>
+              <w:right w:type="dxa" w:w="100"/>
+            </w:tcMar>
+          </w:tcPr>
+          <w:p>
+            <w:r>
+              <w:rPr>
+                <w:sz w:val="18"/>
+                <w:szCs w:val="18"/>
+              </w:rPr>
+              <w:t xml:space="preserve">10 Orthogonal validation (§12)</w:t>
+            </w:r>
+          </w:p>
+        </w:tc>
+        <w:tc>
+          <w:tcPr>
+            <w:tcW w:type="dxa" w:w="4760"/>
+            <w:tcBorders>
+              <w:top w:val="single" w:color="B0B0B0" w:sz="4"/>
+              <w:left w:val="single" w:color="B0B0B0" w:sz="4"/>
+              <w:bottom w:val="single" w:color="B0B0B0" w:sz="4"/>
+              <w:right w:val="single" w:color="B0B0B0" w:sz="4"/>
+            </w:tcBorders>
+            <w:tcMar>
+              <w:top w:type="dxa" w:w="60"/>
+              <w:left w:type="dxa" w:w="100"/>
+              <w:bottom w:type="dxa" w:w="60"/>
+              <w:right w:type="dxa" w:w="100"/>
+            </w:tcMar>
+          </w:tcPr>
+          <w:p>
+            <w:r>
+              <w:rPr>
+                <w:sz w:val="18"/>
+                <w:szCs w:val="18"/>
+              </w:rPr>
+              <w:t xml:space="preserve">Laboratory work; not automated</w:t>
+            </w:r>
+          </w:p>
+        </w:tc>
+        <w:tc>
+          <w:tcPr>
+            <w:tcW w:type="dxa" w:w="2200"/>
+            <w:tcBorders>
+              <w:top w:val="single" w:color="B0B0B0" w:sz="4"/>
+              <w:left w:val="single" w:color="B0B0B0" w:sz="4"/>
+              <w:bottom w:val="single" w:color="B0B0B0" w:sz="4"/>
+              <w:right w:val="single" w:color="B0B0B0" w:sz="4"/>
+            </w:tcBorders>
+            <w:tcMar>
+              <w:top w:type="dxa" w:w="60"/>
+              <w:left w:type="dxa" w:w="100"/>
+              <w:bottom w:type="dxa" w:w="60"/>
+              <w:right w:type="dxa" w:w="100"/>
+            </w:tcMar>
+          </w:tcPr>
+          <w:p>
+            <w:r>
+              <w:rPr>
+                <w:sz w:val="18"/>
+                <w:szCs w:val="18"/>
+              </w:rPr>
+              <w:t xml:space="preserve">—</w:t>
+            </w:r>
+          </w:p>
+        </w:tc>
+      </w:tr>
+      <w:tr>
+        <w:tc>
+          <w:tcPr>
+            <w:tcW w:type="dxa" w:w="2400"/>
+            <w:tcBorders>
+              <w:top w:val="single" w:color="B0B0B0" w:sz="4"/>
+              <w:left w:val="single" w:color="B0B0B0" w:sz="4"/>
+              <w:bottom w:val="single" w:color="B0B0B0" w:sz="4"/>
+              <w:right w:val="single" w:color="B0B0B0" w:sz="4"/>
+            </w:tcBorders>
+            <w:tcMar>
+              <w:top w:type="dxa" w:w="60"/>
+              <w:left w:type="dxa" w:w="100"/>
+              <w:bottom w:type="dxa" w:w="60"/>
+              <w:right w:type="dxa" w:w="100"/>
+            </w:tcMar>
+          </w:tcPr>
+          <w:p>
+            <w:r>
+              <w:rPr>
+                <w:sz w:val="18"/>
+                <w:szCs w:val="18"/>
+              </w:rPr>
+              <w:t xml:space="preserve">Provenance (§13.1)</w:t>
+            </w:r>
+          </w:p>
+        </w:tc>
+        <w:tc>
+          <w:tcPr>
+            <w:tcW w:type="dxa" w:w="4760"/>
+            <w:tcBorders>
+              <w:top w:val="single" w:color="B0B0B0" w:sz="4"/>
+              <w:left w:val="single" w:color="B0B0B0" w:sz="4"/>
+              <w:bottom w:val="single" w:color="B0B0B0" w:sz="4"/>
+              <w:right w:val="single" w:color="B0B0B0" w:sz="4"/>
+            </w:tcBorders>
+            <w:tcMar>
+              <w:top w:type="dxa" w:w="60"/>
+              <w:left w:type="dxa" w:w="100"/>
+              <w:bottom w:type="dxa" w:w="60"/>
+              <w:right w:type="dxa" w:w="100"/>
+            </w:tcMar>
+          </w:tcPr>
+          <w:p>
+            <w:r>
+              <w:rPr>
+                <w:sz w:val="18"/>
+                <w:szCs w:val="18"/>
+              </w:rPr>
+              <w:t xml:space="preserve">Nextflow reports and provenance JSON in </w:t>
+            </w:r>
+            <w:r>
+              <w:rPr>
+                <w:rStyle w:val="InlineCode"/>
+                <w:sz w:val="18"/>
+                <w:szCs w:val="18"/>
+              </w:rPr>
+              <w:t xml:space="preserve">results/pipeline_info/</w:t>
+            </w:r>
+          </w:p>
+        </w:tc>
+        <w:tc>
+          <w:tcPr>
+            <w:tcW w:type="dxa" w:w="2200"/>
+            <w:tcBorders>
+              <w:top w:val="single" w:color="B0B0B0" w:sz="4"/>
+              <w:left w:val="single" w:color="B0B0B0" w:sz="4"/>
+              <w:bottom w:val="single" w:color="B0B0B0" w:sz="4"/>
+              <w:right w:val="single" w:color="B0B0B0" w:sz="4"/>
+            </w:tcBorders>
+            <w:tcMar>
+              <w:top w:type="dxa" w:w="60"/>
+              <w:left w:type="dxa" w:w="100"/>
+              <w:bottom w:type="dxa" w:w="60"/>
+              <w:right w:type="dxa" w:w="100"/>
+            </w:tcMar>
+          </w:tcPr>
+          <w:p>
+            <w:r>
+              <w:rPr>
+                <w:rStyle w:val="InlineCode"/>
+                <w:sz w:val="18"/>
+                <w:szCs w:val="18"/>
+              </w:rPr>
+              <w:t xml:space="preserve">config</w:t>
             </w:r>
           </w:p>
         </w:tc>
@@ -18047,7 +20236,7 @@
         <w:spacing w:after="0" w:before="80"/>
       </w:pPr>
       <w:r>
-        <w:t xml:space="preserve"># post-calling only</w:t>
+        <w:t xml:space="preserve"># post-calling only. trio.anno.vcf.gz = normalised joint VCF annotated by vcfanno</w:t>
       </w:r>
     </w:p>
     <w:p>
@@ -18056,7 +20245,7 @@
         <w:spacing w:after="0" w:before="0"/>
       </w:pPr>
       <w:r>
-        <w:t xml:space="preserve">trio-dnm call     --vcf trio.norm.vcf.gz --ped trio.ped --fasta GRCh38.fa --exclude-bed masks.bed \</w:t>
+        <w:t xml:space="preserve"># (gnomAD_AF, PON_AF, ClinVar); strand pileup of the candidate sites for Layer 2:</w:t>
       </w:r>
     </w:p>
     <w:p>
@@ -18065,7 +20254,7 @@
         <w:spacing w:after="0" w:before="0"/>
       </w:pPr>
       <w:r>
-        <w:t xml:space="preserve">                  --caller deeptrio=dt.dnm.vcf.gz --caller triodenovo=tdn.vcf --out FAM001</w:t>
+        <w:t xml:space="preserve">bcftools mpileup -f GRCh38.fa -R cand_sites.tsv -a AD,ADF,ADR,DP -Oz \</w:t>
       </w:r>
     </w:p>
     <w:p>
@@ -18074,7 +20263,7 @@
         <w:spacing w:after="0" w:before="0"/>
       </w:pPr>
       <w:r>
-        <w:t xml:space="preserve">trio-dnm annotate --vcf FAM001.vep.vcf --call-summary FAM001.call_summary.json --gene-table genes.tsv \</w:t>
+        <w:t xml:space="preserve">                  -o FAM001.strand.vcf.gz P.bam F.bam M.bam</w:t>
       </w:r>
     </w:p>
     <w:p>
@@ -18083,7 +20272,7 @@
         <w:spacing w:after="0" w:before="0"/>
       </w:pPr>
       <w:r>
-        <w:t xml:space="preserve">                  --fasta GRCh38.fa --signatures COSMIC_v3.4_SBS_GRCh38.txt \</w:t>
+        <w:t xml:space="preserve">trio-dnm call     --vcf trio.anno.vcf.gz --ped trio.ped --fasta GRCh38.fa \</w:t>
       </w:r>
     </w:p>
     <w:p>
@@ -18092,7 +20281,7 @@
         <w:spacing w:after="0" w:before="0"/>
       </w:pPr>
       <w:r>
-        <w:t xml:space="preserve">                  --paternal-age 34 --maternal-age 31 --parent-of-origin FAM001.poo.bed --out FAM001</w:t>
+        <w:t xml:space="preserve">                  --exclude-bed masks.bed --strand-vcf FAM001.strand.vcf.gz \</w:t>
       </w:r>
     </w:p>
     <w:p>
@@ -18101,7 +20290,7 @@
         <w:spacing w:after="0" w:before="0"/>
       </w:pPr>
       <w:r>
-        <w:t xml:space="preserve">trio-dnm somatic  --vcf T.mutect2.vep.vcf --tumor T --normal P --trio-vcf trio.vcf.gz --father F --mother M \</w:t>
+        <w:t xml:space="preserve">                  --extra-vcf deeptrio.anno.vcf.gz --caller deeptrio=dt.dnm.vcf.gz \</w:t>
       </w:r>
     </w:p>
     <w:p>
@@ -18110,7 +20299,7 @@
         <w:spacing w:after="0" w:before="0"/>
       </w:pPr>
       <w:r>
-        <w:t xml:space="preserve">                  --caller strelka2=snvs.vcf.gz,indels.vcf.gz --caller deepsomatic=ds.vcf.gz \</w:t>
+        <w:t xml:space="preserve">                  --caller triodenovo=tdn.vcf --out FAM001</w:t>
       </w:r>
     </w:p>
     <w:p>
@@ -18119,7 +20308,7 @@
         <w:spacing w:after="0" w:before="0"/>
       </w:pPr>
       <w:r>
-        <w:t xml:space="preserve">                  --segments T.segments.tsv --purity 0.6 --germline-annotated FAM001.annotated.tsv --out T</w:t>
+        <w:t xml:space="preserve">trio-dnm annotate --vcf FAM001.vep.vcf --call-summary FAM001.call_summary.json \</w:t>
       </w:r>
     </w:p>
     <w:p>
@@ -18128,7 +20317,106 @@
         <w:spacing w:after="0" w:before="0"/>
       </w:pPr>
       <w:r>
-        <w:t xml:space="preserve"># full workflow</w:t>
+        <w:t xml:space="preserve">                  --gene-table genes.tsv --fasta GRCh38.fa \</w:t>
+      </w:r>
+    </w:p>
+    <w:p>
+      <w:pPr>
+        <w:pStyle w:val="CodeBlock"/>
+        <w:spacing w:after="0" w:before="0"/>
+      </w:pPr>
+      <w:r>
+        <w:t xml:space="preserve">                  --signatures COSMIC_v3.4_SBS_GRCh38.txt \</w:t>
+      </w:r>
+    </w:p>
+    <w:p>
+      <w:pPr>
+        <w:pStyle w:val="CodeBlock"/>
+        <w:spacing w:after="0" w:before="0"/>
+      </w:pPr>
+      <w:r>
+        <w:t xml:space="preserve">                  --paternal-age 34 --maternal-age 31 \</w:t>
+      </w:r>
+    </w:p>
+    <w:p>
+      <w:pPr>
+        <w:pStyle w:val="CodeBlock"/>
+        <w:spacing w:after="0" w:before="0"/>
+      </w:pPr>
+      <w:r>
+        <w:t xml:space="preserve">                  --parent-of-origin FAM001.poo.bed --out FAM001</w:t>
+      </w:r>
+    </w:p>
+    <w:p>
+      <w:pPr>
+        <w:pStyle w:val="CodeBlock"/>
+        <w:spacing w:after="0" w:before="0"/>
+      </w:pPr>
+      <w:r>
+        <w:t xml:space="preserve">trio-dnm somatic  --vcf T.mutect2.vep.vcf --tumor T --normal P \</w:t>
+      </w:r>
+    </w:p>
+    <w:p>
+      <w:pPr>
+        <w:pStyle w:val="CodeBlock"/>
+        <w:spacing w:after="0" w:before="0"/>
+      </w:pPr>
+      <w:r>
+        <w:t xml:space="preserve">                  --trio-vcf trio.vcf.gz --father F --mother M \</w:t>
+      </w:r>
+    </w:p>
+    <w:p>
+      <w:pPr>
+        <w:pStyle w:val="CodeBlock"/>
+        <w:spacing w:after="0" w:before="0"/>
+      </w:pPr>
+      <w:r>
+        <w:t xml:space="preserve">                  --caller strelka2=snvs.vcf.gz,indels.vcf.gz \</w:t>
+      </w:r>
+    </w:p>
+    <w:p>
+      <w:pPr>
+        <w:pStyle w:val="CodeBlock"/>
+        <w:spacing w:after="0" w:before="0"/>
+      </w:pPr>
+      <w:r>
+        <w:t xml:space="preserve">                  --caller deepsomatic=ds.vcf.gz \</w:t>
+      </w:r>
+    </w:p>
+    <w:p>
+      <w:pPr>
+        <w:pStyle w:val="CodeBlock"/>
+        <w:spacing w:after="0" w:before="0"/>
+      </w:pPr>
+      <w:r>
+        <w:t xml:space="preserve">                  --segments T.segments.tsv --purity 0.6 \</w:t>
+      </w:r>
+    </w:p>
+    <w:p>
+      <w:pPr>
+        <w:pStyle w:val="CodeBlock"/>
+        <w:spacing w:after="0" w:before="0"/>
+      </w:pPr>
+      <w:r>
+        <w:t xml:space="preserve">                  --germline-annotated FAM001.annotated.tsv --out T</w:t>
+      </w:r>
+    </w:p>
+    <w:p>
+      <w:pPr>
+        <w:pStyle w:val="CodeBlock"/>
+        <w:spacing w:after="0" w:before="0"/>
+      </w:pPr>
+      <w:r>
+        <w:t xml:space="preserve"># workflow: stub dry run on bundled placeholder inputs, then a real run</w:t>
+      </w:r>
+    </w:p>
+    <w:p>
+      <w:pPr>
+        <w:pStyle w:val="CodeBlock"/>
+        <w:spacing w:after="0" w:before="0"/>
+      </w:pPr>
+      <w:r>
+        <w:t xml:space="preserve">nextflow run main.nf -stub -profile test_stub</w:t>
       </w:r>
     </w:p>
     <w:p>
@@ -18333,7 +20621,24 @@
           <w:sz w:val="18"/>
           <w:szCs w:val="18"/>
         </w:rPr>
-        <w:t xml:space="preserve">Poplin R et al. A universal SNP and small-indel variant caller using deep neural networks. Nat Biotechnol 2018. (DeepVariant / DeepTrio)</w:t>
+        <w:t xml:space="preserve">Poplin R et al. A universal SNP and small-indel variant caller using deep neural networks. Nat Biotechnol 2018. (DeepVariant)</w:t>
+      </w:r>
+    </w:p>
+    <w:p>
+      <w:pPr>
+        <w:pStyle w:val="ListParagraph"/>
+        <w:numPr>
+          <w:ilvl w:val="0"/>
+          <w:numId w:val="3"/>
+        </w:numPr>
+        <w:spacing w:after="40"/>
+      </w:pPr>
+      <w:r>
+        <w:rPr>
+          <w:sz w:val="18"/>
+          <w:szCs w:val="18"/>
+        </w:rPr>
+        <w:t xml:space="preserve">Kolesnikov A, Goel S, Nattestad M, et al. DeepTrio: variant calling in families using deep learning. bioRxiv 2021. doi:10.1101/2021.04.05.438434. (DeepTrio)</w:t>
       </w:r>
     </w:p>
     <w:p>
@@ -19075,10 +21380,17 @@
     <w:basedOn w:val="Normal"/>
     <w:next w:val="Normal"/>
     <w:qFormat/>
+    <w:pPr>
+      <w:spacing w:after="160" w:before="360"/>
+      <w:outlineLvl w:val="0"/>
+    </w:pPr>
     <w:rPr>
-      <w:color w:val="2E74B5"/>
-      <w:sz w:val="32"/>
-      <w:szCs w:val="32"/>
+      <w:rFonts w:ascii="Calibri" w:cs="Calibri" w:eastAsia="Calibri" w:hAnsi="Calibri"/>
+      <w:b/>
+      <w:bCs/>
+      <w:color w:val="1F4E79"/>
+      <w:sz w:val="28"/>
+      <w:szCs w:val="28"/>
     </w:rPr>
   </w:style>
   <w:style w:type="paragraph" w:styleId="Heading2">
@@ -19086,10 +21398,17 @@
     <w:basedOn w:val="Normal"/>
     <w:next w:val="Normal"/>
     <w:qFormat/>
+    <w:pPr>
+      <w:spacing w:after="120" w:before="240"/>
+      <w:outlineLvl w:val="1"/>
+    </w:pPr>
     <w:rPr>
-      <w:color w:val="2E74B5"/>
-      <w:sz w:val="26"/>
-      <w:szCs w:val="26"/>
+      <w:rFonts w:ascii="Calibri" w:cs="Calibri" w:eastAsia="Calibri" w:hAnsi="Calibri"/>
+      <w:b/>
+      <w:bCs/>
+      <w:color w:val="2E75B6"/>
+      <w:sz w:val="24"/>
+      <w:szCs w:val="24"/>
     </w:rPr>
   </w:style>
   <w:style w:type="paragraph" w:styleId="Heading3">
@@ -19097,10 +21416,17 @@
     <w:basedOn w:val="Normal"/>
     <w:next w:val="Normal"/>
     <w:qFormat/>
+    <w:pPr>
+      <w:spacing w:after="80" w:before="180"/>
+      <w:outlineLvl w:val="2"/>
+    </w:pPr>
     <w:rPr>
-      <w:color w:val="1F4D78"/>
-      <w:sz w:val="24"/>
-      <w:szCs w:val="24"/>
+      <w:rFonts w:ascii="Calibri" w:cs="Calibri" w:eastAsia="Calibri" w:hAnsi="Calibri"/>
+      <w:b/>
+      <w:bCs/>
+      <w:color w:val="404040"/>
+      <w:sz w:val="21"/>
+      <w:szCs w:val="21"/>
     </w:rPr>
   </w:style>
   <w:style w:type="paragraph" w:styleId="Heading4">
@@ -19231,40 +21557,13 @@
       <w:szCs w:val="20"/>
     </w:rPr>
   </w:style>
-  <w:style w:type="paragraph" w:styleId="Heading1">
-    <w:name w:val="Heading 1"/>
-    <w:basedOn w:val="Normal"/>
-    <w:next w:val="Normal"/>
+  <w:style w:type="paragraph" w:styleId="Normal" w:default="1">
+    <w:name w:val="Normal"/>
     <w:qFormat/>
-    <w:pPr>
-      <w:spacing w:after="160" w:before="360"/>
-      <w:outlineLvl w:val="0"/>
-    </w:pPr>
     <w:rPr>
       <w:rFonts w:ascii="Calibri" w:cs="Calibri" w:eastAsia="Calibri" w:hAnsi="Calibri"/>
-      <w:b/>
-      <w:bCs/>
-      <w:color w:val="1F4E79"/>
-      <w:sz w:val="28"/>
-      <w:szCs w:val="28"/>
-    </w:rPr>
-  </w:style>
-  <w:style w:type="paragraph" w:styleId="Heading2">
-    <w:name w:val="Heading 2"/>
-    <w:basedOn w:val="Normal"/>
-    <w:next w:val="Normal"/>
-    <w:qFormat/>
-    <w:pPr>
-      <w:spacing w:after="120" w:before="240"/>
-      <w:outlineLvl w:val="1"/>
-    </w:pPr>
-    <w:rPr>
-      <w:rFonts w:ascii="Calibri" w:cs="Calibri" w:eastAsia="Calibri" w:hAnsi="Calibri"/>
-      <w:b/>
-      <w:bCs/>
-      <w:color w:val="2E75B6"/>
-      <w:sz w:val="24"/>
-      <w:szCs w:val="24"/>
+      <w:sz w:val="20"/>
+      <w:szCs w:val="20"/>
     </w:rPr>
   </w:style>
   <w:style w:type="paragraph" w:styleId="CodeBlock">
@@ -19291,24 +21590,6 @@
       <w:szCs w:val="20"/>
     </w:rPr>
   </w:style>
-  <w:style w:type="paragraph" w:styleId="Heading3">
-    <w:name w:val="Heading 3"/>
-    <w:basedOn w:val="Normal"/>
-    <w:next w:val="Normal"/>
-    <w:qFormat/>
-    <w:pPr>
-      <w:spacing w:after="80" w:before="180"/>
-      <w:outlineLvl w:val="2"/>
-    </w:pPr>
-    <w:rPr>
-      <w:rFonts w:ascii="Calibri" w:cs="Calibri" w:eastAsia="Calibri" w:hAnsi="Calibri"/>
-      <w:b/>
-      <w:bCs/>
-      <w:color w:val="404040"/>
-      <w:sz w:val="21"/>
-      <w:szCs w:val="21"/>
-    </w:rPr>
-  </w:style>
   <w:style w:type="character" w:styleId="InlineCode">
     <w:name w:val="Inline Code"/>
     <w:basedOn w:val="DefaultParagraphFont"/>

--- a/trio_dnm_pipeline/docs/Trio_DNM_Pipeline_Protocol_v2.0.docx
+++ b/trio_dnm_pipeline/docs/Trio_DNM_Pipeline_Protocol_v2.0.docx
@@ -4852,16 +4852,43 @@
         <w:t xml:space="preserve">trio-dnm</w:t>
       </w:r>
       <w:r>
-        <w:t xml:space="preserve"> tasks run in a plain Python image with the project directory and </w:t>
+        <w:t xml:space="preserve"> tasks stage the </w:t>
       </w:r>
       <w:r>
         <w:rPr>
           <w:rStyle w:val="InlineCode"/>
         </w:rPr>
-        <w:t xml:space="preserve">params.resource_dir</w:t>
-      </w:r>
-      <w:r>
-        <w:t xml:space="preserve"> mounted read-only, or in a trio-dnm image built from the provided Dockerfile (see </w:t>
+        <w:t xml:space="preserve">trio_dnm</w:t>
+      </w:r>
+      <w:r>
+        <w:t xml:space="preserve"> package into each task directory and put it on </w:t>
+      </w:r>
+      <w:r>
+        <w:rPr>
+          <w:rStyle w:val="InlineCode"/>
+        </w:rPr>
+        <w:t xml:space="preserve">PYTHONPATH</w:t>
+      </w:r>
+      <w:r>
+        <w:t xml:space="preserve">, so they run in any Python ≥ 3.10 image (default </w:t>
+      </w:r>
+      <w:r>
+        <w:rPr>
+          <w:rStyle w:val="InlineCode"/>
+        </w:rPr>
+        <w:t xml:space="preserve">python:3.11</w:t>
+      </w:r>
+      <w:r>
+        <w:t xml:space="preserve">) or in the image built from the provided Dockerfile. Every resource file (with any index next to it) is staged into the tasks as a Nextflow </w:t>
+      </w:r>
+      <w:r>
+        <w:rPr>
+          <w:rStyle w:val="InlineCode"/>
+        </w:rPr>
+        <w:t xml:space="preserve">path</w:t>
+      </w:r>
+      <w:r>
+        <w:t xml:space="preserve"> input, so it is visible inside Docker/Singularity containers without bind mounts (see the header of </w:t>
       </w:r>
       <w:r>
         <w:rPr>
@@ -6181,7 +6208,16 @@
         <w:t xml:space="preserve">trio-dnm call</w:t>
       </w:r>
       <w:r>
-        <w:t xml:space="preserve">: typically 0.5–2 %; &gt; 5 % indicates a swap or contamination and halts </w:t>
+        <w:t xml:space="preserve">: typically 0.5–2 %; &gt; 5 % indicates a swap or contamination. Over ≥ 1000 informative sites (</w:t>
+      </w:r>
+      <w:r>
+        <w:rPr>
+          <w:rStyle w:val="InlineCode"/>
+        </w:rPr>
+        <w:t xml:space="preserve">qc.mie_min_sites</w:t>
+      </w:r>
+      <w:r>
+        <w:t xml:space="preserve">) this halts </w:t>
       </w:r>
       <w:r>
         <w:rPr>
@@ -6190,7 +6226,7 @@
         <w:t xml:space="preserve">call</w:t>
       </w:r>
       <w:r>
-        <w:t xml:space="preserve"> (§3.3).</w:t>
+        <w:t xml:space="preserve"> (§3.3); below that (small panels) the gate is not applied, but the rate and a warning are still reported in the call summary and HTML report.</w:t>
       </w:r>
     </w:p>
     <w:p>
@@ -9723,7 +9759,16 @@
         <w:t xml:space="preserve">POSSIBLE_MOSAIC_NEEDS_DEPTH</w:t>
       </w:r>
       <w:r>
-        <w:t xml:space="preserve"> for review. Candidates with significant low-level parental ALT reads, including parents genotyped 0/1 whose VAF is significantly sub-heterozygous, are routed to the parental-mosaic track (§9.4).</w:t>
+        <w:t xml:space="preserve"> for review. Hemizygous regions (male chrX/chrY non-PAR) use the same VAF &lt; 0.40 limit with the binomial test against the hemizygous expectation; a heterozygous-looking VAF (0.40–0.70) there suggests sex-chromosome aneuploidy or a paralog artefact, so the candidate stays germline, fails the hemizygous VAF rule and is flagged </w:t>
+      </w:r>
+      <w:r>
+        <w:rPr>
+          <w:rStyle w:val="InlineCode"/>
+        </w:rPr>
+        <w:t xml:space="preserve">HEMIZYGOUS_HET_LIKE</w:t>
+      </w:r>
+      <w:r>
+        <w:t xml:space="preserve">. Candidates with significant low-level parental ALT reads, including parents genotyped 0/1 whose VAF is significantly sub-heterozygous, are routed to the parental-mosaic track (§9.4).</w:t>
       </w:r>
     </w:p>
     <w:p>
@@ -19224,7 +19269,7 @@
         <w:t xml:space="preserve">trio_dnm_pipeline/</w:t>
       </w:r>
       <w:r>
-        <w:t xml:space="preserve"> implements this protocol. The Python engine is dependency-free and covered by an automated test suite on a synthetic trio (true DNM, parental leakage, parental mosaic, proband mosaic, common variant, masked region, homopolymer, low MQ, inherited, male chrX hemizygous DNM), annotation/ACMG scenarios, somatic, CH, QC-gate and parser tests. The Nextflow workflow has stub blocks for a dry run on bundled placeholder inputs (</w:t>
+        <w:t xml:space="preserve"> implements this protocol. The Python engine is dependency-free and covered by an automated test suite on a synthetic trio (true DNM, parental leakage, parental mosaic, proband mosaic, common variant, masked region, homopolymer, low MQ, inherited, male chrX hemizygous DNM), annotation/ACMG scenarios, somatic, CH, QC-gate and parser tests. Every Nextflow process has a stub block; stub dry runs on bundled placeholder inputs (</w:t>
       </w:r>
       <w:r>
         <w:rPr>
@@ -19233,7 +19278,16 @@
         <w:t xml:space="preserve">nextflow run main.nf -stub -profile test_stub</w:t>
       </w:r>
       <w:r>
-        <w:t xml:space="preserve">). It has not yet been executed end-to-end and must be validated on GIAB trio HG002/HG003/HG004 before production use. </w:t>
+        <w:t xml:space="preserve">, and with </w:t>
+      </w:r>
+      <w:r>
+        <w:rPr>
+          <w:rStyle w:val="InlineCode"/>
+        </w:rPr>
+        <w:t xml:space="preserve">-params-file tests/nextflow/params_fastq.yaml</w:t>
+      </w:r>
+      <w:r>
+        <w:t xml:space="preserve"> for FASTQ input) complete without failures on Nextflow 24.10.4. The workflow has not yet been executed with the real tools and must be validated on GIAB trio HG002/HG003/HG004 before production use. </w:t>
       </w:r>
       <w:r>
         <w:rPr>
@@ -19242,16 +19296,43 @@
         <w:t xml:space="preserve">trio-dnm</w:t>
       </w:r>
       <w:r>
-        <w:t xml:space="preserve"> tasks run with the project directory and </w:t>
+        <w:t xml:space="preserve"> tasks stage the </w:t>
       </w:r>
       <w:r>
         <w:rPr>
           <w:rStyle w:val="InlineCode"/>
         </w:rPr>
-        <w:t xml:space="preserve">params.resource_dir</w:t>
-      </w:r>
-      <w:r>
-        <w:t xml:space="preserve"> mounted read-only into the container, or in a trio-dnm image built from the provided Dockerfile (see </w:t>
+        <w:t xml:space="preserve">trio_dnm</w:t>
+      </w:r>
+      <w:r>
+        <w:t xml:space="preserve"> package into each task directory and put it on </w:t>
+      </w:r>
+      <w:r>
+        <w:rPr>
+          <w:rStyle w:val="InlineCode"/>
+        </w:rPr>
+        <w:t xml:space="preserve">PYTHONPATH</w:t>
+      </w:r>
+      <w:r>
+        <w:t xml:space="preserve">, so they run in any Python ≥ 3.10 image (default </w:t>
+      </w:r>
+      <w:r>
+        <w:rPr>
+          <w:rStyle w:val="InlineCode"/>
+        </w:rPr>
+        <w:t xml:space="preserve">python:3.11</w:t>
+      </w:r>
+      <w:r>
+        <w:t xml:space="preserve">) or in the image built from the provided Dockerfile. Every resource file (with any index next to it) is staged into the tasks as a Nextflow </w:t>
+      </w:r>
+      <w:r>
+        <w:rPr>
+          <w:rStyle w:val="InlineCode"/>
+        </w:rPr>
+        <w:t xml:space="preserve">path</w:t>
+      </w:r>
+      <w:r>
+        <w:t xml:space="preserve"> input, so it is visible inside Docker/Singularity containers without bind mounts (see the header of </w:t>
       </w:r>
       <w:r>
         <w:rPr>
